--- a/C.V Renato F. Souza de Oliveira.docx
+++ b/C.V Renato F. Souza de Oliveira.docx
@@ -1,17 +1,19 @@
 
 <file path=word/document.xml><?xml version="1.0" encoding="utf-8"?>
-<w:document xmlns:o="urn:schemas-microsoft-com:office:office" xmlns:r="http://schemas.openxmlformats.org/officeDocument/2006/relationships" xmlns:v="urn:schemas-microsoft-com:vml" xmlns:w="http://schemas.openxmlformats.org/wordprocessingml/2006/main" xmlns:w10="urn:schemas-microsoft-com:office:word" xmlns:wp="http://schemas.openxmlformats.org/drawingml/2006/wordprocessingDrawing" xmlns:wps="http://schemas.microsoft.com/office/word/2010/wordprocessingShape" xmlns:wpg="http://schemas.microsoft.com/office/word/2010/wordprocessingGroup" xmlns:mc="http://schemas.openxmlformats.org/markup-compatibility/2006" xmlns:wp14="http://schemas.microsoft.com/office/word/2010/wordprocessingDrawing" xmlns:w14="http://schemas.microsoft.com/office/word/2010/wordml" xmlns:w15="http://schemas.microsoft.com/office/word/2012/wordml" mc:Ignorable="w14 wp14 w15">
+<w:document xmlns:wpc="http://schemas.microsoft.com/office/word/2010/wordprocessingCanvas" xmlns:cx="http://schemas.microsoft.com/office/drawing/2014/chartex" xmlns:cx1="http://schemas.microsoft.com/office/drawing/2015/9/8/chartex" xmlns:cx2="http://schemas.microsoft.com/office/drawing/2015/10/21/chartex" xmlns:cx3="http://schemas.microsoft.com/office/drawing/2016/5/9/chartex" xmlns:cx4="http://schemas.microsoft.com/office/drawing/2016/5/10/chartex" xmlns:cx5="http://schemas.microsoft.com/office/drawing/2016/5/11/chartex" xmlns:cx6="http://schemas.microsoft.com/office/drawing/2016/5/12/chartex" xmlns:cx7="http://schemas.microsoft.com/office/drawing/2016/5/13/chartex" xmlns:cx8="http://schemas.microsoft.com/office/drawing/2016/5/14/chartex" xmlns:mc="http://schemas.openxmlformats.org/markup-compatibility/2006" xmlns:aink="http://schemas.microsoft.com/office/drawing/2016/ink" xmlns:am3d="http://schemas.microsoft.com/office/drawing/2017/model3d" xmlns:o="urn:schemas-microsoft-com:office:office" xmlns:oel="http://schemas.microsoft.com/office/2019/extlst" xmlns:r="http://schemas.openxmlformats.org/officeDocument/2006/relationships" xmlns:m="http://schemas.openxmlformats.org/officeDocument/2006/math" xmlns:v="urn:schemas-microsoft-com:vml" xmlns:wp14="http://schemas.microsoft.com/office/word/2010/wordprocessingDrawing" xmlns:wp="http://schemas.openxmlformats.org/drawingml/2006/wordprocessingDrawing" xmlns:w10="urn:schemas-microsoft-com:office:word" xmlns:w="http://schemas.openxmlformats.org/wordprocessingml/2006/main" xmlns:w14="http://schemas.microsoft.com/office/word/2010/wordml" xmlns:w15="http://schemas.microsoft.com/office/word/2012/wordml" xmlns:w16cex="http://schemas.microsoft.com/office/word/2018/wordml/cex" xmlns:w16cid="http://schemas.microsoft.com/office/word/2016/wordml/cid" xmlns:w16="http://schemas.microsoft.com/office/word/2018/wordml" xmlns:w16du="http://schemas.microsoft.com/office/word/2023/wordml/word16du" xmlns:w16sdtdh="http://schemas.microsoft.com/office/word/2020/wordml/sdtdatahash" xmlns:w16sdtfl="http://schemas.microsoft.com/office/word/2024/wordml/sdtformatlock" xmlns:w16se="http://schemas.microsoft.com/office/word/2015/wordml/symex" xmlns:wpg="http://schemas.microsoft.com/office/word/2010/wordprocessingGroup" xmlns:wpi="http://schemas.microsoft.com/office/word/2010/wordprocessingInk" xmlns:wne="http://schemas.microsoft.com/office/word/2006/wordml" xmlns:wps="http://schemas.microsoft.com/office/word/2010/wordprocessingShape" mc:Ignorable="w14 w15 w16se w16cid w16 w16cex w16sdtdh w16sdtfl w16du wp14">
   <w:body>
     <w:p>
       <w:pPr>
-        <w:pStyle w:val="Title"/>
-        <w:rPr>
+        <w:pStyle w:val="Ttulo"/>
+        <w:rPr>
+          <w:rFonts w:ascii="Arial" w:hAnsi="Arial" w:cs="Arial"/>
           <w:sz w:val="52"/>
           <w:szCs w:val="52"/>
         </w:rPr>
       </w:pPr>
       <w:r>
         <w:rPr>
+          <w:rFonts w:ascii="Arial" w:hAnsi="Arial" w:cs="Arial"/>
           <w:sz w:val="52"/>
           <w:szCs w:val="52"/>
         </w:rPr>
@@ -20,27 +22,33 @@
     </w:p>
     <w:p>
       <w:pPr>
-        <w:pStyle w:val="Normal"/>
-        <w:rPr>
+        <w:rPr>
+          <w:rFonts w:ascii="Arial" w:hAnsi="Arial" w:cs="Arial"/>
           <w:lang w:val="pt-BR" w:bidi="pt-BR"/>
         </w:rPr>
       </w:pPr>
       <w:r>
-        <w:rPr/>
+        <w:rPr>
+          <w:rFonts w:ascii="Arial" w:hAnsi="Arial" w:cs="Arial"/>
+        </w:rPr>
         <w:t xml:space="preserve">34 anos </w:t>
       </w:r>
       <w:r>
         <w:rPr>
+          <w:rFonts w:ascii="Arial" w:hAnsi="Arial" w:cs="Arial"/>
           <w:lang w:val="pt-BR" w:bidi="pt-BR"/>
         </w:rPr>
         <w:t xml:space="preserve">| </w:t>
       </w:r>
       <w:r>
-        <w:rPr/>
+        <w:rPr>
+          <w:rFonts w:ascii="Arial" w:hAnsi="Arial" w:cs="Arial"/>
+        </w:rPr>
         <w:t>Rua Miranda Azevedo, 260, Sorocaba</w:t>
       </w:r>
       <w:r>
         <w:rPr>
+          <w:rFonts w:ascii="Arial" w:hAnsi="Arial" w:cs="Arial"/>
           <w:lang w:val="pt-BR" w:bidi="pt-BR"/>
         </w:rPr>
         <w:t> | (15) 98802-0903</w:t>
@@ -48,33 +56,38 @@
     </w:p>
     <w:p>
       <w:pPr>
-        <w:pStyle w:val="Normal"/>
-        <w:rPr>
+        <w:rPr>
+          <w:rFonts w:ascii="Arial" w:hAnsi="Arial" w:cs="Arial"/>
           <w:lang w:val="pt-BR" w:bidi="pt-BR"/>
         </w:rPr>
       </w:pPr>
-      <w:hyperlink r:id="rId2">
+      <w:hyperlink r:id="rId8">
         <w:r>
           <w:rPr>
             <w:rStyle w:val="Hyperlink"/>
+            <w:rFonts w:ascii="Arial" w:hAnsi="Arial" w:cs="Arial"/>
           </w:rPr>
           <w:t>renatofrancisco@hotmail.com</w:t>
         </w:r>
       </w:hyperlink>
       <w:r>
-        <w:rPr/>
+        <w:rPr>
+          <w:rFonts w:ascii="Arial" w:hAnsi="Arial" w:cs="Arial"/>
+        </w:rPr>
         <w:t xml:space="preserve"> </w:t>
       </w:r>
       <w:r>
         <w:rPr>
+          <w:rFonts w:ascii="Arial" w:hAnsi="Arial" w:cs="Arial"/>
           <w:lang w:val="pt-BR" w:bidi="pt-BR"/>
         </w:rPr>
         <w:t> | </w:t>
       </w:r>
-      <w:hyperlink r:id="rId3">
+      <w:hyperlink r:id="rId9">
         <w:r>
           <w:rPr>
             <w:rStyle w:val="Hyperlink"/>
+            <w:rFonts w:ascii="Arial" w:hAnsi="Arial" w:cs="Arial"/>
             <w:lang w:val="pt-BR" w:bidi="pt-BR"/>
           </w:rPr>
           <w:t xml:space="preserve">http://www.linkedin.com/in/renatosouzadeoliveira </w:t>
@@ -83,16 +96,17 @@
     </w:p>
     <w:p>
       <w:pPr>
-        <w:pStyle w:val="Normal"/>
         <w:rPr>
           <w:rStyle w:val="Hyperlink"/>
+          <w:rFonts w:ascii="Arial" w:hAnsi="Arial" w:cs="Arial"/>
           <w:lang w:val="pt-BR" w:bidi="pt-BR"/>
         </w:rPr>
       </w:pPr>
-      <w:hyperlink r:id="rId4">
+      <w:hyperlink r:id="rId10">
         <w:r>
           <w:rPr>
             <w:rStyle w:val="Hyperlink"/>
+            <w:rFonts w:ascii="Arial" w:hAnsi="Arial" w:cs="Arial"/>
             <w:lang w:val="pt-BR" w:bidi="pt-BR"/>
           </w:rPr>
           <w:t>https://github.com/Rena7oSouza</w:t>
@@ -100,14 +114,16 @@
       </w:hyperlink>
       <w:r>
         <w:rPr>
+          <w:rFonts w:ascii="Arial" w:hAnsi="Arial" w:cs="Arial"/>
           <w:lang w:val="pt-BR" w:bidi="pt-BR"/>
         </w:rPr>
         <w:t xml:space="preserve">  | </w:t>
       </w:r>
-      <w:hyperlink r:id="rId5">
+      <w:hyperlink r:id="rId11">
         <w:r>
           <w:rPr>
             <w:rStyle w:val="Hyperlink"/>
+            <w:rFonts w:ascii="Arial" w:hAnsi="Arial" w:cs="Arial"/>
             <w:lang w:val="pt-BR" w:bidi="pt-BR"/>
           </w:rPr>
           <w:t>https://rena7osouza.github.io/</w:t>
@@ -116,393 +132,450 @@
     </w:p>
     <w:p>
       <w:pPr>
-        <w:pStyle w:val="Heading1"/>
-        <w:rPr/>
-      </w:pPr>
-      <w:r>
-        <w:rPr/>
+        <w:pStyle w:val="Ttulo1"/>
+        <w:rPr>
+          <w:rFonts w:ascii="Arial" w:hAnsi="Arial" w:cs="Arial"/>
+          <w:sz w:val="24"/>
+          <w:szCs w:val="24"/>
+        </w:rPr>
+      </w:pPr>
+      <w:r>
+        <w:rPr>
+          <w:rFonts w:ascii="Arial" w:hAnsi="Arial" w:cs="Arial"/>
+          <w:sz w:val="24"/>
+          <w:szCs w:val="24"/>
+        </w:rPr>
         <w:t>Resumo profissional</w:t>
       </w:r>
     </w:p>
     <w:p>
       <w:pPr>
-        <w:pStyle w:val="Normal"/>
-        <w:rPr>
+        <w:rPr>
+          <w:rFonts w:ascii="Arial" w:hAnsi="Arial" w:cs="Arial"/>
           <w:sz w:val="20"/>
           <w:szCs w:val="20"/>
         </w:rPr>
       </w:pPr>
       <w:r>
         <w:rPr>
+          <w:rFonts w:ascii="Arial" w:hAnsi="Arial" w:cs="Arial"/>
           <w:sz w:val="20"/>
           <w:szCs w:val="20"/>
           <w:lang w:val="pt-BR"/>
         </w:rPr>
-        <w:t>Profissional com 10 anos de experiência em montagem e manutenção de computadores e configuração de redes domésticas e empresariais como autônomo. Possuo também 8 anos de experiência na área administrativa, atuando como auxiliar de escritório, desenvolvendo organização, atenção aos detalhes e visão de processos. Além disso, atuei por 2 anos como programador de jogos digitais, desenvolvendo habilidades em programação, lógica, design e experiência do usuário. Sou formado em Educação Física e em Design de Jogos Digitais, onde aprimorei meus conhecimentos em desenvolvimento de software. Tenho pós-graduação em DevOps e Engenharia de Software e atualmente curso bacharelado em Administração. Possuo conhecimentos em diversas linguagens de programação, bancos de dados, redes de computadores e manutenção de hardware. Busco uma oportunidade para aplicar minhas habilidades e conhecimentos na área de TI ou administrativa, visando sempre a resolução de problemas e a contribuição para o sucesso dos projetos.</w:t>
-      </w:r>
-    </w:p>
-    <w:p>
-      <w:pPr>
-        <w:pStyle w:val="Heading1"/>
-        <w:rPr/>
-      </w:pPr>
-      <w:r>
-        <w:rPr/>
+        <w:t xml:space="preserve">Profissional com 10 anos de experiência em montagem e manutenção de computadores e configuração de redes domésticas e empresariais como autônomo. Possuo também 8 anos de experiência na área administrativa, atuando como auxiliar de escritório, desenvolvendo organização, atenção aos detalhes e visão de processos. Além disso, atuei por 2 anos como programador de jogos digitais, desenvolvendo habilidades em programação, lógica, design e experiência do usuário. Sou formado em Educação Física e em Design de Jogos Digitais, onde aprimorei meus conhecimentos em desenvolvimento de software. Tenho pós-graduação em </w:t>
+      </w:r>
+      <w:proofErr w:type="spellStart"/>
+      <w:r>
+        <w:rPr>
+          <w:rFonts w:ascii="Arial" w:hAnsi="Arial" w:cs="Arial"/>
+          <w:sz w:val="20"/>
+          <w:szCs w:val="20"/>
+          <w:lang w:val="pt-BR"/>
+        </w:rPr>
+        <w:t>DevOps</w:t>
+      </w:r>
+      <w:proofErr w:type="spellEnd"/>
+      <w:r>
+        <w:rPr>
+          <w:rFonts w:ascii="Arial" w:hAnsi="Arial" w:cs="Arial"/>
+          <w:sz w:val="20"/>
+          <w:szCs w:val="20"/>
+          <w:lang w:val="pt-BR"/>
+        </w:rPr>
+        <w:t xml:space="preserve"> e Engenharia de Software e atualmente curso bacharelado em Administração. Possuo conhecimentos em diversas linguagens de programação, bancos de dados, redes de computadores e manutenção de hardware. Busco uma oportunidade para aplicar minhas habilidades e conhecimentos na área de TI ou administrativa, visando sempre a resolução de problemas e a contribuição para o sucesso dos projetos.</w:t>
+      </w:r>
+    </w:p>
+    <w:p>
+      <w:pPr>
+        <w:pStyle w:val="Ttulo1"/>
+        <w:rPr>
+          <w:rFonts w:ascii="Arial" w:hAnsi="Arial" w:cs="Arial"/>
+          <w:sz w:val="24"/>
+          <w:szCs w:val="24"/>
+        </w:rPr>
+      </w:pPr>
+      <w:r>
+        <w:rPr>
+          <w:rFonts w:ascii="Arial" w:hAnsi="Arial" w:cs="Arial"/>
+          <w:sz w:val="24"/>
+          <w:szCs w:val="24"/>
+        </w:rPr>
         <w:t>Pós-Graduações</w:t>
       </w:r>
     </w:p>
     <w:p>
       <w:pPr>
-        <w:pStyle w:val="Heading2"/>
+        <w:pStyle w:val="Ttulo2"/>
         <w:numPr>
           <w:ilvl w:val="0"/>
           <w:numId w:val="6"/>
         </w:numPr>
         <w:rPr>
-          <w:sz w:val="20"/>
-          <w:szCs w:val="20"/>
-        </w:rPr>
-      </w:pPr>
-      <w:r>
-        <w:rPr>
-          <w:sz w:val="20"/>
-          <w:szCs w:val="20"/>
+          <w:rFonts w:ascii="Arial" w:hAnsi="Arial" w:cs="Arial"/>
+          <w:sz w:val="18"/>
+          <w:szCs w:val="18"/>
+        </w:rPr>
+      </w:pPr>
+      <w:r>
+        <w:rPr>
+          <w:rFonts w:ascii="Arial" w:hAnsi="Arial" w:cs="Arial"/>
+          <w:sz w:val="18"/>
+          <w:szCs w:val="18"/>
         </w:rPr>
         <w:t>pós-Graduação em Engenharia de software pela Faculdade Anhanguera (2024) - concluído</w:t>
       </w:r>
     </w:p>
     <w:p>
       <w:pPr>
-        <w:pStyle w:val="Heading2"/>
+        <w:pStyle w:val="Ttulo2"/>
         <w:numPr>
           <w:ilvl w:val="0"/>
           <w:numId w:val="6"/>
         </w:numPr>
         <w:rPr>
-          <w:sz w:val="20"/>
-          <w:szCs w:val="20"/>
-        </w:rPr>
-      </w:pPr>
-      <w:r>
-        <w:rPr>
-          <w:sz w:val="20"/>
-          <w:szCs w:val="20"/>
-        </w:rPr>
-        <w:t>pós-Graduação em devops pela Faculdade Anhanguera (2023 - 2024) - Concluído</w:t>
-      </w:r>
-    </w:p>
-    <w:p>
-      <w:pPr>
-        <w:pStyle w:val="Heading1"/>
-        <w:rPr/>
-      </w:pPr>
-      <w:r>
-        <w:rPr/>
+          <w:rFonts w:ascii="Arial" w:hAnsi="Arial" w:cs="Arial"/>
+          <w:sz w:val="18"/>
+          <w:szCs w:val="18"/>
+        </w:rPr>
+      </w:pPr>
+      <w:r>
+        <w:rPr>
+          <w:rFonts w:ascii="Arial" w:hAnsi="Arial" w:cs="Arial"/>
+          <w:sz w:val="18"/>
+          <w:szCs w:val="18"/>
+        </w:rPr>
+        <w:t>pós-Graduação em devops pela Faculdade Anhanguera (2024) - Concluído</w:t>
+      </w:r>
+    </w:p>
+    <w:p>
+      <w:pPr>
+        <w:pStyle w:val="Ttulo1"/>
+        <w:rPr>
+          <w:rFonts w:ascii="Arial" w:hAnsi="Arial" w:cs="Arial"/>
+          <w:sz w:val="24"/>
+          <w:szCs w:val="24"/>
+        </w:rPr>
+      </w:pPr>
+      <w:r>
+        <w:rPr>
+          <w:rFonts w:ascii="Arial" w:hAnsi="Arial" w:cs="Arial"/>
+          <w:sz w:val="24"/>
+          <w:szCs w:val="24"/>
+        </w:rPr>
         <w:t>Formações acadêmicas</w:t>
       </w:r>
     </w:p>
     <w:p>
       <w:pPr>
-        <w:pStyle w:val="Heading2"/>
+        <w:pStyle w:val="Ttulo2"/>
         <w:numPr>
           <w:ilvl w:val="0"/>
           <w:numId w:val="6"/>
         </w:numPr>
         <w:rPr>
-          <w:sz w:val="20"/>
-          <w:szCs w:val="20"/>
-        </w:rPr>
-      </w:pPr>
-      <w:r>
-        <w:rPr>
-          <w:sz w:val="20"/>
-          <w:szCs w:val="20"/>
+          <w:rFonts w:ascii="Arial" w:hAnsi="Arial" w:cs="Arial"/>
+          <w:sz w:val="18"/>
+          <w:szCs w:val="18"/>
+        </w:rPr>
+      </w:pPr>
+      <w:r>
+        <w:rPr>
+          <w:rFonts w:ascii="Arial" w:hAnsi="Arial" w:cs="Arial"/>
+          <w:sz w:val="18"/>
+          <w:szCs w:val="18"/>
         </w:rPr>
         <w:t>bacharelado em Administração pela Faculdade Anhanguera (2023 - 2026) – Em Andamento</w:t>
       </w:r>
     </w:p>
     <w:p>
       <w:pPr>
-        <w:pStyle w:val="Heading2"/>
+        <w:pStyle w:val="Ttulo2"/>
         <w:numPr>
           <w:ilvl w:val="0"/>
           <w:numId w:val="6"/>
         </w:numPr>
         <w:rPr>
-          <w:sz w:val="20"/>
-          <w:szCs w:val="20"/>
-        </w:rPr>
-      </w:pPr>
-      <w:r>
-        <w:rPr>
-          <w:sz w:val="20"/>
-          <w:szCs w:val="20"/>
+          <w:rFonts w:ascii="Arial" w:hAnsi="Arial" w:cs="Arial"/>
+          <w:sz w:val="18"/>
+          <w:szCs w:val="18"/>
+        </w:rPr>
+      </w:pPr>
+      <w:r>
+        <w:rPr>
+          <w:rFonts w:ascii="Arial" w:hAnsi="Arial" w:cs="Arial"/>
+          <w:sz w:val="18"/>
+          <w:szCs w:val="18"/>
         </w:rPr>
         <w:t>Tecnólogo em Design de Jogos Digitais pela FACENS (2015 - 2017) – Concluído</w:t>
       </w:r>
     </w:p>
     <w:p>
       <w:pPr>
-        <w:pStyle w:val="Heading2"/>
+        <w:pStyle w:val="Ttulo2"/>
         <w:numPr>
           <w:ilvl w:val="0"/>
           <w:numId w:val="6"/>
         </w:numPr>
         <w:rPr>
-          <w:sz w:val="20"/>
-          <w:szCs w:val="20"/>
-        </w:rPr>
-      </w:pPr>
-      <w:r>
-        <w:rPr>
-          <w:sz w:val="20"/>
-          <w:szCs w:val="20"/>
+          <w:rFonts w:ascii="Arial" w:hAnsi="Arial" w:cs="Arial"/>
+          <w:sz w:val="18"/>
+          <w:szCs w:val="18"/>
+        </w:rPr>
+      </w:pPr>
+      <w:r>
+        <w:rPr>
+          <w:rFonts w:ascii="Arial" w:hAnsi="Arial" w:cs="Arial"/>
+          <w:sz w:val="18"/>
+          <w:szCs w:val="18"/>
         </w:rPr>
         <w:t>Licenciatura em Educação Física pela Faculdade Anhanguera (2010 - 2013) - Concluído</w:t>
       </w:r>
     </w:p>
     <w:p>
       <w:pPr>
-        <w:pStyle w:val="Heading1"/>
-        <w:rPr/>
-      </w:pPr>
-      <w:r>
-        <w:rPr/>
+        <w:pStyle w:val="Ttulo1"/>
+        <w:rPr>
+          <w:rFonts w:ascii="Arial" w:hAnsi="Arial" w:cs="Arial"/>
+          <w:sz w:val="24"/>
+          <w:szCs w:val="24"/>
+        </w:rPr>
+      </w:pPr>
+      <w:r>
+        <w:rPr>
+          <w:rFonts w:ascii="Arial" w:hAnsi="Arial" w:cs="Arial"/>
+          <w:sz w:val="24"/>
+          <w:szCs w:val="24"/>
+        </w:rPr>
         <w:t>Cursos complementares</w:t>
       </w:r>
     </w:p>
     <w:p>
       <w:pPr>
-        <w:pStyle w:val="Heading2"/>
+        <w:pStyle w:val="Ttulo2"/>
         <w:numPr>
           <w:ilvl w:val="0"/>
           <w:numId w:val="4"/>
         </w:numPr>
         <w:rPr>
-          <w:sz w:val="20"/>
-          <w:szCs w:val="20"/>
-        </w:rPr>
-      </w:pPr>
-      <w:r>
-        <w:rPr>
-          <w:sz w:val="20"/>
-          <w:szCs w:val="20"/>
+          <w:rFonts w:ascii="Arial" w:hAnsi="Arial" w:cs="Arial"/>
+          <w:sz w:val="18"/>
+          <w:szCs w:val="18"/>
+        </w:rPr>
+      </w:pPr>
+      <w:r>
+        <w:rPr>
+          <w:rFonts w:ascii="Arial" w:hAnsi="Arial" w:cs="Arial"/>
+          <w:sz w:val="18"/>
+          <w:szCs w:val="18"/>
         </w:rPr>
         <w:t xml:space="preserve">Programação web com python e javascript pela EDX Harvard (2024) – Concluído </w:t>
       </w:r>
     </w:p>
     <w:p>
       <w:pPr>
-        <w:pStyle w:val="Heading2"/>
+        <w:pStyle w:val="Ttulo2"/>
         <w:numPr>
           <w:ilvl w:val="0"/>
           <w:numId w:val="4"/>
         </w:numPr>
         <w:rPr>
-          <w:sz w:val="20"/>
-          <w:szCs w:val="20"/>
-        </w:rPr>
-      </w:pPr>
-      <w:r>
-        <w:rPr>
-          <w:sz w:val="20"/>
-          <w:szCs w:val="20"/>
+          <w:rFonts w:ascii="Arial" w:hAnsi="Arial" w:cs="Arial"/>
+          <w:sz w:val="18"/>
+          <w:szCs w:val="18"/>
+        </w:rPr>
+      </w:pPr>
+      <w:r>
+        <w:rPr>
+          <w:rFonts w:ascii="Arial" w:hAnsi="Arial" w:cs="Arial"/>
+          <w:sz w:val="18"/>
+          <w:szCs w:val="18"/>
         </w:rPr>
         <w:t>Introdução à programação em Python pela EDX Harvard (2023) – Concluído</w:t>
       </w:r>
     </w:p>
     <w:p>
       <w:pPr>
-        <w:pStyle w:val="Heading2"/>
+        <w:pStyle w:val="Ttulo2"/>
         <w:numPr>
           <w:ilvl w:val="0"/>
           <w:numId w:val="4"/>
         </w:numPr>
         <w:rPr>
-          <w:sz w:val="20"/>
-          <w:szCs w:val="20"/>
-        </w:rPr>
-      </w:pPr>
-      <w:r>
-        <w:rPr>
-          <w:sz w:val="20"/>
-          <w:szCs w:val="20"/>
+          <w:rFonts w:ascii="Arial" w:hAnsi="Arial" w:cs="Arial"/>
+          <w:sz w:val="18"/>
+          <w:szCs w:val="18"/>
+        </w:rPr>
+      </w:pPr>
+      <w:r>
+        <w:rPr>
+          <w:rFonts w:ascii="Arial" w:hAnsi="Arial" w:cs="Arial"/>
+          <w:sz w:val="18"/>
+          <w:szCs w:val="18"/>
         </w:rPr>
         <w:t>Introdução à linguagem Python pela Anhanguera (2023) – Concluído</w:t>
       </w:r>
     </w:p>
     <w:p>
       <w:pPr>
-        <w:pStyle w:val="Heading2"/>
+        <w:pStyle w:val="Ttulo2"/>
         <w:numPr>
           <w:ilvl w:val="0"/>
           <w:numId w:val="4"/>
         </w:numPr>
         <w:rPr>
-          <w:sz w:val="20"/>
-          <w:szCs w:val="20"/>
-        </w:rPr>
-      </w:pPr>
-      <w:r>
-        <w:rPr>
-          <w:sz w:val="20"/>
-          <w:szCs w:val="20"/>
+          <w:rFonts w:ascii="Arial" w:hAnsi="Arial" w:cs="Arial"/>
+          <w:sz w:val="18"/>
+          <w:szCs w:val="18"/>
+        </w:rPr>
+      </w:pPr>
+      <w:r>
+        <w:rPr>
+          <w:rFonts w:ascii="Arial" w:hAnsi="Arial" w:cs="Arial"/>
+          <w:sz w:val="18"/>
+          <w:szCs w:val="18"/>
         </w:rPr>
         <w:t>Introdução à Análise de Dados com Python pela Anhanguera (2023) – Concluído</w:t>
       </w:r>
     </w:p>
     <w:p>
       <w:pPr>
-        <w:pStyle w:val="Heading2"/>
+        <w:pStyle w:val="Ttulo2"/>
         <w:numPr>
           <w:ilvl w:val="0"/>
           <w:numId w:val="4"/>
         </w:numPr>
         <w:rPr>
-          <w:sz w:val="20"/>
-          <w:szCs w:val="20"/>
-        </w:rPr>
-      </w:pPr>
-      <w:r>
-        <w:rPr>
-          <w:sz w:val="20"/>
-          <w:szCs w:val="20"/>
+          <w:rFonts w:ascii="Arial" w:hAnsi="Arial" w:cs="Arial"/>
+          <w:sz w:val="18"/>
+          <w:szCs w:val="18"/>
+        </w:rPr>
+      </w:pPr>
+      <w:r>
+        <w:rPr>
+          <w:rFonts w:ascii="Arial" w:hAnsi="Arial" w:cs="Arial"/>
+          <w:sz w:val="18"/>
+          <w:szCs w:val="18"/>
         </w:rPr>
         <w:t>Estruturas de Dados em Python pela Anhanguera (2023) – Concluído</w:t>
       </w:r>
     </w:p>
     <w:p>
       <w:pPr>
-        <w:pStyle w:val="Heading2"/>
+        <w:pStyle w:val="Ttulo2"/>
         <w:numPr>
           <w:ilvl w:val="0"/>
           <w:numId w:val="4"/>
         </w:numPr>
         <w:rPr>
-          <w:sz w:val="20"/>
-          <w:szCs w:val="20"/>
-        </w:rPr>
-      </w:pPr>
-      <w:r>
-        <w:rPr>
-          <w:sz w:val="20"/>
-          <w:szCs w:val="20"/>
+          <w:rFonts w:ascii="Arial" w:hAnsi="Arial" w:cs="Arial"/>
+          <w:sz w:val="18"/>
+          <w:szCs w:val="18"/>
+        </w:rPr>
+      </w:pPr>
+      <w:r>
+        <w:rPr>
+          <w:rFonts w:ascii="Arial" w:hAnsi="Arial" w:cs="Arial"/>
+          <w:sz w:val="18"/>
+          <w:szCs w:val="18"/>
         </w:rPr>
         <w:t>Técnico em Informática pelo SENAC (2015) - Concluído</w:t>
       </w:r>
     </w:p>
     <w:p>
       <w:pPr>
-        <w:pStyle w:val="Heading2"/>
+        <w:pStyle w:val="Ttulo2"/>
         <w:numPr>
           <w:ilvl w:val="0"/>
           <w:numId w:val="4"/>
         </w:numPr>
         <w:rPr>
-          <w:sz w:val="20"/>
-          <w:szCs w:val="20"/>
-        </w:rPr>
-      </w:pPr>
-      <w:r>
-        <w:rPr>
-          <w:sz w:val="20"/>
-          <w:szCs w:val="20"/>
+          <w:rFonts w:ascii="Arial" w:hAnsi="Arial" w:cs="Arial"/>
+          <w:sz w:val="18"/>
+          <w:szCs w:val="18"/>
+        </w:rPr>
+      </w:pPr>
+      <w:r>
+        <w:rPr>
+          <w:rFonts w:ascii="Arial" w:hAnsi="Arial" w:cs="Arial"/>
+          <w:sz w:val="18"/>
+          <w:szCs w:val="18"/>
         </w:rPr>
         <w:t>Tecnologia da Informação pela Microcamp (2014) - Concluído</w:t>
       </w:r>
     </w:p>
     <w:p>
       <w:pPr>
-        <w:pStyle w:val="Heading2"/>
+        <w:pStyle w:val="Ttulo2"/>
         <w:numPr>
           <w:ilvl w:val="0"/>
           <w:numId w:val="4"/>
         </w:numPr>
         <w:rPr>
-          <w:sz w:val="20"/>
-          <w:szCs w:val="20"/>
-        </w:rPr>
-      </w:pPr>
-      <w:r>
-        <w:rPr>
-          <w:sz w:val="20"/>
-          <w:szCs w:val="20"/>
+          <w:rFonts w:ascii="Arial" w:hAnsi="Arial" w:cs="Arial"/>
+          <w:sz w:val="18"/>
+          <w:szCs w:val="18"/>
+        </w:rPr>
+      </w:pPr>
+      <w:r>
+        <w:rPr>
+          <w:rFonts w:ascii="Arial" w:hAnsi="Arial" w:cs="Arial"/>
+          <w:sz w:val="18"/>
+          <w:szCs w:val="18"/>
         </w:rPr>
         <w:t>Excel Avançado pela Faculdade Pitágoras (2013) - Concluído</w:t>
       </w:r>
     </w:p>
     <w:p>
       <w:pPr>
-        <w:pStyle w:val="Heading2"/>
+        <w:pStyle w:val="Ttulo2"/>
         <w:numPr>
           <w:ilvl w:val="0"/>
           <w:numId w:val="4"/>
         </w:numPr>
-        <w:rPr/>
-      </w:pPr>
-      <w:r>
-        <w:rPr>
-          <w:sz w:val="20"/>
-          <w:szCs w:val="20"/>
+        <w:rPr>
+          <w:rFonts w:ascii="Arial" w:hAnsi="Arial" w:cs="Arial"/>
+          <w:sz w:val="18"/>
+          <w:szCs w:val="18"/>
+        </w:rPr>
+      </w:pPr>
+      <w:r>
+        <w:rPr>
+          <w:rFonts w:ascii="Arial" w:hAnsi="Arial" w:cs="Arial"/>
+          <w:sz w:val="18"/>
+          <w:szCs w:val="18"/>
         </w:rPr>
         <w:t>Montagem e Manutenção de Computadores pelo SENAI (2011) – Concluído</w:t>
       </w:r>
     </w:p>
     <w:p>
       <w:pPr>
-        <w:pStyle w:val="Normal"/>
-        <w:rPr>
-          <w:sz w:val="20"/>
-          <w:szCs w:val="20"/>
-        </w:rPr>
-      </w:pPr>
-      <w:r>
-        <w:rPr>
-          <w:sz w:val="20"/>
-          <w:szCs w:val="20"/>
-        </w:rPr>
-      </w:r>
-    </w:p>
-    <w:p>
-      <w:pPr>
-        <w:pStyle w:val="Normal"/>
-        <w:rPr>
-          <w:sz w:val="20"/>
-          <w:szCs w:val="20"/>
-        </w:rPr>
-      </w:pPr>
-      <w:r>
-        <w:rPr>
-          <w:sz w:val="20"/>
-          <w:szCs w:val="20"/>
-        </w:rPr>
-      </w:r>
-    </w:p>
-    <w:p>
-      <w:pPr>
-        <w:pStyle w:val="Heading1"/>
-        <w:rPr/>
+        <w:pStyle w:val="Ttulo1"/>
+        <w:rPr>
+          <w:rFonts w:ascii="Arial" w:hAnsi="Arial" w:cs="Arial"/>
+        </w:rPr>
       </w:pPr>
       <w:sdt>
         <w:sdtPr>
+          <w:rPr>
+            <w:rFonts w:ascii="Arial" w:hAnsi="Arial" w:cs="Arial"/>
+          </w:rPr>
+          <w:alias w:val="Habilidades e Conhecimentos:"/>
+          <w:tag w:val="Habilidades e Conhecimentos:"/>
+          <w:id w:val="-1884094948"/>
           <w:placeholder>
             <w:docPart w:val="4458997BFF80407B8919D5CAA0DC760B"/>
           </w:placeholder>
+          <w:showingPlcHdr/>
           <w15:appearance w15:val="hidden"/>
-          <w:alias w:val="Habilidades e Conhecimentos:"/>
-          <w:tag w:val="Habilidades e Conhecimentos:"/>
-          <w:id w:val="-1884094948"/>
-          <w:showingPlcHdr/>
           <w:text/>
         </w:sdtPr>
         <w:sdtContent>
           <w:r>
             <w:rPr>
-              <w:lang w:val="pt-BR" w:bidi="pt-BR"/>
-            </w:rPr>
-          </w:r>
-          <w:r>
-            <w:rPr>
+              <w:rFonts w:ascii="Arial" w:hAnsi="Arial" w:cs="Arial"/>
+              <w:sz w:val="24"/>
+              <w:szCs w:val="24"/>
               <w:lang w:val="pt-BR" w:bidi="pt-BR"/>
             </w:rPr>
             <w:t>Habilidades e Conhecimentos</w:t>
@@ -512,328 +585,335 @@
     </w:p>
     <w:p>
       <w:pPr>
-        <w:pStyle w:val="ListBullet"/>
+        <w:pStyle w:val="Commarcadores"/>
         <w:numPr>
           <w:ilvl w:val="0"/>
           <w:numId w:val="5"/>
         </w:numPr>
         <w:rPr>
-          <w:rFonts w:ascii="Cambria" w:hAnsi="Cambria" w:eastAsia="" w:cs="" w:asciiTheme="majorHAnsi" w:cstheme="majorBidi" w:eastAsiaTheme="majorEastAsia" w:hAnsiTheme="majorHAnsi"/>
+          <w:rFonts w:ascii="Arial" w:eastAsiaTheme="majorEastAsia" w:hAnsi="Arial" w:cs="Arial"/>
           <w:b/>
           <w:caps/>
-          <w:color w:themeColor="text1" w:themeTint="d9" w:val="262626"/>
-          <w:sz w:val="20"/>
-          <w:szCs w:val="20"/>
-        </w:rPr>
-      </w:pPr>
-      <w:r>
-        <w:rPr>
-          <w:rFonts w:eastAsia="" w:cs="" w:cstheme="majorBidi" w:eastAsiaTheme="majorEastAsia"/>
+          <w:color w:val="262626" w:themeColor="text1" w:themeTint="D9"/>
+          <w:sz w:val="18"/>
+          <w:szCs w:val="18"/>
+        </w:rPr>
+      </w:pPr>
+      <w:r>
+        <w:rPr>
+          <w:rFonts w:ascii="Arial" w:eastAsiaTheme="majorEastAsia" w:hAnsi="Arial" w:cs="Arial"/>
           <w:b/>
           <w:caps/>
-          <w:color w:themeColor="text1" w:themeTint="d9" w:val="262626"/>
-          <w:sz w:val="20"/>
-          <w:szCs w:val="20"/>
+          <w:color w:val="262626" w:themeColor="text1" w:themeTint="D9"/>
+          <w:sz w:val="18"/>
+          <w:szCs w:val="18"/>
         </w:rPr>
         <w:t>Programação em C, C#, Java, Python (Django), HTML, CSS - Avançado</w:t>
       </w:r>
     </w:p>
     <w:p>
       <w:pPr>
-        <w:pStyle w:val="ListBullet"/>
+        <w:pStyle w:val="Commarcadores"/>
         <w:numPr>
           <w:ilvl w:val="0"/>
           <w:numId w:val="5"/>
         </w:numPr>
         <w:rPr>
-          <w:rFonts w:ascii="Cambria" w:hAnsi="Cambria" w:eastAsia="" w:cs="" w:asciiTheme="majorHAnsi" w:cstheme="majorBidi" w:eastAsiaTheme="majorEastAsia" w:hAnsiTheme="majorHAnsi"/>
+          <w:rFonts w:ascii="Arial" w:eastAsiaTheme="majorEastAsia" w:hAnsi="Arial" w:cs="Arial"/>
           <w:b/>
           <w:caps/>
-          <w:color w:themeColor="text1" w:themeTint="d9" w:val="262626"/>
-          <w:sz w:val="20"/>
-          <w:szCs w:val="20"/>
-        </w:rPr>
-      </w:pPr>
-      <w:r>
-        <w:rPr>
-          <w:rFonts w:eastAsia="" w:cs="" w:cstheme="majorBidi" w:eastAsiaTheme="majorEastAsia"/>
+          <w:color w:val="262626" w:themeColor="text1" w:themeTint="D9"/>
+          <w:sz w:val="18"/>
+          <w:szCs w:val="18"/>
+        </w:rPr>
+      </w:pPr>
+      <w:r>
+        <w:rPr>
+          <w:rFonts w:ascii="Arial" w:eastAsiaTheme="majorEastAsia" w:hAnsi="Arial" w:cs="Arial"/>
           <w:b/>
           <w:caps/>
-          <w:color w:themeColor="text1" w:themeTint="d9" w:val="262626"/>
-          <w:sz w:val="20"/>
-          <w:szCs w:val="20"/>
+          <w:color w:val="262626" w:themeColor="text1" w:themeTint="D9"/>
+          <w:sz w:val="18"/>
+          <w:szCs w:val="18"/>
         </w:rPr>
         <w:t>Programação Orientada a Objeto - Avançado</w:t>
       </w:r>
     </w:p>
     <w:p>
       <w:pPr>
-        <w:pStyle w:val="ListBullet"/>
+        <w:pStyle w:val="Commarcadores"/>
         <w:numPr>
           <w:ilvl w:val="0"/>
           <w:numId w:val="5"/>
         </w:numPr>
         <w:rPr>
-          <w:rFonts w:ascii="Cambria" w:hAnsi="Cambria" w:eastAsia="" w:cs="" w:asciiTheme="majorHAnsi" w:cstheme="majorBidi" w:eastAsiaTheme="majorEastAsia" w:hAnsiTheme="majorHAnsi"/>
+          <w:rFonts w:ascii="Arial" w:eastAsiaTheme="majorEastAsia" w:hAnsi="Arial" w:cs="Arial"/>
           <w:b/>
           <w:caps/>
-          <w:color w:themeColor="text1" w:themeTint="d9" w:val="262626"/>
-          <w:sz w:val="20"/>
-          <w:szCs w:val="20"/>
-        </w:rPr>
-      </w:pPr>
-      <w:r>
-        <w:rPr>
-          <w:rFonts w:eastAsia="" w:cs="" w:cstheme="majorBidi" w:eastAsiaTheme="majorEastAsia"/>
+          <w:color w:val="262626" w:themeColor="text1" w:themeTint="D9"/>
+          <w:sz w:val="18"/>
+          <w:szCs w:val="18"/>
+        </w:rPr>
+      </w:pPr>
+      <w:r>
+        <w:rPr>
+          <w:rFonts w:ascii="Arial" w:eastAsiaTheme="majorEastAsia" w:hAnsi="Arial" w:cs="Arial"/>
           <w:b/>
           <w:caps/>
-          <w:color w:themeColor="text1" w:themeTint="d9" w:val="262626"/>
-          <w:sz w:val="20"/>
-          <w:szCs w:val="20"/>
+          <w:color w:val="262626" w:themeColor="text1" w:themeTint="D9"/>
+          <w:sz w:val="18"/>
+          <w:szCs w:val="18"/>
         </w:rPr>
         <w:t>Pacote Office - Avançado</w:t>
       </w:r>
     </w:p>
     <w:p>
       <w:pPr>
-        <w:pStyle w:val="ListBullet"/>
+        <w:pStyle w:val="Commarcadores"/>
         <w:numPr>
           <w:ilvl w:val="0"/>
           <w:numId w:val="5"/>
         </w:numPr>
         <w:rPr>
-          <w:rFonts w:ascii="Cambria" w:hAnsi="Cambria" w:eastAsia="" w:cs="" w:asciiTheme="majorHAnsi" w:cstheme="majorBidi" w:eastAsiaTheme="majorEastAsia" w:hAnsiTheme="majorHAnsi"/>
+          <w:rFonts w:ascii="Arial" w:eastAsiaTheme="majorEastAsia" w:hAnsi="Arial" w:cs="Arial"/>
           <w:b/>
           <w:caps/>
-          <w:color w:themeColor="text1" w:themeTint="d9" w:val="262626"/>
-          <w:sz w:val="20"/>
-          <w:szCs w:val="20"/>
-        </w:rPr>
-      </w:pPr>
-      <w:r>
-        <w:rPr>
-          <w:rFonts w:eastAsia="" w:cs="" w:cstheme="majorBidi" w:eastAsiaTheme="majorEastAsia"/>
+          <w:color w:val="262626" w:themeColor="text1" w:themeTint="D9"/>
+          <w:sz w:val="18"/>
+          <w:szCs w:val="18"/>
+        </w:rPr>
+      </w:pPr>
+      <w:r>
+        <w:rPr>
+          <w:rFonts w:ascii="Arial" w:eastAsiaTheme="majorEastAsia" w:hAnsi="Arial" w:cs="Arial"/>
           <w:b/>
           <w:caps/>
-          <w:color w:themeColor="text1" w:themeTint="d9" w:val="262626"/>
-          <w:sz w:val="20"/>
-          <w:szCs w:val="20"/>
+          <w:color w:val="262626" w:themeColor="text1" w:themeTint="D9"/>
+          <w:sz w:val="18"/>
+          <w:szCs w:val="18"/>
         </w:rPr>
         <w:t>Windows, Linux – Avançado</w:t>
       </w:r>
     </w:p>
     <w:p>
       <w:pPr>
-        <w:pStyle w:val="ListBullet"/>
+        <w:pStyle w:val="Commarcadores"/>
         <w:numPr>
           <w:ilvl w:val="0"/>
           <w:numId w:val="5"/>
         </w:numPr>
         <w:rPr>
-          <w:rFonts w:ascii="Cambria" w:hAnsi="Cambria" w:eastAsia="" w:cs="" w:asciiTheme="majorHAnsi" w:cstheme="majorBidi" w:eastAsiaTheme="majorEastAsia" w:hAnsiTheme="majorHAnsi"/>
+          <w:rFonts w:ascii="Arial" w:eastAsiaTheme="majorEastAsia" w:hAnsi="Arial" w:cs="Arial"/>
           <w:b/>
           <w:caps/>
-          <w:color w:themeColor="text1" w:themeTint="d9" w:val="262626"/>
-          <w:sz w:val="20"/>
-          <w:szCs w:val="20"/>
-        </w:rPr>
-      </w:pPr>
-      <w:r>
-        <w:rPr>
-          <w:rFonts w:eastAsia="" w:cs="" w:cstheme="majorBidi" w:eastAsiaTheme="majorEastAsia"/>
+          <w:color w:val="262626" w:themeColor="text1" w:themeTint="D9"/>
+          <w:sz w:val="18"/>
+          <w:szCs w:val="18"/>
+        </w:rPr>
+      </w:pPr>
+      <w:r>
+        <w:rPr>
+          <w:rFonts w:ascii="Arial" w:eastAsiaTheme="majorEastAsia" w:hAnsi="Arial" w:cs="Arial"/>
           <w:b/>
           <w:caps/>
-          <w:color w:themeColor="text1" w:themeTint="d9" w:val="262626"/>
-          <w:sz w:val="20"/>
-          <w:szCs w:val="20"/>
+          <w:color w:val="262626" w:themeColor="text1" w:themeTint="D9"/>
+          <w:sz w:val="18"/>
+          <w:szCs w:val="18"/>
         </w:rPr>
         <w:t>Montagem e Manutenção de Computadores – Avançado</w:t>
       </w:r>
     </w:p>
     <w:p>
       <w:pPr>
-        <w:pStyle w:val="ListBullet"/>
+        <w:pStyle w:val="Commarcadores"/>
         <w:numPr>
           <w:ilvl w:val="0"/>
           <w:numId w:val="5"/>
         </w:numPr>
         <w:rPr>
-          <w:rFonts w:ascii="Cambria" w:hAnsi="Cambria" w:eastAsia="" w:cs="" w:asciiTheme="majorHAnsi" w:cstheme="majorBidi" w:eastAsiaTheme="majorEastAsia" w:hAnsiTheme="majorHAnsi"/>
+          <w:rFonts w:ascii="Arial" w:eastAsiaTheme="majorEastAsia" w:hAnsi="Arial" w:cs="Arial"/>
           <w:b/>
           <w:caps/>
-          <w:color w:themeColor="text1" w:themeTint="d9" w:val="262626"/>
-          <w:sz w:val="20"/>
-          <w:szCs w:val="20"/>
-        </w:rPr>
-      </w:pPr>
-      <w:r>
-        <w:rPr>
-          <w:rFonts w:eastAsia="" w:cs="" w:cstheme="majorBidi" w:eastAsiaTheme="majorEastAsia"/>
+          <w:color w:val="262626" w:themeColor="text1" w:themeTint="D9"/>
+          <w:sz w:val="18"/>
+          <w:szCs w:val="18"/>
+        </w:rPr>
+      </w:pPr>
+      <w:r>
+        <w:rPr>
+          <w:rFonts w:ascii="Arial" w:eastAsiaTheme="majorEastAsia" w:hAnsi="Arial" w:cs="Arial"/>
           <w:b/>
           <w:caps/>
-          <w:color w:themeColor="text1" w:themeTint="d9" w:val="262626"/>
-          <w:sz w:val="20"/>
-          <w:szCs w:val="20"/>
+          <w:color w:val="262626" w:themeColor="text1" w:themeTint="D9"/>
+          <w:sz w:val="18"/>
+          <w:szCs w:val="18"/>
         </w:rPr>
         <w:t>Redes de computadores – Intermediário</w:t>
       </w:r>
     </w:p>
     <w:p>
       <w:pPr>
-        <w:pStyle w:val="ListBullet"/>
+        <w:pStyle w:val="Commarcadores"/>
         <w:numPr>
           <w:ilvl w:val="0"/>
           <w:numId w:val="5"/>
         </w:numPr>
         <w:rPr>
-          <w:rFonts w:ascii="Cambria" w:hAnsi="Cambria" w:eastAsia="" w:cs="" w:asciiTheme="majorHAnsi" w:cstheme="majorBidi" w:eastAsiaTheme="majorEastAsia" w:hAnsiTheme="majorHAnsi"/>
+          <w:rFonts w:ascii="Arial" w:eastAsiaTheme="majorEastAsia" w:hAnsi="Arial" w:cs="Arial"/>
           <w:b/>
           <w:caps/>
-          <w:color w:themeColor="text1" w:themeTint="d9" w:val="262626"/>
-          <w:sz w:val="20"/>
-          <w:szCs w:val="20"/>
-        </w:rPr>
-      </w:pPr>
-      <w:r>
-        <w:rPr>
-          <w:rFonts w:eastAsia="" w:cs="" w:cstheme="majorBidi" w:eastAsiaTheme="majorEastAsia"/>
+          <w:color w:val="262626" w:themeColor="text1" w:themeTint="D9"/>
+          <w:sz w:val="18"/>
+          <w:szCs w:val="18"/>
+        </w:rPr>
+      </w:pPr>
+      <w:r>
+        <w:rPr>
+          <w:rFonts w:ascii="Arial" w:eastAsiaTheme="majorEastAsia" w:hAnsi="Arial" w:cs="Arial"/>
           <w:b/>
           <w:caps/>
-          <w:color w:themeColor="text1" w:themeTint="d9" w:val="262626"/>
-          <w:sz w:val="20"/>
-          <w:szCs w:val="20"/>
+          <w:color w:val="262626" w:themeColor="text1" w:themeTint="D9"/>
+          <w:sz w:val="18"/>
+          <w:szCs w:val="18"/>
         </w:rPr>
         <w:t>Banco de Dados – Intermediário</w:t>
       </w:r>
     </w:p>
     <w:p>
       <w:pPr>
-        <w:pStyle w:val="ListBullet"/>
+        <w:pStyle w:val="Commarcadores"/>
         <w:numPr>
           <w:ilvl w:val="0"/>
           <w:numId w:val="5"/>
         </w:numPr>
         <w:rPr>
-          <w:rFonts w:ascii="Cambria" w:hAnsi="Cambria" w:eastAsia="" w:cs="" w:asciiTheme="majorHAnsi" w:cstheme="majorBidi" w:eastAsiaTheme="majorEastAsia" w:hAnsiTheme="majorHAnsi"/>
+          <w:rFonts w:ascii="Arial" w:eastAsiaTheme="majorEastAsia" w:hAnsi="Arial" w:cs="Arial"/>
           <w:b/>
           <w:caps/>
-          <w:color w:themeColor="text1" w:themeTint="d9" w:val="262626"/>
-          <w:sz w:val="20"/>
-          <w:szCs w:val="20"/>
-        </w:rPr>
-      </w:pPr>
-      <w:r>
-        <w:rPr>
-          <w:rFonts w:eastAsia="" w:cs="" w:cstheme="majorBidi" w:eastAsiaTheme="majorEastAsia"/>
+          <w:color w:val="262626" w:themeColor="text1" w:themeTint="D9"/>
+          <w:sz w:val="18"/>
+          <w:szCs w:val="18"/>
+        </w:rPr>
+      </w:pPr>
+      <w:r>
+        <w:rPr>
+          <w:rFonts w:ascii="Arial" w:eastAsiaTheme="majorEastAsia" w:hAnsi="Arial" w:cs="Arial"/>
           <w:b/>
           <w:caps/>
-          <w:color w:themeColor="text1" w:themeTint="d9" w:val="262626"/>
-          <w:sz w:val="20"/>
-          <w:szCs w:val="20"/>
+          <w:color w:val="262626" w:themeColor="text1" w:themeTint="D9"/>
+          <w:sz w:val="18"/>
+          <w:szCs w:val="18"/>
         </w:rPr>
         <w:t>Inglês – IntermediáriO</w:t>
       </w:r>
     </w:p>
     <w:p>
       <w:pPr>
-        <w:pStyle w:val="ListBullet"/>
+        <w:pStyle w:val="Commarcadores"/>
         <w:numPr>
           <w:ilvl w:val="0"/>
           <w:numId w:val="5"/>
         </w:numPr>
         <w:rPr>
-          <w:rFonts w:ascii="Cambria" w:hAnsi="Cambria" w:eastAsia="" w:cs="" w:asciiTheme="majorHAnsi" w:cstheme="majorBidi" w:eastAsiaTheme="majorEastAsia" w:hAnsiTheme="majorHAnsi"/>
+          <w:rFonts w:ascii="Arial" w:eastAsiaTheme="majorEastAsia" w:hAnsi="Arial" w:cs="Arial"/>
           <w:b/>
           <w:caps/>
-          <w:color w:themeColor="text1" w:themeTint="d9" w:val="262626"/>
-          <w:sz w:val="20"/>
-          <w:szCs w:val="20"/>
-        </w:rPr>
-      </w:pPr>
-      <w:r>
-        <w:rPr>
+          <w:color w:val="262626" w:themeColor="text1" w:themeTint="D9"/>
+          <w:sz w:val="18"/>
+          <w:szCs w:val="18"/>
+        </w:rPr>
+      </w:pPr>
+      <w:r>
+        <w:rPr>
+          <w:rFonts w:ascii="Arial" w:hAnsi="Arial" w:cs="Arial"/>
           <w:b/>
           <w:bCs/>
-          <w:color w:themeColor="text1" w:themeTint="bf" w:val="252525"/>
-          <w:sz w:val="20"/>
-          <w:szCs w:val="20"/>
+          <w:sz w:val="18"/>
+          <w:szCs w:val="18"/>
         </w:rPr>
         <w:t xml:space="preserve">PROGRMAÇÃO DE IA </w:t>
       </w:r>
       <w:r>
         <w:rPr>
-          <w:rFonts w:eastAsia="" w:cs="" w:cstheme="majorBidi" w:eastAsiaTheme="majorEastAsia"/>
+          <w:rFonts w:ascii="Arial" w:eastAsiaTheme="majorEastAsia" w:hAnsi="Arial" w:cs="Arial"/>
           <w:b/>
           <w:caps/>
-          <w:color w:themeColor="text1" w:themeTint="d9" w:val="262626"/>
-          <w:sz w:val="20"/>
-          <w:szCs w:val="20"/>
+          <w:color w:val="262626" w:themeColor="text1" w:themeTint="D9"/>
+          <w:sz w:val="18"/>
+          <w:szCs w:val="18"/>
         </w:rPr>
         <w:t>–</w:t>
       </w:r>
       <w:r>
         <w:rPr>
+          <w:rFonts w:ascii="Arial" w:hAnsi="Arial" w:cs="Arial"/>
           <w:b/>
           <w:bCs/>
-          <w:color w:themeColor="text1" w:themeTint="bf" w:val="252525"/>
-          <w:sz w:val="20"/>
-          <w:szCs w:val="20"/>
+          <w:sz w:val="18"/>
+          <w:szCs w:val="18"/>
         </w:rPr>
         <w:t xml:space="preserve"> BÁSICO </w:t>
       </w:r>
     </w:p>
     <w:p>
       <w:pPr>
-        <w:pStyle w:val="ListBullet"/>
+        <w:pStyle w:val="Commarcadores"/>
         <w:numPr>
           <w:ilvl w:val="0"/>
           <w:numId w:val="5"/>
         </w:numPr>
         <w:rPr>
-          <w:rFonts w:ascii="Cambria" w:hAnsi="Cambria" w:eastAsia="" w:cs="" w:asciiTheme="majorHAnsi" w:cstheme="majorBidi" w:eastAsiaTheme="majorEastAsia" w:hAnsiTheme="majorHAnsi"/>
+          <w:rFonts w:ascii="Arial" w:eastAsiaTheme="majorEastAsia" w:hAnsi="Arial" w:cs="Arial"/>
           <w:b/>
           <w:caps/>
-          <w:color w:themeColor="text1" w:themeTint="d9" w:val="262626"/>
-          <w:sz w:val="20"/>
-          <w:szCs w:val="20"/>
-        </w:rPr>
-      </w:pPr>
-      <w:r>
-        <w:rPr>
-          <w:rFonts w:eastAsia="" w:cs="" w:cstheme="majorBidi" w:eastAsiaTheme="majorEastAsia"/>
+          <w:color w:val="262626" w:themeColor="text1" w:themeTint="D9"/>
+          <w:sz w:val="18"/>
+          <w:szCs w:val="18"/>
+        </w:rPr>
+      </w:pPr>
+      <w:r>
+        <w:rPr>
+          <w:rFonts w:ascii="Arial" w:eastAsiaTheme="majorEastAsia" w:hAnsi="Arial" w:cs="Arial"/>
           <w:b/>
           <w:caps/>
-          <w:color w:themeColor="text1" w:themeTint="d9" w:val="262626"/>
-          <w:sz w:val="20"/>
-          <w:szCs w:val="20"/>
+          <w:color w:val="262626" w:themeColor="text1" w:themeTint="D9"/>
+          <w:sz w:val="18"/>
+          <w:szCs w:val="18"/>
         </w:rPr>
         <w:t>git – básico</w:t>
       </w:r>
     </w:p>
     <w:p>
       <w:pPr>
-        <w:pStyle w:val="Heading1"/>
-        <w:rPr/>
+        <w:pStyle w:val="Ttulo1"/>
+        <w:rPr>
+          <w:rFonts w:ascii="Arial" w:hAnsi="Arial" w:cs="Arial"/>
+          <w:sz w:val="24"/>
+          <w:szCs w:val="24"/>
+        </w:rPr>
       </w:pPr>
       <w:sdt>
         <w:sdtPr>
+          <w:rPr>
+            <w:rFonts w:ascii="Arial" w:hAnsi="Arial" w:cs="Arial"/>
+            <w:sz w:val="24"/>
+            <w:szCs w:val="24"/>
+          </w:rPr>
+          <w:alias w:val="Experiência:"/>
+          <w:tag w:val="Experiência:"/>
+          <w:id w:val="171684534"/>
           <w:placeholder>
             <w:docPart w:val="811F26361CBE4468B58476FBE0845F51"/>
           </w:placeholder>
+          <w:showingPlcHdr/>
           <w15:appearance w15:val="hidden"/>
-          <w:alias w:val="Experiência:"/>
-          <w:tag w:val="Experiência:"/>
-          <w:id w:val="171684534"/>
-          <w:showingPlcHdr/>
         </w:sdtPr>
         <w:sdtContent>
           <w:r>
             <w:rPr>
-              <w:lang w:val="pt-BR" w:bidi="pt-BR"/>
-            </w:rPr>
-          </w:r>
-          <w:r>
-            <w:rPr>
+              <w:rFonts w:ascii="Arial" w:hAnsi="Arial" w:cs="Arial"/>
+              <w:sz w:val="24"/>
+              <w:szCs w:val="24"/>
               <w:lang w:val="pt-BR" w:bidi="pt-BR"/>
             </w:rPr>
             <w:t>Experiência</w:t>
@@ -841,38 +921,47 @@
         </w:sdtContent>
       </w:sdt>
       <w:r>
-        <w:rPr/>
+        <w:rPr>
+          <w:rFonts w:ascii="Arial" w:hAnsi="Arial" w:cs="Arial"/>
+          <w:sz w:val="24"/>
+          <w:szCs w:val="24"/>
+        </w:rPr>
         <w:t>s Profissionais</w:t>
       </w:r>
     </w:p>
     <w:p>
       <w:pPr>
-        <w:pStyle w:val="Heading1"/>
-        <w:rPr/>
-      </w:pPr>
-      <w:r>
-        <w:rPr/>
+        <w:pStyle w:val="Ttulo1"/>
+        <w:rPr>
+          <w:rFonts w:ascii="Arial" w:hAnsi="Arial" w:cs="Arial"/>
+        </w:rPr>
+      </w:pPr>
+      <w:r>
+        <w:rPr>
+          <w:rFonts w:ascii="Arial" w:hAnsi="Arial" w:cs="Arial"/>
+        </w:rPr>
         <w:t xml:space="preserve"> </w:t>
       </w:r>
     </w:p>
     <w:p>
       <w:pPr>
-        <w:pStyle w:val="ListBullet"/>
+        <w:pStyle w:val="Commarcadores"/>
         <w:numPr>
           <w:ilvl w:val="0"/>
           <w:numId w:val="7"/>
         </w:numPr>
         <w:rPr>
+          <w:rFonts w:ascii="Arial" w:hAnsi="Arial" w:cs="Arial"/>
           <w:sz w:val="20"/>
           <w:szCs w:val="20"/>
         </w:rPr>
       </w:pPr>
       <w:r>
         <w:rPr>
-          <w:rFonts w:eastAsia="" w:cs="" w:cstheme="majorBidi" w:eastAsiaTheme="majorEastAsia"/>
+          <w:rFonts w:ascii="Arial" w:eastAsiaTheme="majorEastAsia" w:hAnsi="Arial" w:cs="Arial"/>
           <w:b/>
           <w:caps/>
-          <w:color w:themeColor="text1" w:themeTint="d9" w:val="262626"/>
+          <w:color w:val="262626" w:themeColor="text1" w:themeTint="D9"/>
           <w:sz w:val="20"/>
           <w:szCs w:val="20"/>
         </w:rPr>
@@ -881,19 +970,21 @@
     </w:p>
     <w:p>
       <w:pPr>
-        <w:pStyle w:val="ListBullet"/>
+        <w:pStyle w:val="Commarcadores"/>
         <w:numPr>
           <w:ilvl w:val="0"/>
           <w:numId w:val="0"/>
         </w:numPr>
-        <w:ind w:hanging="0" w:left="216"/>
-        <w:rPr>
-          <w:sz w:val="18"/>
-          <w:szCs w:val="18"/>
-        </w:rPr>
-      </w:pPr>
-      <w:r>
-        <w:rPr>
+        <w:ind w:left="216"/>
+        <w:rPr>
+          <w:rFonts w:ascii="Arial" w:hAnsi="Arial" w:cs="Arial"/>
+          <w:sz w:val="18"/>
+          <w:szCs w:val="18"/>
+        </w:rPr>
+      </w:pPr>
+      <w:r>
+        <w:rPr>
+          <w:rFonts w:ascii="Arial" w:hAnsi="Arial" w:cs="Arial"/>
           <w:sz w:val="18"/>
           <w:szCs w:val="18"/>
         </w:rPr>
@@ -902,46 +993,41 @@
     </w:p>
     <w:p>
       <w:pPr>
-        <w:pStyle w:val="ListBullet"/>
+        <w:pStyle w:val="Commarcadores"/>
         <w:numPr>
           <w:ilvl w:val="0"/>
           <w:numId w:val="0"/>
         </w:numPr>
-        <w:ind w:hanging="0" w:left="216"/>
-        <w:rPr>
-          <w:sz w:val="18"/>
-          <w:szCs w:val="18"/>
-        </w:rPr>
-      </w:pPr>
-      <w:r>
-        <w:rPr>
-          <w:sz w:val="18"/>
-          <w:szCs w:val="18"/>
-        </w:rPr>
-      </w:r>
-    </w:p>
-    <w:p>
-      <w:pPr>
-        <w:pStyle w:val="ListBullet"/>
+        <w:ind w:left="216"/>
+        <w:rPr>
+          <w:rFonts w:ascii="Arial" w:hAnsi="Arial" w:cs="Arial"/>
+          <w:sz w:val="18"/>
+          <w:szCs w:val="18"/>
+        </w:rPr>
+      </w:pPr>
+    </w:p>
+    <w:p>
+      <w:pPr>
+        <w:pStyle w:val="Commarcadores"/>
         <w:numPr>
           <w:ilvl w:val="0"/>
           <w:numId w:val="8"/>
         </w:numPr>
         <w:rPr>
-          <w:rFonts w:ascii="Cambria" w:hAnsi="Cambria" w:eastAsia="" w:cs="" w:asciiTheme="majorHAnsi" w:cstheme="majorBidi" w:eastAsiaTheme="majorEastAsia" w:hAnsiTheme="majorHAnsi"/>
+          <w:rFonts w:ascii="Arial" w:eastAsiaTheme="majorEastAsia" w:hAnsi="Arial" w:cs="Arial"/>
           <w:b/>
           <w:caps/>
-          <w:color w:themeColor="text1" w:themeTint="d9" w:val="262626"/>
+          <w:color w:val="262626" w:themeColor="text1" w:themeTint="D9"/>
           <w:sz w:val="20"/>
           <w:szCs w:val="20"/>
         </w:rPr>
       </w:pPr>
       <w:r>
         <w:rPr>
-          <w:rFonts w:eastAsia="" w:cs="" w:cstheme="majorBidi" w:eastAsiaTheme="majorEastAsia"/>
+          <w:rFonts w:ascii="Arial" w:eastAsiaTheme="majorEastAsia" w:hAnsi="Arial" w:cs="Arial"/>
           <w:b/>
           <w:caps/>
-          <w:color w:themeColor="text1" w:themeTint="d9" w:val="262626"/>
+          <w:color w:val="262626" w:themeColor="text1" w:themeTint="D9"/>
           <w:sz w:val="20"/>
           <w:szCs w:val="20"/>
         </w:rPr>
@@ -950,19 +1036,21 @@
     </w:p>
     <w:p>
       <w:pPr>
-        <w:pStyle w:val="ListBullet"/>
+        <w:pStyle w:val="Commarcadores"/>
         <w:numPr>
           <w:ilvl w:val="0"/>
           <w:numId w:val="0"/>
         </w:numPr>
-        <w:ind w:hanging="0" w:left="216"/>
-        <w:rPr>
-          <w:sz w:val="18"/>
-          <w:szCs w:val="18"/>
-        </w:rPr>
-      </w:pPr>
-      <w:r>
-        <w:rPr>
+        <w:ind w:left="216"/>
+        <w:rPr>
+          <w:rFonts w:ascii="Arial" w:hAnsi="Arial" w:cs="Arial"/>
+          <w:sz w:val="18"/>
+          <w:szCs w:val="18"/>
+        </w:rPr>
+      </w:pPr>
+      <w:r>
+        <w:rPr>
+          <w:rFonts w:ascii="Arial" w:hAnsi="Arial" w:cs="Arial"/>
           <w:sz w:val="18"/>
           <w:szCs w:val="18"/>
         </w:rPr>
@@ -971,70 +1059,55 @@
     </w:p>
     <w:p>
       <w:pPr>
-        <w:pStyle w:val="ListBullet"/>
+        <w:pStyle w:val="Commarcadores"/>
         <w:numPr>
           <w:ilvl w:val="0"/>
           <w:numId w:val="0"/>
         </w:numPr>
-        <w:ind w:hanging="0" w:left="216"/>
-        <w:rPr>
-          <w:rFonts w:ascii="Cambria" w:hAnsi="Cambria" w:eastAsia="" w:cs="" w:asciiTheme="majorHAnsi" w:cstheme="majorBidi" w:eastAsiaTheme="majorEastAsia" w:hAnsiTheme="majorHAnsi"/>
+        <w:ind w:left="216"/>
+        <w:rPr>
+          <w:rFonts w:ascii="Arial" w:eastAsiaTheme="majorEastAsia" w:hAnsi="Arial" w:cs="Arial"/>
           <w:b/>
           <w:caps/>
-          <w:color w:themeColor="text1" w:themeTint="d9" w:val="262626"/>
-          <w:sz w:val="18"/>
-          <w:szCs w:val="18"/>
-        </w:rPr>
-      </w:pPr>
-      <w:r>
-        <w:rPr>
-          <w:rFonts w:eastAsia="" w:cs="" w:cstheme="majorBidi" w:eastAsiaTheme="majorEastAsia"/>
-          <w:b/>
-          <w:caps/>
-          <w:color w:themeColor="text1" w:themeTint="d9" w:val="262626"/>
-          <w:sz w:val="18"/>
-          <w:szCs w:val="18"/>
-        </w:rPr>
-      </w:r>
-    </w:p>
-    <w:p>
-      <w:pPr>
-        <w:pStyle w:val="ListBullet"/>
+          <w:color w:val="262626" w:themeColor="text1" w:themeTint="D9"/>
+          <w:sz w:val="18"/>
+          <w:szCs w:val="18"/>
+        </w:rPr>
+      </w:pPr>
+    </w:p>
+    <w:p>
+      <w:pPr>
+        <w:pStyle w:val="Commarcadores"/>
         <w:numPr>
           <w:ilvl w:val="0"/>
           <w:numId w:val="0"/>
         </w:numPr>
-        <w:ind w:hanging="0" w:left="0"/>
-        <w:rPr>
-          <w:sz w:val="18"/>
-          <w:szCs w:val="18"/>
-        </w:rPr>
-      </w:pPr>
-      <w:r>
-        <w:rPr>
-          <w:sz w:val="18"/>
-          <w:szCs w:val="18"/>
-        </w:rPr>
-      </w:r>
-    </w:p>
-    <w:p>
-      <w:pPr>
-        <w:pStyle w:val="ListBullet"/>
+        <w:rPr>
+          <w:rFonts w:ascii="Arial" w:hAnsi="Arial" w:cs="Arial"/>
+          <w:sz w:val="18"/>
+          <w:szCs w:val="18"/>
+        </w:rPr>
+      </w:pPr>
+    </w:p>
+    <w:p>
+      <w:pPr>
+        <w:pStyle w:val="Commarcadores"/>
         <w:numPr>
           <w:ilvl w:val="0"/>
           <w:numId w:val="9"/>
         </w:numPr>
         <w:rPr>
-          <w:sz w:val="18"/>
-          <w:szCs w:val="18"/>
-        </w:rPr>
-      </w:pPr>
-      <w:r>
-        <w:rPr>
-          <w:rFonts w:eastAsia="" w:cs="" w:cstheme="majorBidi" w:eastAsiaTheme="majorEastAsia"/>
+          <w:rFonts w:ascii="Arial" w:hAnsi="Arial" w:cs="Arial"/>
+          <w:sz w:val="18"/>
+          <w:szCs w:val="18"/>
+        </w:rPr>
+      </w:pPr>
+      <w:r>
+        <w:rPr>
+          <w:rFonts w:ascii="Arial" w:eastAsiaTheme="majorEastAsia" w:hAnsi="Arial" w:cs="Arial"/>
           <w:b/>
           <w:caps/>
-          <w:color w:themeColor="text1" w:themeTint="d9" w:val="262626"/>
+          <w:color w:val="262626" w:themeColor="text1" w:themeTint="D9"/>
           <w:sz w:val="20"/>
           <w:szCs w:val="20"/>
         </w:rPr>
@@ -1043,19 +1116,21 @@
     </w:p>
     <w:p>
       <w:pPr>
-        <w:pStyle w:val="ListBullet"/>
+        <w:pStyle w:val="Commarcadores"/>
         <w:numPr>
           <w:ilvl w:val="0"/>
           <w:numId w:val="0"/>
         </w:numPr>
-        <w:ind w:hanging="0" w:left="216"/>
-        <w:rPr>
-          <w:sz w:val="18"/>
-          <w:szCs w:val="18"/>
-        </w:rPr>
-      </w:pPr>
-      <w:r>
-        <w:rPr>
+        <w:ind w:left="216"/>
+        <w:rPr>
+          <w:rFonts w:ascii="Arial" w:hAnsi="Arial" w:cs="Arial"/>
+          <w:sz w:val="18"/>
+          <w:szCs w:val="18"/>
+        </w:rPr>
+      </w:pPr>
+      <w:r>
+        <w:rPr>
+          <w:rFonts w:ascii="Arial" w:hAnsi="Arial" w:cs="Arial"/>
           <w:sz w:val="18"/>
           <w:szCs w:val="18"/>
         </w:rPr>
@@ -1064,19 +1139,21 @@
     </w:p>
     <w:p>
       <w:pPr>
-        <w:pStyle w:val="ListBullet"/>
+        <w:pStyle w:val="Commarcadores"/>
         <w:numPr>
           <w:ilvl w:val="0"/>
           <w:numId w:val="0"/>
         </w:numPr>
-        <w:ind w:hanging="0" w:left="216"/>
-        <w:rPr>
-          <w:sz w:val="18"/>
-          <w:szCs w:val="18"/>
-        </w:rPr>
-      </w:pPr>
-      <w:r>
-        <w:rPr>
+        <w:ind w:left="216"/>
+        <w:rPr>
+          <w:rFonts w:ascii="Arial" w:hAnsi="Arial" w:cs="Arial"/>
+          <w:sz w:val="18"/>
+          <w:szCs w:val="18"/>
+        </w:rPr>
+      </w:pPr>
+      <w:r>
+        <w:rPr>
+          <w:rFonts w:ascii="Arial" w:hAnsi="Arial" w:cs="Arial"/>
           <w:sz w:val="18"/>
           <w:szCs w:val="18"/>
         </w:rPr>
@@ -1085,42 +1162,38 @@
     </w:p>
     <w:p>
       <w:pPr>
-        <w:pStyle w:val="ListBullet"/>
+        <w:pStyle w:val="Commarcadores"/>
         <w:numPr>
           <w:ilvl w:val="0"/>
           <w:numId w:val="0"/>
         </w:numPr>
-        <w:ind w:hanging="0" w:left="216"/>
-        <w:rPr>
-          <w:sz w:val="18"/>
-          <w:szCs w:val="18"/>
-        </w:rPr>
-      </w:pPr>
-      <w:r>
-        <w:rPr>
-          <w:sz w:val="18"/>
-          <w:szCs w:val="18"/>
-        </w:rPr>
-      </w:r>
-    </w:p>
-    <w:p>
-      <w:pPr>
-        <w:pStyle w:val="ListBullet"/>
+        <w:ind w:left="216"/>
+        <w:rPr>
+          <w:rFonts w:ascii="Arial" w:hAnsi="Arial" w:cs="Arial"/>
+          <w:sz w:val="18"/>
+          <w:szCs w:val="18"/>
+        </w:rPr>
+      </w:pPr>
+    </w:p>
+    <w:p>
+      <w:pPr>
+        <w:pStyle w:val="Commarcadores"/>
         <w:numPr>
           <w:ilvl w:val="0"/>
           <w:numId w:val="10"/>
         </w:numPr>
         <w:rPr>
-          <w:sz w:val="18"/>
-          <w:szCs w:val="18"/>
-        </w:rPr>
-      </w:pPr>
-      <w:r>
-        <w:rPr>
-          <w:rFonts w:eastAsia="" w:cs="" w:cstheme="majorBidi" w:eastAsiaTheme="majorEastAsia"/>
+          <w:rFonts w:ascii="Arial" w:hAnsi="Arial" w:cs="Arial"/>
+          <w:sz w:val="18"/>
+          <w:szCs w:val="18"/>
+        </w:rPr>
+      </w:pPr>
+      <w:r>
+        <w:rPr>
+          <w:rFonts w:ascii="Arial" w:eastAsiaTheme="majorEastAsia" w:hAnsi="Arial" w:cs="Arial"/>
           <w:b/>
           <w:caps/>
-          <w:color w:themeColor="text1" w:themeTint="d9" w:val="262626"/>
+          <w:color w:val="262626" w:themeColor="text1" w:themeTint="D9"/>
           <w:sz w:val="20"/>
           <w:szCs w:val="20"/>
         </w:rPr>
@@ -1129,19 +1202,21 @@
     </w:p>
     <w:p>
       <w:pPr>
-        <w:pStyle w:val="ListBullet"/>
+        <w:pStyle w:val="Commarcadores"/>
         <w:numPr>
           <w:ilvl w:val="0"/>
           <w:numId w:val="0"/>
         </w:numPr>
-        <w:ind w:hanging="0" w:left="216"/>
-        <w:rPr>
-          <w:sz w:val="18"/>
-          <w:szCs w:val="18"/>
-        </w:rPr>
-      </w:pPr>
-      <w:r>
-        <w:rPr>
+        <w:ind w:left="216"/>
+        <w:rPr>
+          <w:rFonts w:ascii="Arial" w:hAnsi="Arial" w:cs="Arial"/>
+          <w:sz w:val="18"/>
+          <w:szCs w:val="18"/>
+        </w:rPr>
+      </w:pPr>
+      <w:r>
+        <w:rPr>
+          <w:rFonts w:ascii="Arial" w:hAnsi="Arial" w:cs="Arial"/>
           <w:sz w:val="18"/>
           <w:szCs w:val="18"/>
         </w:rPr>
@@ -1150,42 +1225,38 @@
     </w:p>
     <w:p>
       <w:pPr>
-        <w:pStyle w:val="ListBullet"/>
+        <w:pStyle w:val="Commarcadores"/>
         <w:numPr>
           <w:ilvl w:val="0"/>
           <w:numId w:val="0"/>
         </w:numPr>
-        <w:ind w:hanging="0" w:left="216"/>
-        <w:rPr>
-          <w:sz w:val="18"/>
-          <w:szCs w:val="18"/>
-        </w:rPr>
-      </w:pPr>
-      <w:r>
-        <w:rPr>
-          <w:sz w:val="18"/>
-          <w:szCs w:val="18"/>
-        </w:rPr>
-      </w:r>
-    </w:p>
-    <w:p>
-      <w:pPr>
-        <w:pStyle w:val="ListBullet"/>
+        <w:ind w:left="216"/>
+        <w:rPr>
+          <w:rFonts w:ascii="Arial" w:hAnsi="Arial" w:cs="Arial"/>
+          <w:sz w:val="18"/>
+          <w:szCs w:val="18"/>
+        </w:rPr>
+      </w:pPr>
+    </w:p>
+    <w:p>
+      <w:pPr>
+        <w:pStyle w:val="Commarcadores"/>
         <w:numPr>
           <w:ilvl w:val="0"/>
           <w:numId w:val="11"/>
         </w:numPr>
         <w:rPr>
-          <w:sz w:val="18"/>
-          <w:szCs w:val="18"/>
-        </w:rPr>
-      </w:pPr>
-      <w:r>
-        <w:rPr>
-          <w:rFonts w:eastAsia="" w:cs="" w:cstheme="majorBidi" w:eastAsiaTheme="majorEastAsia"/>
+          <w:rFonts w:ascii="Arial" w:hAnsi="Arial" w:cs="Arial"/>
+          <w:sz w:val="18"/>
+          <w:szCs w:val="18"/>
+        </w:rPr>
+      </w:pPr>
+      <w:r>
+        <w:rPr>
+          <w:rFonts w:ascii="Arial" w:eastAsiaTheme="majorEastAsia" w:hAnsi="Arial" w:cs="Arial"/>
           <w:b/>
           <w:caps/>
-          <w:color w:themeColor="text1" w:themeTint="d9" w:val="262626"/>
+          <w:color w:val="262626" w:themeColor="text1" w:themeTint="D9"/>
           <w:sz w:val="20"/>
           <w:szCs w:val="20"/>
         </w:rPr>
@@ -1194,15 +1265,14 @@
     </w:p>
     <w:p>
       <w:pPr>
-        <w:pStyle w:val="ListBullet"/>
+        <w:pStyle w:val="Commarcadores"/>
         <w:numPr>
           <w:ilvl w:val="0"/>
           <w:numId w:val="0"/>
         </w:numPr>
-        <w:spacing w:before="0" w:after="240"/>
-        <w:ind w:hanging="0" w:left="216"/>
-        <w:contextualSpacing/>
-        <w:rPr>
+        <w:ind w:left="216"/>
+        <w:rPr>
+          <w:rFonts w:ascii="Arial" w:hAnsi="Arial" w:cs="Arial"/>
           <w:sz w:val="18"/>
           <w:szCs w:val="18"/>
           <w:u w:val="single"/>
@@ -1210,6 +1280,7 @@
       </w:pPr>
       <w:r>
         <w:rPr>
+          <w:rFonts w:ascii="Arial" w:hAnsi="Arial" w:cs="Arial"/>
           <w:sz w:val="18"/>
           <w:szCs w:val="18"/>
         </w:rPr>
@@ -1217,100 +1288,774 @@
       </w:r>
     </w:p>
     <w:sectPr>
-      <w:footerReference w:type="even" r:id="rId6"/>
-      <w:footerReference w:type="default" r:id="rId7"/>
-      <w:footerReference w:type="first" r:id="rId8"/>
-      <w:type w:val="nextPage"/>
       <w:pgSz w:w="11906" w:h="16838"/>
-      <w:pgMar w:left="1152" w:right="1152" w:gutter="0" w:header="0" w:top="1008" w:footer="720" w:bottom="1152"/>
-      <w:pgNumType w:start="1" w:fmt="decimal"/>
-      <w:formProt w:val="false"/>
+      <w:pgMar w:top="1008" w:right="1152" w:bottom="1152" w:left="1152" w:header="0" w:footer="720" w:gutter="0"/>
+      <w:pgNumType w:start="1"/>
+      <w:cols w:space="720"/>
+      <w:formProt w:val="0"/>
       <w:titlePg/>
-      <w:textDirection w:val="lrTb"/>
-      <w:docGrid w:type="default" w:linePitch="360" w:charSpace="4096"/>
+      <w:docGrid w:linePitch="360" w:charSpace="4096"/>
     </w:sectPr>
   </w:body>
 </w:document>
 </file>
 
-<file path=word/footer1.xml><?xml version="1.0" encoding="utf-8"?>
-<w:ftr xmlns:o="urn:schemas-microsoft-com:office:office" xmlns:r="http://schemas.openxmlformats.org/officeDocument/2006/relationships" xmlns:v="urn:schemas-microsoft-com:vml" xmlns:w="http://schemas.openxmlformats.org/wordprocessingml/2006/main" xmlns:w10="urn:schemas-microsoft-com:office:word" xmlns:wp="http://schemas.openxmlformats.org/drawingml/2006/wordprocessingDrawing" xmlns:wps="http://schemas.microsoft.com/office/word/2010/wordprocessingShape" xmlns:wpg="http://schemas.microsoft.com/office/word/2010/wordprocessingGroup" xmlns:mc="http://schemas.openxmlformats.org/markup-compatibility/2006" xmlns:wp14="http://schemas.microsoft.com/office/word/2010/wordprocessingDrawing" xmlns:w14="http://schemas.microsoft.com/office/word/2010/wordml" xmlns:w15="http://schemas.microsoft.com/office/word/2012/wordml" mc:Ignorable="w14 wp14 w15">
-  <w:p>
-    <w:pPr>
-      <w:pStyle w:val="Footer"/>
-      <w:rPr/>
-    </w:pPr>
-    <w:r>
-      <w:rPr/>
-    </w:r>
-  </w:p>
-</w:ftr>
+<file path=word/endnotes.xml><?xml version="1.0" encoding="utf-8"?>
+<w:endnotes xmlns:wpc="http://schemas.microsoft.com/office/word/2010/wordprocessingCanvas" xmlns:cx="http://schemas.microsoft.com/office/drawing/2014/chartex" xmlns:cx1="http://schemas.microsoft.com/office/drawing/2015/9/8/chartex" xmlns:cx2="http://schemas.microsoft.com/office/drawing/2015/10/21/chartex" xmlns:cx3="http://schemas.microsoft.com/office/drawing/2016/5/9/chartex" xmlns:cx4="http://schemas.microsoft.com/office/drawing/2016/5/10/chartex" xmlns:cx5="http://schemas.microsoft.com/office/drawing/2016/5/11/chartex" xmlns:cx6="http://schemas.microsoft.com/office/drawing/2016/5/12/chartex" xmlns:cx7="http://schemas.microsoft.com/office/drawing/2016/5/13/chartex" xmlns:cx8="http://schemas.microsoft.com/office/drawing/2016/5/14/chartex" xmlns:mc="http://schemas.openxmlformats.org/markup-compatibility/2006" xmlns:aink="http://schemas.microsoft.com/office/drawing/2016/ink" xmlns:am3d="http://schemas.microsoft.com/office/drawing/2017/model3d" xmlns:o="urn:schemas-microsoft-com:office:office" xmlns:oel="http://schemas.microsoft.com/office/2019/extlst" xmlns:r="http://schemas.openxmlformats.org/officeDocument/2006/relationships" xmlns:m="http://schemas.openxmlformats.org/officeDocument/2006/math" xmlns:v="urn:schemas-microsoft-com:vml" xmlns:wp14="http://schemas.microsoft.com/office/word/2010/wordprocessingDrawing" xmlns:wp="http://schemas.openxmlformats.org/drawingml/2006/wordprocessingDrawing" xmlns:w10="urn:schemas-microsoft-com:office:word" xmlns:w="http://schemas.openxmlformats.org/wordprocessingml/2006/main" xmlns:w14="http://schemas.microsoft.com/office/word/2010/wordml" xmlns:w15="http://schemas.microsoft.com/office/word/2012/wordml" xmlns:w16cex="http://schemas.microsoft.com/office/word/2018/wordml/cex" xmlns:w16cid="http://schemas.microsoft.com/office/word/2016/wordml/cid" xmlns:w16="http://schemas.microsoft.com/office/word/2018/wordml" xmlns:w16du="http://schemas.microsoft.com/office/word/2023/wordml/word16du" xmlns:w16sdtdh="http://schemas.microsoft.com/office/word/2020/wordml/sdtdatahash" xmlns:w16sdtfl="http://schemas.microsoft.com/office/word/2024/wordml/sdtformatlock" xmlns:w16se="http://schemas.microsoft.com/office/word/2015/wordml/symex" xmlns:wpg="http://schemas.microsoft.com/office/word/2010/wordprocessingGroup" xmlns:wpi="http://schemas.microsoft.com/office/word/2010/wordprocessingInk" xmlns:wne="http://schemas.microsoft.com/office/word/2006/wordml" xmlns:wps="http://schemas.microsoft.com/office/word/2010/wordprocessingShape" mc:Ignorable="w14 w15 w16se w16cid w16 w16cex w16sdtdh w16sdtfl w16du wp14">
+  <w:endnote w:type="separator" w:id="-1">
+    <w:p>
+      <w:pPr>
+        <w:spacing w:after="0"/>
+      </w:pPr>
+      <w:r>
+        <w:separator/>
+      </w:r>
+    </w:p>
+  </w:endnote>
+  <w:endnote w:type="continuationSeparator" w:id="0">
+    <w:p>
+      <w:pPr>
+        <w:spacing w:after="0"/>
+      </w:pPr>
+      <w:r>
+        <w:continuationSeparator/>
+      </w:r>
+    </w:p>
+  </w:endnote>
+</w:endnotes>
 </file>
 
-<file path=word/footer2.xml><?xml version="1.0" encoding="utf-8"?>
-<w:ftr xmlns:o="urn:schemas-microsoft-com:office:office" xmlns:r="http://schemas.openxmlformats.org/officeDocument/2006/relationships" xmlns:v="urn:schemas-microsoft-com:vml" xmlns:w="http://schemas.openxmlformats.org/wordprocessingml/2006/main" xmlns:w10="urn:schemas-microsoft-com:office:word" xmlns:wp="http://schemas.openxmlformats.org/drawingml/2006/wordprocessingDrawing" xmlns:wps="http://schemas.microsoft.com/office/word/2010/wordprocessingShape" xmlns:wpg="http://schemas.microsoft.com/office/word/2010/wordprocessingGroup" xmlns:mc="http://schemas.openxmlformats.org/markup-compatibility/2006" xmlns:wp14="http://schemas.microsoft.com/office/word/2010/wordprocessingDrawing" xmlns:w14="http://schemas.microsoft.com/office/word/2010/wordml" xmlns:w15="http://schemas.microsoft.com/office/word/2012/wordml" mc:Ignorable="w14 wp14 w15">
-  <w:p>
-    <w:pPr>
-      <w:pStyle w:val="Footer"/>
-      <w:rPr/>
-    </w:pPr>
-    <w:r>
-      <w:rPr>
-        <w:lang w:val="pt-BR" w:bidi="pt-BR"/>
-      </w:rPr>
-      <w:t xml:space="preserve">Página </w:t>
-    </w:r>
-    <w:r>
-      <w:rPr>
-        <w:lang w:val="pt-BR" w:bidi="pt-BR"/>
-      </w:rPr>
-      <w:fldChar w:fldCharType="begin"/>
-    </w:r>
-    <w:r>
-      <w:rPr>
-        <w:lang w:val="pt-BR" w:bidi="pt-BR"/>
-      </w:rPr>
-      <w:instrText xml:space="preserve"> PAGE </w:instrText>
-    </w:r>
-    <w:r>
-      <w:rPr>
-        <w:lang w:val="pt-BR" w:bidi="pt-BR"/>
-      </w:rPr>
-      <w:fldChar w:fldCharType="separate"/>
-    </w:r>
-    <w:r>
-      <w:rPr>
-        <w:lang w:val="pt-BR" w:bidi="pt-BR"/>
-      </w:rPr>
-      <w:t>2</w:t>
-    </w:r>
-    <w:r>
-      <w:rPr>
-        <w:lang w:val="pt-BR" w:bidi="pt-BR"/>
-      </w:rPr>
-      <w:fldChar w:fldCharType="end"/>
-    </w:r>
-  </w:p>
-</w:ftr>
-</file>
-
-<file path=word/footer3.xml><?xml version="1.0" encoding="utf-8"?>
-<w:ftr xmlns:o="urn:schemas-microsoft-com:office:office" xmlns:r="http://schemas.openxmlformats.org/officeDocument/2006/relationships" xmlns:v="urn:schemas-microsoft-com:vml" xmlns:w="http://schemas.openxmlformats.org/wordprocessingml/2006/main" xmlns:w10="urn:schemas-microsoft-com:office:word" xmlns:wp="http://schemas.openxmlformats.org/drawingml/2006/wordprocessingDrawing" xmlns:wps="http://schemas.microsoft.com/office/word/2010/wordprocessingShape" xmlns:wpg="http://schemas.microsoft.com/office/word/2010/wordprocessingGroup" xmlns:mc="http://schemas.openxmlformats.org/markup-compatibility/2006" xmlns:wp14="http://schemas.microsoft.com/office/word/2010/wordprocessingDrawing" xmlns:w14="http://schemas.microsoft.com/office/word/2010/wordml" xmlns:w15="http://schemas.microsoft.com/office/word/2012/wordml" mc:Ignorable="w14 wp14 w15">
-  <w:p>
-    <w:pPr>
-      <w:pStyle w:val="Footer"/>
-      <w:rPr/>
-    </w:pPr>
-    <w:r>
-      <w:rPr/>
-    </w:r>
-  </w:p>
-</w:ftr>
+<file path=word/footnotes.xml><?xml version="1.0" encoding="utf-8"?>
+<w:footnotes xmlns:wpc="http://schemas.microsoft.com/office/word/2010/wordprocessingCanvas" xmlns:cx="http://schemas.microsoft.com/office/drawing/2014/chartex" xmlns:cx1="http://schemas.microsoft.com/office/drawing/2015/9/8/chartex" xmlns:cx2="http://schemas.microsoft.com/office/drawing/2015/10/21/chartex" xmlns:cx3="http://schemas.microsoft.com/office/drawing/2016/5/9/chartex" xmlns:cx4="http://schemas.microsoft.com/office/drawing/2016/5/10/chartex" xmlns:cx5="http://schemas.microsoft.com/office/drawing/2016/5/11/chartex" xmlns:cx6="http://schemas.microsoft.com/office/drawing/2016/5/12/chartex" xmlns:cx7="http://schemas.microsoft.com/office/drawing/2016/5/13/chartex" xmlns:cx8="http://schemas.microsoft.com/office/drawing/2016/5/14/chartex" xmlns:mc="http://schemas.openxmlformats.org/markup-compatibility/2006" xmlns:aink="http://schemas.microsoft.com/office/drawing/2016/ink" xmlns:am3d="http://schemas.microsoft.com/office/drawing/2017/model3d" xmlns:o="urn:schemas-microsoft-com:office:office" xmlns:oel="http://schemas.microsoft.com/office/2019/extlst" xmlns:r="http://schemas.openxmlformats.org/officeDocument/2006/relationships" xmlns:m="http://schemas.openxmlformats.org/officeDocument/2006/math" xmlns:v="urn:schemas-microsoft-com:vml" xmlns:wp14="http://schemas.microsoft.com/office/word/2010/wordprocessingDrawing" xmlns:wp="http://schemas.openxmlformats.org/drawingml/2006/wordprocessingDrawing" xmlns:w10="urn:schemas-microsoft-com:office:word" xmlns:w="http://schemas.openxmlformats.org/wordprocessingml/2006/main" xmlns:w14="http://schemas.microsoft.com/office/word/2010/wordml" xmlns:w15="http://schemas.microsoft.com/office/word/2012/wordml" xmlns:w16cex="http://schemas.microsoft.com/office/word/2018/wordml/cex" xmlns:w16cid="http://schemas.microsoft.com/office/word/2016/wordml/cid" xmlns:w16="http://schemas.microsoft.com/office/word/2018/wordml" xmlns:w16du="http://schemas.microsoft.com/office/word/2023/wordml/word16du" xmlns:w16sdtdh="http://schemas.microsoft.com/office/word/2020/wordml/sdtdatahash" xmlns:w16sdtfl="http://schemas.microsoft.com/office/word/2024/wordml/sdtformatlock" xmlns:w16se="http://schemas.microsoft.com/office/word/2015/wordml/symex" xmlns:wpg="http://schemas.microsoft.com/office/word/2010/wordprocessingGroup" xmlns:wpi="http://schemas.microsoft.com/office/word/2010/wordprocessingInk" xmlns:wne="http://schemas.microsoft.com/office/word/2006/wordml" xmlns:wps="http://schemas.microsoft.com/office/word/2010/wordprocessingShape" mc:Ignorable="w14 w15 w16se w16cid w16 w16cex w16sdtdh w16sdtfl w16du wp14">
+  <w:footnote w:type="separator" w:id="-1">
+    <w:p>
+      <w:pPr>
+        <w:spacing w:after="0"/>
+      </w:pPr>
+      <w:r>
+        <w:separator/>
+      </w:r>
+    </w:p>
+  </w:footnote>
+  <w:footnote w:type="continuationSeparator" w:id="0">
+    <w:p>
+      <w:pPr>
+        <w:spacing w:after="0"/>
+      </w:pPr>
+      <w:r>
+        <w:continuationSeparator/>
+      </w:r>
+    </w:p>
+  </w:footnote>
+</w:footnotes>
 </file>
 
 <file path=word/numbering.xml><?xml version="1.0" encoding="utf-8"?>
-<w:numbering xmlns:w="http://schemas.openxmlformats.org/wordprocessingml/2006/main" xmlns:o="urn:schemas-microsoft-com:office:office" xmlns:r="http://schemas.openxmlformats.org/officeDocument/2006/relationships" xmlns:v="urn:schemas-microsoft-com:vml" xmlns:mc="http://schemas.openxmlformats.org/markup-compatibility/2006" xmlns:w14="http://schemas.microsoft.com/office/word/2010/wordml" mc:Ignorable="w14">
-  <w:abstractNum w:abstractNumId="1">
+<w:numbering xmlns:wpc="http://schemas.microsoft.com/office/word/2010/wordprocessingCanvas" xmlns:cx="http://schemas.microsoft.com/office/drawing/2014/chartex" xmlns:cx1="http://schemas.microsoft.com/office/drawing/2015/9/8/chartex" xmlns:cx2="http://schemas.microsoft.com/office/drawing/2015/10/21/chartex" xmlns:cx3="http://schemas.microsoft.com/office/drawing/2016/5/9/chartex" xmlns:cx4="http://schemas.microsoft.com/office/drawing/2016/5/10/chartex" xmlns:cx5="http://schemas.microsoft.com/office/drawing/2016/5/11/chartex" xmlns:cx6="http://schemas.microsoft.com/office/drawing/2016/5/12/chartex" xmlns:cx7="http://schemas.microsoft.com/office/drawing/2016/5/13/chartex" xmlns:cx8="http://schemas.microsoft.com/office/drawing/2016/5/14/chartex" xmlns:mc="http://schemas.openxmlformats.org/markup-compatibility/2006" xmlns:aink="http://schemas.microsoft.com/office/drawing/2016/ink" xmlns:am3d="http://schemas.microsoft.com/office/drawing/2017/model3d" xmlns:o="urn:schemas-microsoft-com:office:office" xmlns:oel="http://schemas.microsoft.com/office/2019/extlst" xmlns:r="http://schemas.openxmlformats.org/officeDocument/2006/relationships" xmlns:m="http://schemas.openxmlformats.org/officeDocument/2006/math" xmlns:v="urn:schemas-microsoft-com:vml" xmlns:wp14="http://schemas.microsoft.com/office/word/2010/wordprocessingDrawing" xmlns:wp="http://schemas.openxmlformats.org/drawingml/2006/wordprocessingDrawing" xmlns:w10="urn:schemas-microsoft-com:office:word" xmlns:w="http://schemas.openxmlformats.org/wordprocessingml/2006/main" xmlns:w14="http://schemas.microsoft.com/office/word/2010/wordml" xmlns:w15="http://schemas.microsoft.com/office/word/2012/wordml" xmlns:w16cex="http://schemas.microsoft.com/office/word/2018/wordml/cex" xmlns:w16cid="http://schemas.microsoft.com/office/word/2016/wordml/cid" xmlns:w16="http://schemas.microsoft.com/office/word/2018/wordml" xmlns:w16du="http://schemas.microsoft.com/office/word/2023/wordml/word16du" xmlns:w16sdtdh="http://schemas.microsoft.com/office/word/2020/wordml/sdtdatahash" xmlns:w16sdtfl="http://schemas.microsoft.com/office/word/2024/wordml/sdtformatlock" xmlns:w16se="http://schemas.microsoft.com/office/word/2015/wordml/symex" xmlns:wpg="http://schemas.microsoft.com/office/word/2010/wordprocessingGroup" xmlns:wpi="http://schemas.microsoft.com/office/word/2010/wordprocessingInk" xmlns:wne="http://schemas.microsoft.com/office/word/2006/wordml" xmlns:wps="http://schemas.microsoft.com/office/word/2010/wordprocessingShape" mc:Ignorable="w14 w15 w16se w16cid w16 w16cex w16sdtdh w16sdtfl w16du wp14">
+  <w:abstractNum w:abstractNumId="0" w15:restartNumberingAfterBreak="0">
+    <w:nsid w:val="06D13BB0"/>
+    <w:multiLevelType w:val="multilevel"/>
+    <w:tmpl w:val="1ABE4A40"/>
+    <w:lvl w:ilvl="0">
+      <w:start w:val="1"/>
+      <w:numFmt w:val="bullet"/>
+      <w:lvlText w:val=""/>
+      <w:lvlJc w:val="left"/>
+      <w:pPr>
+        <w:tabs>
+          <w:tab w:val="num" w:pos="216"/>
+        </w:tabs>
+        <w:ind w:left="216" w:hanging="216"/>
+      </w:pPr>
+      <w:rPr>
+        <w:rFonts w:ascii="Wingdings" w:hAnsi="Wingdings" w:cs="Wingdings" w:hint="default"/>
+      </w:rPr>
+    </w:lvl>
+    <w:lvl w:ilvl="1">
+      <w:start w:val="1"/>
+      <w:numFmt w:val="bullet"/>
+      <w:lvlText w:val="o"/>
+      <w:lvlJc w:val="left"/>
+      <w:pPr>
+        <w:tabs>
+          <w:tab w:val="num" w:pos="648"/>
+        </w:tabs>
+        <w:ind w:left="648" w:hanging="216"/>
+      </w:pPr>
+      <w:rPr>
+        <w:rFonts w:ascii="Courier New" w:hAnsi="Courier New" w:cs="Courier New" w:hint="default"/>
+      </w:rPr>
+    </w:lvl>
+    <w:lvl w:ilvl="2">
+      <w:start w:val="1"/>
+      <w:numFmt w:val="bullet"/>
+      <w:lvlText w:val=""/>
+      <w:lvlJc w:val="left"/>
+      <w:pPr>
+        <w:tabs>
+          <w:tab w:val="num" w:pos="1080"/>
+        </w:tabs>
+        <w:ind w:left="1080" w:hanging="216"/>
+      </w:pPr>
+      <w:rPr>
+        <w:rFonts w:ascii="Wingdings" w:hAnsi="Wingdings" w:cs="Wingdings" w:hint="default"/>
+      </w:rPr>
+    </w:lvl>
+    <w:lvl w:ilvl="3">
+      <w:start w:val="1"/>
+      <w:numFmt w:val="bullet"/>
+      <w:lvlText w:val=""/>
+      <w:lvlJc w:val="left"/>
+      <w:pPr>
+        <w:tabs>
+          <w:tab w:val="num" w:pos="1512"/>
+        </w:tabs>
+        <w:ind w:left="1512" w:hanging="216"/>
+      </w:pPr>
+      <w:rPr>
+        <w:rFonts w:ascii="Symbol" w:hAnsi="Symbol" w:cs="Symbol" w:hint="default"/>
+      </w:rPr>
+    </w:lvl>
+    <w:lvl w:ilvl="4">
+      <w:start w:val="1"/>
+      <w:numFmt w:val="bullet"/>
+      <w:lvlText w:val="o"/>
+      <w:lvlJc w:val="left"/>
+      <w:pPr>
+        <w:tabs>
+          <w:tab w:val="num" w:pos="1944"/>
+        </w:tabs>
+        <w:ind w:left="1944" w:hanging="216"/>
+      </w:pPr>
+      <w:rPr>
+        <w:rFonts w:ascii="Courier New" w:hAnsi="Courier New" w:cs="Courier New" w:hint="default"/>
+      </w:rPr>
+    </w:lvl>
+    <w:lvl w:ilvl="5">
+      <w:start w:val="1"/>
+      <w:numFmt w:val="bullet"/>
+      <w:lvlText w:val=""/>
+      <w:lvlJc w:val="left"/>
+      <w:pPr>
+        <w:tabs>
+          <w:tab w:val="num" w:pos="2376"/>
+        </w:tabs>
+        <w:ind w:left="2376" w:hanging="216"/>
+      </w:pPr>
+      <w:rPr>
+        <w:rFonts w:ascii="Wingdings" w:hAnsi="Wingdings" w:cs="Wingdings" w:hint="default"/>
+      </w:rPr>
+    </w:lvl>
+    <w:lvl w:ilvl="6">
+      <w:start w:val="1"/>
+      <w:numFmt w:val="bullet"/>
+      <w:lvlText w:val=""/>
+      <w:lvlJc w:val="left"/>
+      <w:pPr>
+        <w:tabs>
+          <w:tab w:val="num" w:pos="2808"/>
+        </w:tabs>
+        <w:ind w:left="2808" w:hanging="216"/>
+      </w:pPr>
+      <w:rPr>
+        <w:rFonts w:ascii="Symbol" w:hAnsi="Symbol" w:cs="Symbol" w:hint="default"/>
+      </w:rPr>
+    </w:lvl>
+    <w:lvl w:ilvl="7">
+      <w:start w:val="1"/>
+      <w:numFmt w:val="bullet"/>
+      <w:lvlText w:val="o"/>
+      <w:lvlJc w:val="left"/>
+      <w:pPr>
+        <w:tabs>
+          <w:tab w:val="num" w:pos="3240"/>
+        </w:tabs>
+        <w:ind w:left="3240" w:hanging="216"/>
+      </w:pPr>
+      <w:rPr>
+        <w:rFonts w:ascii="Courier New" w:hAnsi="Courier New" w:cs="Courier New" w:hint="default"/>
+      </w:rPr>
+    </w:lvl>
+    <w:lvl w:ilvl="8">
+      <w:start w:val="1"/>
+      <w:numFmt w:val="bullet"/>
+      <w:lvlText w:val=""/>
+      <w:lvlJc w:val="left"/>
+      <w:pPr>
+        <w:tabs>
+          <w:tab w:val="num" w:pos="3672"/>
+        </w:tabs>
+        <w:ind w:left="3672" w:hanging="216"/>
+      </w:pPr>
+      <w:rPr>
+        <w:rFonts w:ascii="Wingdings" w:hAnsi="Wingdings" w:cs="Wingdings" w:hint="default"/>
+      </w:rPr>
+    </w:lvl>
+  </w:abstractNum>
+  <w:abstractNum w:abstractNumId="1" w15:restartNumberingAfterBreak="0">
+    <w:nsid w:val="094C4CB0"/>
+    <w:multiLevelType w:val="multilevel"/>
+    <w:tmpl w:val="91587AD0"/>
+    <w:lvl w:ilvl="0">
+      <w:start w:val="1"/>
+      <w:numFmt w:val="bullet"/>
+      <w:lvlText w:val=""/>
+      <w:lvlJc w:val="left"/>
+      <w:pPr>
+        <w:tabs>
+          <w:tab w:val="num" w:pos="0"/>
+        </w:tabs>
+        <w:ind w:left="720" w:hanging="360"/>
+      </w:pPr>
+      <w:rPr>
+        <w:rFonts w:ascii="Wingdings" w:hAnsi="Wingdings" w:cs="Wingdings" w:hint="default"/>
+      </w:rPr>
+    </w:lvl>
+    <w:lvl w:ilvl="1">
+      <w:start w:val="1"/>
+      <w:numFmt w:val="bullet"/>
+      <w:lvlText w:val="o"/>
+      <w:lvlJc w:val="left"/>
+      <w:pPr>
+        <w:tabs>
+          <w:tab w:val="num" w:pos="0"/>
+        </w:tabs>
+        <w:ind w:left="1440" w:hanging="360"/>
+      </w:pPr>
+      <w:rPr>
+        <w:rFonts w:ascii="Courier New" w:hAnsi="Courier New" w:cs="Courier New" w:hint="default"/>
+      </w:rPr>
+    </w:lvl>
+    <w:lvl w:ilvl="2">
+      <w:start w:val="1"/>
+      <w:numFmt w:val="bullet"/>
+      <w:lvlText w:val=""/>
+      <w:lvlJc w:val="left"/>
+      <w:pPr>
+        <w:tabs>
+          <w:tab w:val="num" w:pos="0"/>
+        </w:tabs>
+        <w:ind w:left="2160" w:hanging="360"/>
+      </w:pPr>
+      <w:rPr>
+        <w:rFonts w:ascii="Wingdings" w:hAnsi="Wingdings" w:cs="Wingdings" w:hint="default"/>
+      </w:rPr>
+    </w:lvl>
+    <w:lvl w:ilvl="3">
+      <w:start w:val="1"/>
+      <w:numFmt w:val="bullet"/>
+      <w:lvlText w:val=""/>
+      <w:lvlJc w:val="left"/>
+      <w:pPr>
+        <w:tabs>
+          <w:tab w:val="num" w:pos="0"/>
+        </w:tabs>
+        <w:ind w:left="2880" w:hanging="360"/>
+      </w:pPr>
+      <w:rPr>
+        <w:rFonts w:ascii="Symbol" w:hAnsi="Symbol" w:cs="Symbol" w:hint="default"/>
+      </w:rPr>
+    </w:lvl>
+    <w:lvl w:ilvl="4">
+      <w:start w:val="1"/>
+      <w:numFmt w:val="bullet"/>
+      <w:lvlText w:val="o"/>
+      <w:lvlJc w:val="left"/>
+      <w:pPr>
+        <w:tabs>
+          <w:tab w:val="num" w:pos="0"/>
+        </w:tabs>
+        <w:ind w:left="3600" w:hanging="360"/>
+      </w:pPr>
+      <w:rPr>
+        <w:rFonts w:ascii="Courier New" w:hAnsi="Courier New" w:cs="Courier New" w:hint="default"/>
+      </w:rPr>
+    </w:lvl>
+    <w:lvl w:ilvl="5">
+      <w:start w:val="1"/>
+      <w:numFmt w:val="bullet"/>
+      <w:lvlText w:val=""/>
+      <w:lvlJc w:val="left"/>
+      <w:pPr>
+        <w:tabs>
+          <w:tab w:val="num" w:pos="0"/>
+        </w:tabs>
+        <w:ind w:left="4320" w:hanging="360"/>
+      </w:pPr>
+      <w:rPr>
+        <w:rFonts w:ascii="Wingdings" w:hAnsi="Wingdings" w:cs="Wingdings" w:hint="default"/>
+      </w:rPr>
+    </w:lvl>
+    <w:lvl w:ilvl="6">
+      <w:start w:val="1"/>
+      <w:numFmt w:val="bullet"/>
+      <w:lvlText w:val=""/>
+      <w:lvlJc w:val="left"/>
+      <w:pPr>
+        <w:tabs>
+          <w:tab w:val="num" w:pos="0"/>
+        </w:tabs>
+        <w:ind w:left="5040" w:hanging="360"/>
+      </w:pPr>
+      <w:rPr>
+        <w:rFonts w:ascii="Symbol" w:hAnsi="Symbol" w:cs="Symbol" w:hint="default"/>
+      </w:rPr>
+    </w:lvl>
+    <w:lvl w:ilvl="7">
+      <w:start w:val="1"/>
+      <w:numFmt w:val="bullet"/>
+      <w:lvlText w:val="o"/>
+      <w:lvlJc w:val="left"/>
+      <w:pPr>
+        <w:tabs>
+          <w:tab w:val="num" w:pos="0"/>
+        </w:tabs>
+        <w:ind w:left="5760" w:hanging="360"/>
+      </w:pPr>
+      <w:rPr>
+        <w:rFonts w:ascii="Courier New" w:hAnsi="Courier New" w:cs="Courier New" w:hint="default"/>
+      </w:rPr>
+    </w:lvl>
+    <w:lvl w:ilvl="8">
+      <w:start w:val="1"/>
+      <w:numFmt w:val="bullet"/>
+      <w:lvlText w:val=""/>
+      <w:lvlJc w:val="left"/>
+      <w:pPr>
+        <w:tabs>
+          <w:tab w:val="num" w:pos="0"/>
+        </w:tabs>
+        <w:ind w:left="6480" w:hanging="360"/>
+      </w:pPr>
+      <w:rPr>
+        <w:rFonts w:ascii="Wingdings" w:hAnsi="Wingdings" w:cs="Wingdings" w:hint="default"/>
+      </w:rPr>
+    </w:lvl>
+  </w:abstractNum>
+  <w:abstractNum w:abstractNumId="2" w15:restartNumberingAfterBreak="0">
+    <w:nsid w:val="180E0E3F"/>
+    <w:multiLevelType w:val="multilevel"/>
+    <w:tmpl w:val="5628C3FC"/>
+    <w:lvl w:ilvl="0">
+      <w:start w:val="1"/>
+      <w:numFmt w:val="bullet"/>
+      <w:lvlText w:val=""/>
+      <w:lvlJc w:val="left"/>
+      <w:pPr>
+        <w:tabs>
+          <w:tab w:val="num" w:pos="0"/>
+        </w:tabs>
+        <w:ind w:left="720" w:hanging="360"/>
+      </w:pPr>
+      <w:rPr>
+        <w:rFonts w:ascii="Wingdings" w:hAnsi="Wingdings" w:cs="Wingdings" w:hint="default"/>
+      </w:rPr>
+    </w:lvl>
+    <w:lvl w:ilvl="1">
+      <w:start w:val="1"/>
+      <w:numFmt w:val="bullet"/>
+      <w:lvlText w:val="o"/>
+      <w:lvlJc w:val="left"/>
+      <w:pPr>
+        <w:tabs>
+          <w:tab w:val="num" w:pos="0"/>
+        </w:tabs>
+        <w:ind w:left="1440" w:hanging="360"/>
+      </w:pPr>
+      <w:rPr>
+        <w:rFonts w:ascii="Courier New" w:hAnsi="Courier New" w:cs="Courier New" w:hint="default"/>
+      </w:rPr>
+    </w:lvl>
+    <w:lvl w:ilvl="2">
+      <w:start w:val="1"/>
+      <w:numFmt w:val="bullet"/>
+      <w:lvlText w:val=""/>
+      <w:lvlJc w:val="left"/>
+      <w:pPr>
+        <w:tabs>
+          <w:tab w:val="num" w:pos="0"/>
+        </w:tabs>
+        <w:ind w:left="2160" w:hanging="360"/>
+      </w:pPr>
+      <w:rPr>
+        <w:rFonts w:ascii="Wingdings" w:hAnsi="Wingdings" w:cs="Wingdings" w:hint="default"/>
+      </w:rPr>
+    </w:lvl>
+    <w:lvl w:ilvl="3">
+      <w:start w:val="1"/>
+      <w:numFmt w:val="bullet"/>
+      <w:lvlText w:val=""/>
+      <w:lvlJc w:val="left"/>
+      <w:pPr>
+        <w:tabs>
+          <w:tab w:val="num" w:pos="0"/>
+        </w:tabs>
+        <w:ind w:left="2880" w:hanging="360"/>
+      </w:pPr>
+      <w:rPr>
+        <w:rFonts w:ascii="Symbol" w:hAnsi="Symbol" w:cs="Symbol" w:hint="default"/>
+      </w:rPr>
+    </w:lvl>
+    <w:lvl w:ilvl="4">
+      <w:start w:val="1"/>
+      <w:numFmt w:val="bullet"/>
+      <w:lvlText w:val="o"/>
+      <w:lvlJc w:val="left"/>
+      <w:pPr>
+        <w:tabs>
+          <w:tab w:val="num" w:pos="0"/>
+        </w:tabs>
+        <w:ind w:left="3600" w:hanging="360"/>
+      </w:pPr>
+      <w:rPr>
+        <w:rFonts w:ascii="Courier New" w:hAnsi="Courier New" w:cs="Courier New" w:hint="default"/>
+      </w:rPr>
+    </w:lvl>
+    <w:lvl w:ilvl="5">
+      <w:start w:val="1"/>
+      <w:numFmt w:val="bullet"/>
+      <w:lvlText w:val=""/>
+      <w:lvlJc w:val="left"/>
+      <w:pPr>
+        <w:tabs>
+          <w:tab w:val="num" w:pos="0"/>
+        </w:tabs>
+        <w:ind w:left="4320" w:hanging="360"/>
+      </w:pPr>
+      <w:rPr>
+        <w:rFonts w:ascii="Wingdings" w:hAnsi="Wingdings" w:cs="Wingdings" w:hint="default"/>
+      </w:rPr>
+    </w:lvl>
+    <w:lvl w:ilvl="6">
+      <w:start w:val="1"/>
+      <w:numFmt w:val="bullet"/>
+      <w:lvlText w:val=""/>
+      <w:lvlJc w:val="left"/>
+      <w:pPr>
+        <w:tabs>
+          <w:tab w:val="num" w:pos="0"/>
+        </w:tabs>
+        <w:ind w:left="5040" w:hanging="360"/>
+      </w:pPr>
+      <w:rPr>
+        <w:rFonts w:ascii="Symbol" w:hAnsi="Symbol" w:cs="Symbol" w:hint="default"/>
+      </w:rPr>
+    </w:lvl>
+    <w:lvl w:ilvl="7">
+      <w:start w:val="1"/>
+      <w:numFmt w:val="bullet"/>
+      <w:lvlText w:val="o"/>
+      <w:lvlJc w:val="left"/>
+      <w:pPr>
+        <w:tabs>
+          <w:tab w:val="num" w:pos="0"/>
+        </w:tabs>
+        <w:ind w:left="5760" w:hanging="360"/>
+      </w:pPr>
+      <w:rPr>
+        <w:rFonts w:ascii="Courier New" w:hAnsi="Courier New" w:cs="Courier New" w:hint="default"/>
+      </w:rPr>
+    </w:lvl>
+    <w:lvl w:ilvl="8">
+      <w:start w:val="1"/>
+      <w:numFmt w:val="bullet"/>
+      <w:lvlText w:val=""/>
+      <w:lvlJc w:val="left"/>
+      <w:pPr>
+        <w:tabs>
+          <w:tab w:val="num" w:pos="0"/>
+        </w:tabs>
+        <w:ind w:left="6480" w:hanging="360"/>
+      </w:pPr>
+      <w:rPr>
+        <w:rFonts w:ascii="Wingdings" w:hAnsi="Wingdings" w:cs="Wingdings" w:hint="default"/>
+      </w:rPr>
+    </w:lvl>
+  </w:abstractNum>
+  <w:abstractNum w:abstractNumId="3" w15:restartNumberingAfterBreak="0">
+    <w:nsid w:val="19965628"/>
+    <w:multiLevelType w:val="multilevel"/>
+    <w:tmpl w:val="1CBE20F2"/>
+    <w:lvl w:ilvl="0">
+      <w:start w:val="1"/>
+      <w:numFmt w:val="bullet"/>
+      <w:lvlText w:val=""/>
+      <w:lvlJc w:val="left"/>
+      <w:pPr>
+        <w:tabs>
+          <w:tab w:val="num" w:pos="0"/>
+        </w:tabs>
+        <w:ind w:left="720" w:hanging="360"/>
+      </w:pPr>
+      <w:rPr>
+        <w:rFonts w:ascii="Wingdings" w:hAnsi="Wingdings" w:cs="Wingdings" w:hint="default"/>
+      </w:rPr>
+    </w:lvl>
+    <w:lvl w:ilvl="1">
+      <w:start w:val="1"/>
+      <w:numFmt w:val="bullet"/>
+      <w:lvlText w:val="o"/>
+      <w:lvlJc w:val="left"/>
+      <w:pPr>
+        <w:tabs>
+          <w:tab w:val="num" w:pos="0"/>
+        </w:tabs>
+        <w:ind w:left="1440" w:hanging="360"/>
+      </w:pPr>
+      <w:rPr>
+        <w:rFonts w:ascii="Courier New" w:hAnsi="Courier New" w:cs="Courier New" w:hint="default"/>
+      </w:rPr>
+    </w:lvl>
+    <w:lvl w:ilvl="2">
+      <w:start w:val="1"/>
+      <w:numFmt w:val="bullet"/>
+      <w:lvlText w:val=""/>
+      <w:lvlJc w:val="left"/>
+      <w:pPr>
+        <w:tabs>
+          <w:tab w:val="num" w:pos="0"/>
+        </w:tabs>
+        <w:ind w:left="2160" w:hanging="360"/>
+      </w:pPr>
+      <w:rPr>
+        <w:rFonts w:ascii="Wingdings" w:hAnsi="Wingdings" w:cs="Wingdings" w:hint="default"/>
+      </w:rPr>
+    </w:lvl>
+    <w:lvl w:ilvl="3">
+      <w:start w:val="1"/>
+      <w:numFmt w:val="bullet"/>
+      <w:lvlText w:val=""/>
+      <w:lvlJc w:val="left"/>
+      <w:pPr>
+        <w:tabs>
+          <w:tab w:val="num" w:pos="0"/>
+        </w:tabs>
+        <w:ind w:left="2880" w:hanging="360"/>
+      </w:pPr>
+      <w:rPr>
+        <w:rFonts w:ascii="Symbol" w:hAnsi="Symbol" w:cs="Symbol" w:hint="default"/>
+      </w:rPr>
+    </w:lvl>
+    <w:lvl w:ilvl="4">
+      <w:start w:val="1"/>
+      <w:numFmt w:val="bullet"/>
+      <w:lvlText w:val="o"/>
+      <w:lvlJc w:val="left"/>
+      <w:pPr>
+        <w:tabs>
+          <w:tab w:val="num" w:pos="0"/>
+        </w:tabs>
+        <w:ind w:left="3600" w:hanging="360"/>
+      </w:pPr>
+      <w:rPr>
+        <w:rFonts w:ascii="Courier New" w:hAnsi="Courier New" w:cs="Courier New" w:hint="default"/>
+      </w:rPr>
+    </w:lvl>
+    <w:lvl w:ilvl="5">
+      <w:start w:val="1"/>
+      <w:numFmt w:val="bullet"/>
+      <w:lvlText w:val=""/>
+      <w:lvlJc w:val="left"/>
+      <w:pPr>
+        <w:tabs>
+          <w:tab w:val="num" w:pos="0"/>
+        </w:tabs>
+        <w:ind w:left="4320" w:hanging="360"/>
+      </w:pPr>
+      <w:rPr>
+        <w:rFonts w:ascii="Wingdings" w:hAnsi="Wingdings" w:cs="Wingdings" w:hint="default"/>
+      </w:rPr>
+    </w:lvl>
+    <w:lvl w:ilvl="6">
+      <w:start w:val="1"/>
+      <w:numFmt w:val="bullet"/>
+      <w:lvlText w:val=""/>
+      <w:lvlJc w:val="left"/>
+      <w:pPr>
+        <w:tabs>
+          <w:tab w:val="num" w:pos="0"/>
+        </w:tabs>
+        <w:ind w:left="5040" w:hanging="360"/>
+      </w:pPr>
+      <w:rPr>
+        <w:rFonts w:ascii="Symbol" w:hAnsi="Symbol" w:cs="Symbol" w:hint="default"/>
+      </w:rPr>
+    </w:lvl>
+    <w:lvl w:ilvl="7">
+      <w:start w:val="1"/>
+      <w:numFmt w:val="bullet"/>
+      <w:lvlText w:val="o"/>
+      <w:lvlJc w:val="left"/>
+      <w:pPr>
+        <w:tabs>
+          <w:tab w:val="num" w:pos="0"/>
+        </w:tabs>
+        <w:ind w:left="5760" w:hanging="360"/>
+      </w:pPr>
+      <w:rPr>
+        <w:rFonts w:ascii="Courier New" w:hAnsi="Courier New" w:cs="Courier New" w:hint="default"/>
+      </w:rPr>
+    </w:lvl>
+    <w:lvl w:ilvl="8">
+      <w:start w:val="1"/>
+      <w:numFmt w:val="bullet"/>
+      <w:lvlText w:val=""/>
+      <w:lvlJc w:val="left"/>
+      <w:pPr>
+        <w:tabs>
+          <w:tab w:val="num" w:pos="0"/>
+        </w:tabs>
+        <w:ind w:left="6480" w:hanging="360"/>
+      </w:pPr>
+      <w:rPr>
+        <w:rFonts w:ascii="Wingdings" w:hAnsi="Wingdings" w:cs="Wingdings" w:hint="default"/>
+      </w:rPr>
+    </w:lvl>
+  </w:abstractNum>
+  <w:abstractNum w:abstractNumId="4" w15:restartNumberingAfterBreak="0">
+    <w:nsid w:val="216F5ABA"/>
+    <w:multiLevelType w:val="multilevel"/>
+    <w:tmpl w:val="90FCA684"/>
+    <w:lvl w:ilvl="0">
+      <w:start w:val="1"/>
+      <w:numFmt w:val="bullet"/>
+      <w:lvlText w:val=""/>
+      <w:lvlJc w:val="left"/>
+      <w:pPr>
+        <w:tabs>
+          <w:tab w:val="num" w:pos="216"/>
+        </w:tabs>
+        <w:ind w:left="216" w:hanging="216"/>
+      </w:pPr>
+      <w:rPr>
+        <w:rFonts w:ascii="Wingdings" w:hAnsi="Wingdings" w:cs="Wingdings" w:hint="default"/>
+      </w:rPr>
+    </w:lvl>
+    <w:lvl w:ilvl="1">
+      <w:start w:val="1"/>
+      <w:numFmt w:val="bullet"/>
+      <w:lvlText w:val="o"/>
+      <w:lvlJc w:val="left"/>
+      <w:pPr>
+        <w:tabs>
+          <w:tab w:val="num" w:pos="648"/>
+        </w:tabs>
+        <w:ind w:left="648" w:hanging="216"/>
+      </w:pPr>
+      <w:rPr>
+        <w:rFonts w:ascii="Courier New" w:hAnsi="Courier New" w:cs="Courier New" w:hint="default"/>
+      </w:rPr>
+    </w:lvl>
+    <w:lvl w:ilvl="2">
+      <w:start w:val="1"/>
+      <w:numFmt w:val="bullet"/>
+      <w:lvlText w:val=""/>
+      <w:lvlJc w:val="left"/>
+      <w:pPr>
+        <w:tabs>
+          <w:tab w:val="num" w:pos="1080"/>
+        </w:tabs>
+        <w:ind w:left="1080" w:hanging="216"/>
+      </w:pPr>
+      <w:rPr>
+        <w:rFonts w:ascii="Wingdings" w:hAnsi="Wingdings" w:cs="Wingdings" w:hint="default"/>
+      </w:rPr>
+    </w:lvl>
+    <w:lvl w:ilvl="3">
+      <w:start w:val="1"/>
+      <w:numFmt w:val="bullet"/>
+      <w:lvlText w:val=""/>
+      <w:lvlJc w:val="left"/>
+      <w:pPr>
+        <w:tabs>
+          <w:tab w:val="num" w:pos="1512"/>
+        </w:tabs>
+        <w:ind w:left="1512" w:hanging="216"/>
+      </w:pPr>
+      <w:rPr>
+        <w:rFonts w:ascii="Symbol" w:hAnsi="Symbol" w:cs="Symbol" w:hint="default"/>
+      </w:rPr>
+    </w:lvl>
+    <w:lvl w:ilvl="4">
+      <w:start w:val="1"/>
+      <w:numFmt w:val="bullet"/>
+      <w:lvlText w:val="o"/>
+      <w:lvlJc w:val="left"/>
+      <w:pPr>
+        <w:tabs>
+          <w:tab w:val="num" w:pos="1944"/>
+        </w:tabs>
+        <w:ind w:left="1944" w:hanging="216"/>
+      </w:pPr>
+      <w:rPr>
+        <w:rFonts w:ascii="Courier New" w:hAnsi="Courier New" w:cs="Courier New" w:hint="default"/>
+      </w:rPr>
+    </w:lvl>
+    <w:lvl w:ilvl="5">
+      <w:start w:val="1"/>
+      <w:numFmt w:val="bullet"/>
+      <w:lvlText w:val=""/>
+      <w:lvlJc w:val="left"/>
+      <w:pPr>
+        <w:tabs>
+          <w:tab w:val="num" w:pos="2376"/>
+        </w:tabs>
+        <w:ind w:left="2376" w:hanging="216"/>
+      </w:pPr>
+      <w:rPr>
+        <w:rFonts w:ascii="Wingdings" w:hAnsi="Wingdings" w:cs="Wingdings" w:hint="default"/>
+      </w:rPr>
+    </w:lvl>
+    <w:lvl w:ilvl="6">
+      <w:start w:val="1"/>
+      <w:numFmt w:val="bullet"/>
+      <w:lvlText w:val=""/>
+      <w:lvlJc w:val="left"/>
+      <w:pPr>
+        <w:tabs>
+          <w:tab w:val="num" w:pos="2808"/>
+        </w:tabs>
+        <w:ind w:left="2808" w:hanging="216"/>
+      </w:pPr>
+      <w:rPr>
+        <w:rFonts w:ascii="Symbol" w:hAnsi="Symbol" w:cs="Symbol" w:hint="default"/>
+      </w:rPr>
+    </w:lvl>
+    <w:lvl w:ilvl="7">
+      <w:start w:val="1"/>
+      <w:numFmt w:val="bullet"/>
+      <w:lvlText w:val="o"/>
+      <w:lvlJc w:val="left"/>
+      <w:pPr>
+        <w:tabs>
+          <w:tab w:val="num" w:pos="3240"/>
+        </w:tabs>
+        <w:ind w:left="3240" w:hanging="216"/>
+      </w:pPr>
+      <w:rPr>
+        <w:rFonts w:ascii="Courier New" w:hAnsi="Courier New" w:cs="Courier New" w:hint="default"/>
+      </w:rPr>
+    </w:lvl>
+    <w:lvl w:ilvl="8">
+      <w:start w:val="1"/>
+      <w:numFmt w:val="bullet"/>
+      <w:lvlText w:val=""/>
+      <w:lvlJc w:val="left"/>
+      <w:pPr>
+        <w:tabs>
+          <w:tab w:val="num" w:pos="3672"/>
+        </w:tabs>
+        <w:ind w:left="3672" w:hanging="216"/>
+      </w:pPr>
+      <w:rPr>
+        <w:rFonts w:ascii="Wingdings" w:hAnsi="Wingdings" w:cs="Wingdings" w:hint="default"/>
+      </w:rPr>
+    </w:lvl>
+  </w:abstractNum>
+  <w:abstractNum w:abstractNumId="5" w15:restartNumberingAfterBreak="0">
+    <w:nsid w:val="23506B76"/>
+    <w:multiLevelType w:val="multilevel"/>
+    <w:tmpl w:val="F6D4D38A"/>
     <w:lvl w:ilvl="0">
       <w:start w:val="1"/>
       <w:numFmt w:val="none"/>
@@ -1321,7 +2066,7 @@
         <w:tabs>
           <w:tab w:val="num" w:pos="0"/>
         </w:tabs>
-        <w:ind w:left="0" w:hanging="0"/>
+        <w:ind w:left="0" w:firstLine="0"/>
       </w:pPr>
     </w:lvl>
     <w:lvl w:ilvl="1">
@@ -1334,7 +2079,7 @@
         <w:tabs>
           <w:tab w:val="num" w:pos="0"/>
         </w:tabs>
-        <w:ind w:left="0" w:hanging="0"/>
+        <w:ind w:left="0" w:firstLine="0"/>
       </w:pPr>
     </w:lvl>
     <w:lvl w:ilvl="2">
@@ -1347,7 +2092,7 @@
         <w:tabs>
           <w:tab w:val="num" w:pos="0"/>
         </w:tabs>
-        <w:ind w:left="0" w:hanging="0"/>
+        <w:ind w:left="0" w:firstLine="0"/>
       </w:pPr>
     </w:lvl>
     <w:lvl w:ilvl="3">
@@ -1360,7 +2105,7 @@
         <w:tabs>
           <w:tab w:val="num" w:pos="0"/>
         </w:tabs>
-        <w:ind w:left="0" w:hanging="0"/>
+        <w:ind w:left="0" w:firstLine="0"/>
       </w:pPr>
     </w:lvl>
     <w:lvl w:ilvl="4">
@@ -1373,7 +2118,7 @@
         <w:tabs>
           <w:tab w:val="num" w:pos="0"/>
         </w:tabs>
-        <w:ind w:left="0" w:hanging="0"/>
+        <w:ind w:left="0" w:firstLine="0"/>
       </w:pPr>
     </w:lvl>
     <w:lvl w:ilvl="5">
@@ -1386,7 +2131,7 @@
         <w:tabs>
           <w:tab w:val="num" w:pos="0"/>
         </w:tabs>
-        <w:ind w:left="0" w:hanging="0"/>
+        <w:ind w:left="0" w:firstLine="0"/>
       </w:pPr>
     </w:lvl>
     <w:lvl w:ilvl="6">
@@ -1399,7 +2144,7 @@
         <w:tabs>
           <w:tab w:val="num" w:pos="0"/>
         </w:tabs>
-        <w:ind w:left="0" w:hanging="0"/>
+        <w:ind w:left="0" w:firstLine="0"/>
       </w:pPr>
     </w:lvl>
     <w:lvl w:ilvl="7">
@@ -1412,7 +2157,7 @@
         <w:tabs>
           <w:tab w:val="num" w:pos="0"/>
         </w:tabs>
-        <w:ind w:left="0" w:hanging="0"/>
+        <w:ind w:left="0" w:firstLine="0"/>
       </w:pPr>
     </w:lvl>
     <w:lvl w:ilvl="8">
@@ -1425,15 +2170,18 @@
         <w:tabs>
           <w:tab w:val="num" w:pos="0"/>
         </w:tabs>
-        <w:ind w:left="0" w:hanging="0"/>
+        <w:ind w:left="0" w:firstLine="0"/>
       </w:pPr>
     </w:lvl>
   </w:abstractNum>
-  <w:abstractNum w:abstractNumId="2">
+  <w:abstractNum w:abstractNumId="6" w15:restartNumberingAfterBreak="0">
+    <w:nsid w:val="3D676C3A"/>
+    <w:multiLevelType w:val="multilevel"/>
+    <w:tmpl w:val="7862BBB2"/>
     <w:lvl w:ilvl="0">
       <w:start w:val="1"/>
       <w:numFmt w:val="bullet"/>
-      <w:lvlText w:val="·"/>
+      <w:lvlText w:val=""/>
       <w:lvlJc w:val="left"/>
       <w:pPr>
         <w:tabs>
@@ -1442,7 +2190,7 @@
         <w:ind w:left="216" w:hanging="216"/>
       </w:pPr>
       <w:rPr>
-        <w:rFonts w:ascii="Cambria" w:hAnsi="Cambria" w:cs="Cambria" w:hint="default"/>
+        <w:rFonts w:ascii="Wingdings" w:hAnsi="Wingdings" w:cs="Wingdings" w:hint="default"/>
       </w:rPr>
     </w:lvl>
     <w:lvl w:ilvl="1">
@@ -1566,10 +2314,14 @@
       </w:rPr>
     </w:lvl>
   </w:abstractNum>
-  <w:abstractNum w:abstractNumId="3">
+  <w:abstractNum w:abstractNumId="7" w15:restartNumberingAfterBreak="0">
+    <w:nsid w:val="45E052EF"/>
+    <w:multiLevelType w:val="multilevel"/>
+    <w:tmpl w:val="CF8A96CA"/>
     <w:lvl w:ilvl="0">
       <w:start w:val="1"/>
       <w:numFmt w:val="decimal"/>
+      <w:pStyle w:val="Numerada"/>
       <w:lvlText w:val="%1)"/>
       <w:lvlJc w:val="left"/>
       <w:pPr>
@@ -1578,7 +2330,6 @@
         </w:tabs>
         <w:ind w:left="288" w:hanging="288"/>
       </w:pPr>
-      <w:rPr/>
     </w:lvl>
     <w:lvl w:ilvl="1">
       <w:start w:val="1"/>
@@ -1591,7 +2342,6 @@
         </w:tabs>
         <w:ind w:left="792" w:hanging="288"/>
       </w:pPr>
-      <w:rPr/>
     </w:lvl>
     <w:lvl w:ilvl="2">
       <w:start w:val="1"/>
@@ -1604,7 +2354,6 @@
         </w:tabs>
         <w:ind w:left="1296" w:hanging="288"/>
       </w:pPr>
-      <w:rPr/>
     </w:lvl>
     <w:lvl w:ilvl="3">
       <w:start w:val="1"/>
@@ -1617,7 +2366,6 @@
         </w:tabs>
         <w:ind w:left="1800" w:hanging="288"/>
       </w:pPr>
-      <w:rPr/>
     </w:lvl>
     <w:lvl w:ilvl="4">
       <w:start w:val="1"/>
@@ -1630,7 +2378,6 @@
         </w:tabs>
         <w:ind w:left="2304" w:hanging="288"/>
       </w:pPr>
-      <w:rPr/>
     </w:lvl>
     <w:lvl w:ilvl="5">
       <w:start w:val="1"/>
@@ -1643,7 +2390,6 @@
         </w:tabs>
         <w:ind w:left="2808" w:hanging="288"/>
       </w:pPr>
-      <w:rPr/>
     </w:lvl>
     <w:lvl w:ilvl="6">
       <w:start w:val="1"/>
@@ -1656,7 +2402,6 @@
         </w:tabs>
         <w:ind w:left="3312" w:hanging="288"/>
       </w:pPr>
-      <w:rPr/>
     </w:lvl>
     <w:lvl w:ilvl="7">
       <w:start w:val="1"/>
@@ -1669,7 +2414,6 @@
         </w:tabs>
         <w:ind w:left="3816" w:hanging="288"/>
       </w:pPr>
-      <w:rPr/>
     </w:lvl>
     <w:lvl w:ilvl="8">
       <w:start w:val="1"/>
@@ -1682,10 +2426,12 @@
         </w:tabs>
         <w:ind w:left="4320" w:hanging="288"/>
       </w:pPr>
-      <w:rPr/>
     </w:lvl>
   </w:abstractNum>
-  <w:abstractNum w:abstractNumId="4">
+  <w:abstractNum w:abstractNumId="8" w15:restartNumberingAfterBreak="0">
+    <w:nsid w:val="4AD34A8C"/>
+    <w:multiLevelType w:val="multilevel"/>
+    <w:tmpl w:val="3CB69E50"/>
     <w:lvl w:ilvl="0">
       <w:start w:val="1"/>
       <w:numFmt w:val="bullet"/>
@@ -1693,9 +2439,9 @@
       <w:lvlJc w:val="left"/>
       <w:pPr>
         <w:tabs>
-          <w:tab w:val="num" w:pos="0"/>
-        </w:tabs>
-        <w:ind w:left="720" w:hanging="360"/>
+          <w:tab w:val="num" w:pos="216"/>
+        </w:tabs>
+        <w:ind w:left="216" w:hanging="216"/>
       </w:pPr>
       <w:rPr>
         <w:rFonts w:ascii="Wingdings" w:hAnsi="Wingdings" w:cs="Wingdings" w:hint="default"/>
@@ -1708,9 +2454,9 @@
       <w:lvlJc w:val="left"/>
       <w:pPr>
         <w:tabs>
-          <w:tab w:val="num" w:pos="0"/>
-        </w:tabs>
-        <w:ind w:left="1440" w:hanging="360"/>
+          <w:tab w:val="num" w:pos="648"/>
+        </w:tabs>
+        <w:ind w:left="648" w:hanging="216"/>
       </w:pPr>
       <w:rPr>
         <w:rFonts w:ascii="Courier New" w:hAnsi="Courier New" w:cs="Courier New" w:hint="default"/>
@@ -1723,9 +2469,9 @@
       <w:lvlJc w:val="left"/>
       <w:pPr>
         <w:tabs>
-          <w:tab w:val="num" w:pos="0"/>
-        </w:tabs>
-        <w:ind w:left="2160" w:hanging="360"/>
+          <w:tab w:val="num" w:pos="1080"/>
+        </w:tabs>
+        <w:ind w:left="1080" w:hanging="216"/>
       </w:pPr>
       <w:rPr>
         <w:rFonts w:ascii="Wingdings" w:hAnsi="Wingdings" w:cs="Wingdings" w:hint="default"/>
@@ -1738,9 +2484,9 @@
       <w:lvlJc w:val="left"/>
       <w:pPr>
         <w:tabs>
-          <w:tab w:val="num" w:pos="0"/>
-        </w:tabs>
-        <w:ind w:left="2880" w:hanging="360"/>
+          <w:tab w:val="num" w:pos="1512"/>
+        </w:tabs>
+        <w:ind w:left="1512" w:hanging="216"/>
       </w:pPr>
       <w:rPr>
         <w:rFonts w:ascii="Symbol" w:hAnsi="Symbol" w:cs="Symbol" w:hint="default"/>
@@ -1753,9 +2499,9 @@
       <w:lvlJc w:val="left"/>
       <w:pPr>
         <w:tabs>
-          <w:tab w:val="num" w:pos="0"/>
-        </w:tabs>
-        <w:ind w:left="3600" w:hanging="360"/>
+          <w:tab w:val="num" w:pos="1944"/>
+        </w:tabs>
+        <w:ind w:left="1944" w:hanging="216"/>
       </w:pPr>
       <w:rPr>
         <w:rFonts w:ascii="Courier New" w:hAnsi="Courier New" w:cs="Courier New" w:hint="default"/>
@@ -1768,9 +2514,9 @@
       <w:lvlJc w:val="left"/>
       <w:pPr>
         <w:tabs>
-          <w:tab w:val="num" w:pos="0"/>
-        </w:tabs>
-        <w:ind w:left="4320" w:hanging="360"/>
+          <w:tab w:val="num" w:pos="2376"/>
+        </w:tabs>
+        <w:ind w:left="2376" w:hanging="216"/>
       </w:pPr>
       <w:rPr>
         <w:rFonts w:ascii="Wingdings" w:hAnsi="Wingdings" w:cs="Wingdings" w:hint="default"/>
@@ -1783,9 +2529,9 @@
       <w:lvlJc w:val="left"/>
       <w:pPr>
         <w:tabs>
-          <w:tab w:val="num" w:pos="0"/>
-        </w:tabs>
-        <w:ind w:left="5040" w:hanging="360"/>
+          <w:tab w:val="num" w:pos="2808"/>
+        </w:tabs>
+        <w:ind w:left="2808" w:hanging="216"/>
       </w:pPr>
       <w:rPr>
         <w:rFonts w:ascii="Symbol" w:hAnsi="Symbol" w:cs="Symbol" w:hint="default"/>
@@ -1798,9 +2544,9 @@
       <w:lvlJc w:val="left"/>
       <w:pPr>
         <w:tabs>
-          <w:tab w:val="num" w:pos="0"/>
-        </w:tabs>
-        <w:ind w:left="5760" w:hanging="360"/>
+          <w:tab w:val="num" w:pos="3240"/>
+        </w:tabs>
+        <w:ind w:left="3240" w:hanging="216"/>
       </w:pPr>
       <w:rPr>
         <w:rFonts w:ascii="Courier New" w:hAnsi="Courier New" w:cs="Courier New" w:hint="default"/>
@@ -1813,16 +2559,19 @@
       <w:lvlJc w:val="left"/>
       <w:pPr>
         <w:tabs>
-          <w:tab w:val="num" w:pos="0"/>
-        </w:tabs>
-        <w:ind w:left="6480" w:hanging="360"/>
+          <w:tab w:val="num" w:pos="3672"/>
+        </w:tabs>
+        <w:ind w:left="3672" w:hanging="216"/>
       </w:pPr>
       <w:rPr>
         <w:rFonts w:ascii="Wingdings" w:hAnsi="Wingdings" w:cs="Wingdings" w:hint="default"/>
       </w:rPr>
     </w:lvl>
   </w:abstractNum>
-  <w:abstractNum w:abstractNumId="5">
+  <w:abstractNum w:abstractNumId="9" w15:restartNumberingAfterBreak="0">
+    <w:nsid w:val="5D4313B5"/>
+    <w:multiLevelType w:val="multilevel"/>
+    <w:tmpl w:val="7E4C8E74"/>
     <w:lvl w:ilvl="0">
       <w:start w:val="1"/>
       <w:numFmt w:val="bullet"/>
@@ -1830,9 +2579,9 @@
       <w:lvlJc w:val="left"/>
       <w:pPr>
         <w:tabs>
-          <w:tab w:val="num" w:pos="0"/>
-        </w:tabs>
-        <w:ind w:left="720" w:hanging="360"/>
+          <w:tab w:val="num" w:pos="216"/>
+        </w:tabs>
+        <w:ind w:left="216" w:hanging="216"/>
       </w:pPr>
       <w:rPr>
         <w:rFonts w:ascii="Wingdings" w:hAnsi="Wingdings" w:cs="Wingdings" w:hint="default"/>
@@ -1845,9 +2594,9 @@
       <w:lvlJc w:val="left"/>
       <w:pPr>
         <w:tabs>
-          <w:tab w:val="num" w:pos="0"/>
-        </w:tabs>
-        <w:ind w:left="1440" w:hanging="360"/>
+          <w:tab w:val="num" w:pos="648"/>
+        </w:tabs>
+        <w:ind w:left="648" w:hanging="216"/>
       </w:pPr>
       <w:rPr>
         <w:rFonts w:ascii="Courier New" w:hAnsi="Courier New" w:cs="Courier New" w:hint="default"/>
@@ -1860,9 +2609,9 @@
       <w:lvlJc w:val="left"/>
       <w:pPr>
         <w:tabs>
-          <w:tab w:val="num" w:pos="0"/>
-        </w:tabs>
-        <w:ind w:left="2160" w:hanging="360"/>
+          <w:tab w:val="num" w:pos="1080"/>
+        </w:tabs>
+        <w:ind w:left="1080" w:hanging="216"/>
       </w:pPr>
       <w:rPr>
         <w:rFonts w:ascii="Wingdings" w:hAnsi="Wingdings" w:cs="Wingdings" w:hint="default"/>
@@ -1875,9 +2624,9 @@
       <w:lvlJc w:val="left"/>
       <w:pPr>
         <w:tabs>
-          <w:tab w:val="num" w:pos="0"/>
-        </w:tabs>
-        <w:ind w:left="2880" w:hanging="360"/>
+          <w:tab w:val="num" w:pos="1512"/>
+        </w:tabs>
+        <w:ind w:left="1512" w:hanging="216"/>
       </w:pPr>
       <w:rPr>
         <w:rFonts w:ascii="Symbol" w:hAnsi="Symbol" w:cs="Symbol" w:hint="default"/>
@@ -1890,9 +2639,9 @@
       <w:lvlJc w:val="left"/>
       <w:pPr>
         <w:tabs>
-          <w:tab w:val="num" w:pos="0"/>
-        </w:tabs>
-        <w:ind w:left="3600" w:hanging="360"/>
+          <w:tab w:val="num" w:pos="1944"/>
+        </w:tabs>
+        <w:ind w:left="1944" w:hanging="216"/>
       </w:pPr>
       <w:rPr>
         <w:rFonts w:ascii="Courier New" w:hAnsi="Courier New" w:cs="Courier New" w:hint="default"/>
@@ -1905,9 +2654,9 @@
       <w:lvlJc w:val="left"/>
       <w:pPr>
         <w:tabs>
-          <w:tab w:val="num" w:pos="0"/>
-        </w:tabs>
-        <w:ind w:left="4320" w:hanging="360"/>
+          <w:tab w:val="num" w:pos="2376"/>
+        </w:tabs>
+        <w:ind w:left="2376" w:hanging="216"/>
       </w:pPr>
       <w:rPr>
         <w:rFonts w:ascii="Wingdings" w:hAnsi="Wingdings" w:cs="Wingdings" w:hint="default"/>
@@ -1920,9 +2669,9 @@
       <w:lvlJc w:val="left"/>
       <w:pPr>
         <w:tabs>
-          <w:tab w:val="num" w:pos="0"/>
-        </w:tabs>
-        <w:ind w:left="5040" w:hanging="360"/>
+          <w:tab w:val="num" w:pos="2808"/>
+        </w:tabs>
+        <w:ind w:left="2808" w:hanging="216"/>
       </w:pPr>
       <w:rPr>
         <w:rFonts w:ascii="Symbol" w:hAnsi="Symbol" w:cs="Symbol" w:hint="default"/>
@@ -1935,9 +2684,9 @@
       <w:lvlJc w:val="left"/>
       <w:pPr>
         <w:tabs>
-          <w:tab w:val="num" w:pos="0"/>
-        </w:tabs>
-        <w:ind w:left="5760" w:hanging="360"/>
+          <w:tab w:val="num" w:pos="3240"/>
+        </w:tabs>
+        <w:ind w:left="3240" w:hanging="216"/>
       </w:pPr>
       <w:rPr>
         <w:rFonts w:ascii="Courier New" w:hAnsi="Courier New" w:cs="Courier New" w:hint="default"/>
@@ -1950,880 +2699,199 @@
       <w:lvlJc w:val="left"/>
       <w:pPr>
         <w:tabs>
-          <w:tab w:val="num" w:pos="0"/>
-        </w:tabs>
-        <w:ind w:left="6480" w:hanging="360"/>
+          <w:tab w:val="num" w:pos="3672"/>
+        </w:tabs>
+        <w:ind w:left="3672" w:hanging="216"/>
       </w:pPr>
       <w:rPr>
         <w:rFonts w:ascii="Wingdings" w:hAnsi="Wingdings" w:cs="Wingdings" w:hint="default"/>
       </w:rPr>
     </w:lvl>
   </w:abstractNum>
-  <w:abstractNum w:abstractNumId="6">
+  <w:abstractNum w:abstractNumId="10" w15:restartNumberingAfterBreak="0">
+    <w:nsid w:val="6F2B031B"/>
+    <w:multiLevelType w:val="multilevel"/>
+    <w:tmpl w:val="98C436DC"/>
     <w:lvl w:ilvl="0">
       <w:start w:val="1"/>
       <w:numFmt w:val="bullet"/>
-      <w:lvlText w:val=""/>
-      <w:lvlJc w:val="left"/>
-      <w:pPr>
-        <w:tabs>
-          <w:tab w:val="num" w:pos="0"/>
-        </w:tabs>
-        <w:ind w:left="720" w:hanging="360"/>
+      <w:pStyle w:val="Commarcadores"/>
+      <w:lvlText w:val="·"/>
+      <w:lvlJc w:val="left"/>
+      <w:pPr>
+        <w:tabs>
+          <w:tab w:val="num" w:pos="216"/>
+        </w:tabs>
+        <w:ind w:left="216" w:hanging="216"/>
+      </w:pPr>
+      <w:rPr>
+        <w:rFonts w:ascii="Cambria" w:hAnsi="Cambria" w:cs="Cambria" w:hint="default"/>
+      </w:rPr>
+    </w:lvl>
+    <w:lvl w:ilvl="1">
+      <w:start w:val="1"/>
+      <w:numFmt w:val="bullet"/>
+      <w:lvlText w:val="o"/>
+      <w:lvlJc w:val="left"/>
+      <w:pPr>
+        <w:tabs>
+          <w:tab w:val="num" w:pos="648"/>
+        </w:tabs>
+        <w:ind w:left="648" w:hanging="216"/>
+      </w:pPr>
+      <w:rPr>
+        <w:rFonts w:ascii="Courier New" w:hAnsi="Courier New" w:cs="Courier New" w:hint="default"/>
+      </w:rPr>
+    </w:lvl>
+    <w:lvl w:ilvl="2">
+      <w:start w:val="1"/>
+      <w:numFmt w:val="bullet"/>
+      <w:lvlText w:val=""/>
+      <w:lvlJc w:val="left"/>
+      <w:pPr>
+        <w:tabs>
+          <w:tab w:val="num" w:pos="1080"/>
+        </w:tabs>
+        <w:ind w:left="1080" w:hanging="216"/>
       </w:pPr>
       <w:rPr>
         <w:rFonts w:ascii="Wingdings" w:hAnsi="Wingdings" w:cs="Wingdings" w:hint="default"/>
       </w:rPr>
     </w:lvl>
-    <w:lvl w:ilvl="1">
+    <w:lvl w:ilvl="3">
+      <w:start w:val="1"/>
+      <w:numFmt w:val="bullet"/>
+      <w:lvlText w:val=""/>
+      <w:lvlJc w:val="left"/>
+      <w:pPr>
+        <w:tabs>
+          <w:tab w:val="num" w:pos="1512"/>
+        </w:tabs>
+        <w:ind w:left="1512" w:hanging="216"/>
+      </w:pPr>
+      <w:rPr>
+        <w:rFonts w:ascii="Symbol" w:hAnsi="Symbol" w:cs="Symbol" w:hint="default"/>
+      </w:rPr>
+    </w:lvl>
+    <w:lvl w:ilvl="4">
       <w:start w:val="1"/>
       <w:numFmt w:val="bullet"/>
       <w:lvlText w:val="o"/>
       <w:lvlJc w:val="left"/>
       <w:pPr>
         <w:tabs>
-          <w:tab w:val="num" w:pos="0"/>
-        </w:tabs>
-        <w:ind w:left="1440" w:hanging="360"/>
+          <w:tab w:val="num" w:pos="1944"/>
+        </w:tabs>
+        <w:ind w:left="1944" w:hanging="216"/>
       </w:pPr>
       <w:rPr>
         <w:rFonts w:ascii="Courier New" w:hAnsi="Courier New" w:cs="Courier New" w:hint="default"/>
       </w:rPr>
     </w:lvl>
-    <w:lvl w:ilvl="2">
+    <w:lvl w:ilvl="5">
       <w:start w:val="1"/>
       <w:numFmt w:val="bullet"/>
       <w:lvlText w:val=""/>
       <w:lvlJc w:val="left"/>
       <w:pPr>
         <w:tabs>
-          <w:tab w:val="num" w:pos="0"/>
-        </w:tabs>
-        <w:ind w:left="2160" w:hanging="360"/>
+          <w:tab w:val="num" w:pos="2376"/>
+        </w:tabs>
+        <w:ind w:left="2376" w:hanging="216"/>
       </w:pPr>
       <w:rPr>
         <w:rFonts w:ascii="Wingdings" w:hAnsi="Wingdings" w:cs="Wingdings" w:hint="default"/>
       </w:rPr>
     </w:lvl>
-    <w:lvl w:ilvl="3">
+    <w:lvl w:ilvl="6">
       <w:start w:val="1"/>
       <w:numFmt w:val="bullet"/>
       <w:lvlText w:val=""/>
       <w:lvlJc w:val="left"/>
       <w:pPr>
         <w:tabs>
-          <w:tab w:val="num" w:pos="0"/>
-        </w:tabs>
-        <w:ind w:left="2880" w:hanging="360"/>
+          <w:tab w:val="num" w:pos="2808"/>
+        </w:tabs>
+        <w:ind w:left="2808" w:hanging="216"/>
       </w:pPr>
       <w:rPr>
         <w:rFonts w:ascii="Symbol" w:hAnsi="Symbol" w:cs="Symbol" w:hint="default"/>
       </w:rPr>
     </w:lvl>
-    <w:lvl w:ilvl="4">
+    <w:lvl w:ilvl="7">
       <w:start w:val="1"/>
       <w:numFmt w:val="bullet"/>
       <w:lvlText w:val="o"/>
       <w:lvlJc w:val="left"/>
       <w:pPr>
         <w:tabs>
-          <w:tab w:val="num" w:pos="0"/>
-        </w:tabs>
-        <w:ind w:left="3600" w:hanging="360"/>
+          <w:tab w:val="num" w:pos="3240"/>
+        </w:tabs>
+        <w:ind w:left="3240" w:hanging="216"/>
       </w:pPr>
       <w:rPr>
         <w:rFonts w:ascii="Courier New" w:hAnsi="Courier New" w:cs="Courier New" w:hint="default"/>
       </w:rPr>
     </w:lvl>
-    <w:lvl w:ilvl="5">
+    <w:lvl w:ilvl="8">
       <w:start w:val="1"/>
       <w:numFmt w:val="bullet"/>
       <w:lvlText w:val=""/>
       <w:lvlJc w:val="left"/>
       <w:pPr>
         <w:tabs>
-          <w:tab w:val="num" w:pos="0"/>
-        </w:tabs>
-        <w:ind w:left="4320" w:hanging="360"/>
+          <w:tab w:val="num" w:pos="3672"/>
+        </w:tabs>
+        <w:ind w:left="3672" w:hanging="216"/>
       </w:pPr>
       <w:rPr>
         <w:rFonts w:ascii="Wingdings" w:hAnsi="Wingdings" w:cs="Wingdings" w:hint="default"/>
       </w:rPr>
     </w:lvl>
-    <w:lvl w:ilvl="6">
-      <w:start w:val="1"/>
-      <w:numFmt w:val="bullet"/>
-      <w:lvlText w:val=""/>
-      <w:lvlJc w:val="left"/>
-      <w:pPr>
-        <w:tabs>
-          <w:tab w:val="num" w:pos="0"/>
-        </w:tabs>
-        <w:ind w:left="5040" w:hanging="360"/>
-      </w:pPr>
-      <w:rPr>
-        <w:rFonts w:ascii="Symbol" w:hAnsi="Symbol" w:cs="Symbol" w:hint="default"/>
-      </w:rPr>
-    </w:lvl>
-    <w:lvl w:ilvl="7">
-      <w:start w:val="1"/>
-      <w:numFmt w:val="bullet"/>
-      <w:lvlText w:val="o"/>
-      <w:lvlJc w:val="left"/>
-      <w:pPr>
-        <w:tabs>
-          <w:tab w:val="num" w:pos="0"/>
-        </w:tabs>
-        <w:ind w:left="5760" w:hanging="360"/>
-      </w:pPr>
-      <w:rPr>
-        <w:rFonts w:ascii="Courier New" w:hAnsi="Courier New" w:cs="Courier New" w:hint="default"/>
-      </w:rPr>
-    </w:lvl>
-    <w:lvl w:ilvl="8">
-      <w:start w:val="1"/>
-      <w:numFmt w:val="bullet"/>
-      <w:lvlText w:val=""/>
-      <w:lvlJc w:val="left"/>
-      <w:pPr>
-        <w:tabs>
-          <w:tab w:val="num" w:pos="0"/>
-        </w:tabs>
-        <w:ind w:left="6480" w:hanging="360"/>
-      </w:pPr>
-      <w:rPr>
-        <w:rFonts w:ascii="Wingdings" w:hAnsi="Wingdings" w:cs="Wingdings" w:hint="default"/>
-      </w:rPr>
-    </w:lvl>
   </w:abstractNum>
-  <w:abstractNum w:abstractNumId="7">
-    <w:lvl w:ilvl="0">
-      <w:start w:val="1"/>
-      <w:numFmt w:val="bullet"/>
-      <w:lvlText w:val=""/>
-      <w:lvlJc w:val="left"/>
-      <w:pPr>
-        <w:tabs>
-          <w:tab w:val="num" w:pos="216"/>
-        </w:tabs>
-        <w:ind w:left="216" w:hanging="216"/>
-      </w:pPr>
-      <w:rPr>
-        <w:rFonts w:ascii="Wingdings" w:hAnsi="Wingdings" w:cs="Wingdings" w:hint="default"/>
-      </w:rPr>
-    </w:lvl>
-    <w:lvl w:ilvl="1">
-      <w:start w:val="1"/>
-      <w:numFmt w:val="bullet"/>
-      <w:lvlText w:val="o"/>
-      <w:lvlJc w:val="left"/>
-      <w:pPr>
-        <w:tabs>
-          <w:tab w:val="num" w:pos="648"/>
-        </w:tabs>
-        <w:ind w:left="648" w:hanging="216"/>
-      </w:pPr>
-      <w:rPr>
-        <w:rFonts w:ascii="Courier New" w:hAnsi="Courier New" w:cs="Courier New" w:hint="default"/>
-      </w:rPr>
-    </w:lvl>
-    <w:lvl w:ilvl="2">
-      <w:start w:val="1"/>
-      <w:numFmt w:val="bullet"/>
-      <w:lvlText w:val=""/>
-      <w:lvlJc w:val="left"/>
-      <w:pPr>
-        <w:tabs>
-          <w:tab w:val="num" w:pos="1080"/>
-        </w:tabs>
-        <w:ind w:left="1080" w:hanging="216"/>
-      </w:pPr>
-      <w:rPr>
-        <w:rFonts w:ascii="Wingdings" w:hAnsi="Wingdings" w:cs="Wingdings" w:hint="default"/>
-      </w:rPr>
-    </w:lvl>
-    <w:lvl w:ilvl="3">
-      <w:start w:val="1"/>
-      <w:numFmt w:val="bullet"/>
-      <w:lvlText w:val=""/>
-      <w:lvlJc w:val="left"/>
-      <w:pPr>
-        <w:tabs>
-          <w:tab w:val="num" w:pos="1512"/>
-        </w:tabs>
-        <w:ind w:left="1512" w:hanging="216"/>
-      </w:pPr>
-      <w:rPr>
-        <w:rFonts w:ascii="Symbol" w:hAnsi="Symbol" w:cs="Symbol" w:hint="default"/>
-      </w:rPr>
-    </w:lvl>
-    <w:lvl w:ilvl="4">
-      <w:start w:val="1"/>
-      <w:numFmt w:val="bullet"/>
-      <w:lvlText w:val="o"/>
-      <w:lvlJc w:val="left"/>
-      <w:pPr>
-        <w:tabs>
-          <w:tab w:val="num" w:pos="1944"/>
-        </w:tabs>
-        <w:ind w:left="1944" w:hanging="216"/>
-      </w:pPr>
-      <w:rPr>
-        <w:rFonts w:ascii="Courier New" w:hAnsi="Courier New" w:cs="Courier New" w:hint="default"/>
-      </w:rPr>
-    </w:lvl>
-    <w:lvl w:ilvl="5">
-      <w:start w:val="1"/>
-      <w:numFmt w:val="bullet"/>
-      <w:lvlText w:val=""/>
-      <w:lvlJc w:val="left"/>
-      <w:pPr>
-        <w:tabs>
-          <w:tab w:val="num" w:pos="2376"/>
-        </w:tabs>
-        <w:ind w:left="2376" w:hanging="216"/>
-      </w:pPr>
-      <w:rPr>
-        <w:rFonts w:ascii="Wingdings" w:hAnsi="Wingdings" w:cs="Wingdings" w:hint="default"/>
-      </w:rPr>
-    </w:lvl>
-    <w:lvl w:ilvl="6">
-      <w:start w:val="1"/>
-      <w:numFmt w:val="bullet"/>
-      <w:lvlText w:val=""/>
-      <w:lvlJc w:val="left"/>
-      <w:pPr>
-        <w:tabs>
-          <w:tab w:val="num" w:pos="2808"/>
-        </w:tabs>
-        <w:ind w:left="2808" w:hanging="216"/>
-      </w:pPr>
-      <w:rPr>
-        <w:rFonts w:ascii="Symbol" w:hAnsi="Symbol" w:cs="Symbol" w:hint="default"/>
-      </w:rPr>
-    </w:lvl>
-    <w:lvl w:ilvl="7">
-      <w:start w:val="1"/>
-      <w:numFmt w:val="bullet"/>
-      <w:lvlText w:val="o"/>
-      <w:lvlJc w:val="left"/>
-      <w:pPr>
-        <w:tabs>
-          <w:tab w:val="num" w:pos="3240"/>
-        </w:tabs>
-        <w:ind w:left="3240" w:hanging="216"/>
-      </w:pPr>
-      <w:rPr>
-        <w:rFonts w:ascii="Courier New" w:hAnsi="Courier New" w:cs="Courier New" w:hint="default"/>
-      </w:rPr>
-    </w:lvl>
-    <w:lvl w:ilvl="8">
-      <w:start w:val="1"/>
-      <w:numFmt w:val="bullet"/>
-      <w:lvlText w:val=""/>
-      <w:lvlJc w:val="left"/>
-      <w:pPr>
-        <w:tabs>
-          <w:tab w:val="num" w:pos="3672"/>
-        </w:tabs>
-        <w:ind w:left="3672" w:hanging="216"/>
-      </w:pPr>
-      <w:rPr>
-        <w:rFonts w:ascii="Wingdings" w:hAnsi="Wingdings" w:cs="Wingdings" w:hint="default"/>
-      </w:rPr>
-    </w:lvl>
-  </w:abstractNum>
-  <w:abstractNum w:abstractNumId="8">
-    <w:lvl w:ilvl="0">
-      <w:start w:val="1"/>
-      <w:numFmt w:val="bullet"/>
-      <w:lvlText w:val=""/>
-      <w:lvlJc w:val="left"/>
-      <w:pPr>
-        <w:tabs>
-          <w:tab w:val="num" w:pos="216"/>
-        </w:tabs>
-        <w:ind w:left="216" w:hanging="216"/>
-      </w:pPr>
-      <w:rPr>
-        <w:rFonts w:ascii="Wingdings" w:hAnsi="Wingdings" w:cs="Wingdings" w:hint="default"/>
-      </w:rPr>
-    </w:lvl>
-    <w:lvl w:ilvl="1">
-      <w:start w:val="1"/>
-      <w:numFmt w:val="bullet"/>
-      <w:lvlText w:val="o"/>
-      <w:lvlJc w:val="left"/>
-      <w:pPr>
-        <w:tabs>
-          <w:tab w:val="num" w:pos="648"/>
-        </w:tabs>
-        <w:ind w:left="648" w:hanging="216"/>
-      </w:pPr>
-      <w:rPr>
-        <w:rFonts w:ascii="Courier New" w:hAnsi="Courier New" w:cs="Courier New" w:hint="default"/>
-      </w:rPr>
-    </w:lvl>
-    <w:lvl w:ilvl="2">
-      <w:start w:val="1"/>
-      <w:numFmt w:val="bullet"/>
-      <w:lvlText w:val=""/>
-      <w:lvlJc w:val="left"/>
-      <w:pPr>
-        <w:tabs>
-          <w:tab w:val="num" w:pos="1080"/>
-        </w:tabs>
-        <w:ind w:left="1080" w:hanging="216"/>
-      </w:pPr>
-      <w:rPr>
-        <w:rFonts w:ascii="Wingdings" w:hAnsi="Wingdings" w:cs="Wingdings" w:hint="default"/>
-      </w:rPr>
-    </w:lvl>
-    <w:lvl w:ilvl="3">
-      <w:start w:val="1"/>
-      <w:numFmt w:val="bullet"/>
-      <w:lvlText w:val=""/>
-      <w:lvlJc w:val="left"/>
-      <w:pPr>
-        <w:tabs>
-          <w:tab w:val="num" w:pos="1512"/>
-        </w:tabs>
-        <w:ind w:left="1512" w:hanging="216"/>
-      </w:pPr>
-      <w:rPr>
-        <w:rFonts w:ascii="Symbol" w:hAnsi="Symbol" w:cs="Symbol" w:hint="default"/>
-      </w:rPr>
-    </w:lvl>
-    <w:lvl w:ilvl="4">
-      <w:start w:val="1"/>
-      <w:numFmt w:val="bullet"/>
-      <w:lvlText w:val="o"/>
-      <w:lvlJc w:val="left"/>
-      <w:pPr>
-        <w:tabs>
-          <w:tab w:val="num" w:pos="1944"/>
-        </w:tabs>
-        <w:ind w:left="1944" w:hanging="216"/>
-      </w:pPr>
-      <w:rPr>
-        <w:rFonts w:ascii="Courier New" w:hAnsi="Courier New" w:cs="Courier New" w:hint="default"/>
-      </w:rPr>
-    </w:lvl>
-    <w:lvl w:ilvl="5">
-      <w:start w:val="1"/>
-      <w:numFmt w:val="bullet"/>
-      <w:lvlText w:val=""/>
-      <w:lvlJc w:val="left"/>
-      <w:pPr>
-        <w:tabs>
-          <w:tab w:val="num" w:pos="2376"/>
-        </w:tabs>
-        <w:ind w:left="2376" w:hanging="216"/>
-      </w:pPr>
-      <w:rPr>
-        <w:rFonts w:ascii="Wingdings" w:hAnsi="Wingdings" w:cs="Wingdings" w:hint="default"/>
-      </w:rPr>
-    </w:lvl>
-    <w:lvl w:ilvl="6">
-      <w:start w:val="1"/>
-      <w:numFmt w:val="bullet"/>
-      <w:lvlText w:val=""/>
-      <w:lvlJc w:val="left"/>
-      <w:pPr>
-        <w:tabs>
-          <w:tab w:val="num" w:pos="2808"/>
-        </w:tabs>
-        <w:ind w:left="2808" w:hanging="216"/>
-      </w:pPr>
-      <w:rPr>
-        <w:rFonts w:ascii="Symbol" w:hAnsi="Symbol" w:cs="Symbol" w:hint="default"/>
-      </w:rPr>
-    </w:lvl>
-    <w:lvl w:ilvl="7">
-      <w:start w:val="1"/>
-      <w:numFmt w:val="bullet"/>
-      <w:lvlText w:val="o"/>
-      <w:lvlJc w:val="left"/>
-      <w:pPr>
-        <w:tabs>
-          <w:tab w:val="num" w:pos="3240"/>
-        </w:tabs>
-        <w:ind w:left="3240" w:hanging="216"/>
-      </w:pPr>
-      <w:rPr>
-        <w:rFonts w:ascii="Courier New" w:hAnsi="Courier New" w:cs="Courier New" w:hint="default"/>
-      </w:rPr>
-    </w:lvl>
-    <w:lvl w:ilvl="8">
-      <w:start w:val="1"/>
-      <w:numFmt w:val="bullet"/>
-      <w:lvlText w:val=""/>
-      <w:lvlJc w:val="left"/>
-      <w:pPr>
-        <w:tabs>
-          <w:tab w:val="num" w:pos="3672"/>
-        </w:tabs>
-        <w:ind w:left="3672" w:hanging="216"/>
-      </w:pPr>
-      <w:rPr>
-        <w:rFonts w:ascii="Wingdings" w:hAnsi="Wingdings" w:cs="Wingdings" w:hint="default"/>
-      </w:rPr>
-    </w:lvl>
-  </w:abstractNum>
-  <w:abstractNum w:abstractNumId="9">
-    <w:lvl w:ilvl="0">
-      <w:start w:val="1"/>
-      <w:numFmt w:val="bullet"/>
-      <w:lvlText w:val=""/>
-      <w:lvlJc w:val="left"/>
-      <w:pPr>
-        <w:tabs>
-          <w:tab w:val="num" w:pos="216"/>
-        </w:tabs>
-        <w:ind w:left="216" w:hanging="216"/>
-      </w:pPr>
-      <w:rPr>
-        <w:rFonts w:ascii="Wingdings" w:hAnsi="Wingdings" w:cs="Wingdings" w:hint="default"/>
-      </w:rPr>
-    </w:lvl>
-    <w:lvl w:ilvl="1">
-      <w:start w:val="1"/>
-      <w:numFmt w:val="bullet"/>
-      <w:lvlText w:val="o"/>
-      <w:lvlJc w:val="left"/>
-      <w:pPr>
-        <w:tabs>
-          <w:tab w:val="num" w:pos="648"/>
-        </w:tabs>
-        <w:ind w:left="648" w:hanging="216"/>
-      </w:pPr>
-      <w:rPr>
-        <w:rFonts w:ascii="Courier New" w:hAnsi="Courier New" w:cs="Courier New" w:hint="default"/>
-      </w:rPr>
-    </w:lvl>
-    <w:lvl w:ilvl="2">
-      <w:start w:val="1"/>
-      <w:numFmt w:val="bullet"/>
-      <w:lvlText w:val=""/>
-      <w:lvlJc w:val="left"/>
-      <w:pPr>
-        <w:tabs>
-          <w:tab w:val="num" w:pos="1080"/>
-        </w:tabs>
-        <w:ind w:left="1080" w:hanging="216"/>
-      </w:pPr>
-      <w:rPr>
-        <w:rFonts w:ascii="Wingdings" w:hAnsi="Wingdings" w:cs="Wingdings" w:hint="default"/>
-      </w:rPr>
-    </w:lvl>
-    <w:lvl w:ilvl="3">
-      <w:start w:val="1"/>
-      <w:numFmt w:val="bullet"/>
-      <w:lvlText w:val=""/>
-      <w:lvlJc w:val="left"/>
-      <w:pPr>
-        <w:tabs>
-          <w:tab w:val="num" w:pos="1512"/>
-        </w:tabs>
-        <w:ind w:left="1512" w:hanging="216"/>
-      </w:pPr>
-      <w:rPr>
-        <w:rFonts w:ascii="Symbol" w:hAnsi="Symbol" w:cs="Symbol" w:hint="default"/>
-      </w:rPr>
-    </w:lvl>
-    <w:lvl w:ilvl="4">
-      <w:start w:val="1"/>
-      <w:numFmt w:val="bullet"/>
-      <w:lvlText w:val="o"/>
-      <w:lvlJc w:val="left"/>
-      <w:pPr>
-        <w:tabs>
-          <w:tab w:val="num" w:pos="1944"/>
-        </w:tabs>
-        <w:ind w:left="1944" w:hanging="216"/>
-      </w:pPr>
-      <w:rPr>
-        <w:rFonts w:ascii="Courier New" w:hAnsi="Courier New" w:cs="Courier New" w:hint="default"/>
-      </w:rPr>
-    </w:lvl>
-    <w:lvl w:ilvl="5">
-      <w:start w:val="1"/>
-      <w:numFmt w:val="bullet"/>
-      <w:lvlText w:val=""/>
-      <w:lvlJc w:val="left"/>
-      <w:pPr>
-        <w:tabs>
-          <w:tab w:val="num" w:pos="2376"/>
-        </w:tabs>
-        <w:ind w:left="2376" w:hanging="216"/>
-      </w:pPr>
-      <w:rPr>
-        <w:rFonts w:ascii="Wingdings" w:hAnsi="Wingdings" w:cs="Wingdings" w:hint="default"/>
-      </w:rPr>
-    </w:lvl>
-    <w:lvl w:ilvl="6">
-      <w:start w:val="1"/>
-      <w:numFmt w:val="bullet"/>
-      <w:lvlText w:val=""/>
-      <w:lvlJc w:val="left"/>
-      <w:pPr>
-        <w:tabs>
-          <w:tab w:val="num" w:pos="2808"/>
-        </w:tabs>
-        <w:ind w:left="2808" w:hanging="216"/>
-      </w:pPr>
-      <w:rPr>
-        <w:rFonts w:ascii="Symbol" w:hAnsi="Symbol" w:cs="Symbol" w:hint="default"/>
-      </w:rPr>
-    </w:lvl>
-    <w:lvl w:ilvl="7">
-      <w:start w:val="1"/>
-      <w:numFmt w:val="bullet"/>
-      <w:lvlText w:val="o"/>
-      <w:lvlJc w:val="left"/>
-      <w:pPr>
-        <w:tabs>
-          <w:tab w:val="num" w:pos="3240"/>
-        </w:tabs>
-        <w:ind w:left="3240" w:hanging="216"/>
-      </w:pPr>
-      <w:rPr>
-        <w:rFonts w:ascii="Courier New" w:hAnsi="Courier New" w:cs="Courier New" w:hint="default"/>
-      </w:rPr>
-    </w:lvl>
-    <w:lvl w:ilvl="8">
-      <w:start w:val="1"/>
-      <w:numFmt w:val="bullet"/>
-      <w:lvlText w:val=""/>
-      <w:lvlJc w:val="left"/>
-      <w:pPr>
-        <w:tabs>
-          <w:tab w:val="num" w:pos="3672"/>
-        </w:tabs>
-        <w:ind w:left="3672" w:hanging="216"/>
-      </w:pPr>
-      <w:rPr>
-        <w:rFonts w:ascii="Wingdings" w:hAnsi="Wingdings" w:cs="Wingdings" w:hint="default"/>
-      </w:rPr>
-    </w:lvl>
-  </w:abstractNum>
-  <w:abstractNum w:abstractNumId="10">
-    <w:lvl w:ilvl="0">
-      <w:start w:val="1"/>
-      <w:numFmt w:val="bullet"/>
-      <w:lvlText w:val=""/>
-      <w:lvlJc w:val="left"/>
-      <w:pPr>
-        <w:tabs>
-          <w:tab w:val="num" w:pos="216"/>
-        </w:tabs>
-        <w:ind w:left="216" w:hanging="216"/>
-      </w:pPr>
-      <w:rPr>
-        <w:rFonts w:ascii="Wingdings" w:hAnsi="Wingdings" w:cs="Wingdings" w:hint="default"/>
-      </w:rPr>
-    </w:lvl>
-    <w:lvl w:ilvl="1">
-      <w:start w:val="1"/>
-      <w:numFmt w:val="bullet"/>
-      <w:lvlText w:val="o"/>
-      <w:lvlJc w:val="left"/>
-      <w:pPr>
-        <w:tabs>
-          <w:tab w:val="num" w:pos="648"/>
-        </w:tabs>
-        <w:ind w:left="648" w:hanging="216"/>
-      </w:pPr>
-      <w:rPr>
-        <w:rFonts w:ascii="Courier New" w:hAnsi="Courier New" w:cs="Courier New" w:hint="default"/>
-      </w:rPr>
-    </w:lvl>
-    <w:lvl w:ilvl="2">
-      <w:start w:val="1"/>
-      <w:numFmt w:val="bullet"/>
-      <w:lvlText w:val=""/>
-      <w:lvlJc w:val="left"/>
-      <w:pPr>
-        <w:tabs>
-          <w:tab w:val="num" w:pos="1080"/>
-        </w:tabs>
-        <w:ind w:left="1080" w:hanging="216"/>
-      </w:pPr>
-      <w:rPr>
-        <w:rFonts w:ascii="Wingdings" w:hAnsi="Wingdings" w:cs="Wingdings" w:hint="default"/>
-      </w:rPr>
-    </w:lvl>
-    <w:lvl w:ilvl="3">
-      <w:start w:val="1"/>
-      <w:numFmt w:val="bullet"/>
-      <w:lvlText w:val=""/>
-      <w:lvlJc w:val="left"/>
-      <w:pPr>
-        <w:tabs>
-          <w:tab w:val="num" w:pos="1512"/>
-        </w:tabs>
-        <w:ind w:left="1512" w:hanging="216"/>
-      </w:pPr>
-      <w:rPr>
-        <w:rFonts w:ascii="Symbol" w:hAnsi="Symbol" w:cs="Symbol" w:hint="default"/>
-      </w:rPr>
-    </w:lvl>
-    <w:lvl w:ilvl="4">
-      <w:start w:val="1"/>
-      <w:numFmt w:val="bullet"/>
-      <w:lvlText w:val="o"/>
-      <w:lvlJc w:val="left"/>
-      <w:pPr>
-        <w:tabs>
-          <w:tab w:val="num" w:pos="1944"/>
-        </w:tabs>
-        <w:ind w:left="1944" w:hanging="216"/>
-      </w:pPr>
-      <w:rPr>
-        <w:rFonts w:ascii="Courier New" w:hAnsi="Courier New" w:cs="Courier New" w:hint="default"/>
-      </w:rPr>
-    </w:lvl>
-    <w:lvl w:ilvl="5">
-      <w:start w:val="1"/>
-      <w:numFmt w:val="bullet"/>
-      <w:lvlText w:val=""/>
-      <w:lvlJc w:val="left"/>
-      <w:pPr>
-        <w:tabs>
-          <w:tab w:val="num" w:pos="2376"/>
-        </w:tabs>
-        <w:ind w:left="2376" w:hanging="216"/>
-      </w:pPr>
-      <w:rPr>
-        <w:rFonts w:ascii="Wingdings" w:hAnsi="Wingdings" w:cs="Wingdings" w:hint="default"/>
-      </w:rPr>
-    </w:lvl>
-    <w:lvl w:ilvl="6">
-      <w:start w:val="1"/>
-      <w:numFmt w:val="bullet"/>
-      <w:lvlText w:val=""/>
-      <w:lvlJc w:val="left"/>
-      <w:pPr>
-        <w:tabs>
-          <w:tab w:val="num" w:pos="2808"/>
-        </w:tabs>
-        <w:ind w:left="2808" w:hanging="216"/>
-      </w:pPr>
-      <w:rPr>
-        <w:rFonts w:ascii="Symbol" w:hAnsi="Symbol" w:cs="Symbol" w:hint="default"/>
-      </w:rPr>
-    </w:lvl>
-    <w:lvl w:ilvl="7">
-      <w:start w:val="1"/>
-      <w:numFmt w:val="bullet"/>
-      <w:lvlText w:val="o"/>
-      <w:lvlJc w:val="left"/>
-      <w:pPr>
-        <w:tabs>
-          <w:tab w:val="num" w:pos="3240"/>
-        </w:tabs>
-        <w:ind w:left="3240" w:hanging="216"/>
-      </w:pPr>
-      <w:rPr>
-        <w:rFonts w:ascii="Courier New" w:hAnsi="Courier New" w:cs="Courier New" w:hint="default"/>
-      </w:rPr>
-    </w:lvl>
-    <w:lvl w:ilvl="8">
-      <w:start w:val="1"/>
-      <w:numFmt w:val="bullet"/>
-      <w:lvlText w:val=""/>
-      <w:lvlJc w:val="left"/>
-      <w:pPr>
-        <w:tabs>
-          <w:tab w:val="num" w:pos="3672"/>
-        </w:tabs>
-        <w:ind w:left="3672" w:hanging="216"/>
-      </w:pPr>
-      <w:rPr>
-        <w:rFonts w:ascii="Wingdings" w:hAnsi="Wingdings" w:cs="Wingdings" w:hint="default"/>
-      </w:rPr>
-    </w:lvl>
-  </w:abstractNum>
-  <w:abstractNum w:abstractNumId="11">
-    <w:lvl w:ilvl="0">
-      <w:start w:val="1"/>
-      <w:numFmt w:val="bullet"/>
-      <w:lvlText w:val=""/>
-      <w:lvlJc w:val="left"/>
-      <w:pPr>
-        <w:tabs>
-          <w:tab w:val="num" w:pos="216"/>
-        </w:tabs>
-        <w:ind w:left="216" w:hanging="216"/>
-      </w:pPr>
-      <w:rPr>
-        <w:rFonts w:ascii="Wingdings" w:hAnsi="Wingdings" w:cs="Wingdings" w:hint="default"/>
-      </w:rPr>
-    </w:lvl>
-    <w:lvl w:ilvl="1">
-      <w:start w:val="1"/>
-      <w:numFmt w:val="bullet"/>
-      <w:lvlText w:val="o"/>
-      <w:lvlJc w:val="left"/>
-      <w:pPr>
-        <w:tabs>
-          <w:tab w:val="num" w:pos="648"/>
-        </w:tabs>
-        <w:ind w:left="648" w:hanging="216"/>
-      </w:pPr>
-      <w:rPr>
-        <w:rFonts w:ascii="Courier New" w:hAnsi="Courier New" w:cs="Courier New" w:hint="default"/>
-      </w:rPr>
-    </w:lvl>
-    <w:lvl w:ilvl="2">
-      <w:start w:val="1"/>
-      <w:numFmt w:val="bullet"/>
-      <w:lvlText w:val=""/>
-      <w:lvlJc w:val="left"/>
-      <w:pPr>
-        <w:tabs>
-          <w:tab w:val="num" w:pos="1080"/>
-        </w:tabs>
-        <w:ind w:left="1080" w:hanging="216"/>
-      </w:pPr>
-      <w:rPr>
-        <w:rFonts w:ascii="Wingdings" w:hAnsi="Wingdings" w:cs="Wingdings" w:hint="default"/>
-      </w:rPr>
-    </w:lvl>
-    <w:lvl w:ilvl="3">
-      <w:start w:val="1"/>
-      <w:numFmt w:val="bullet"/>
-      <w:lvlText w:val=""/>
-      <w:lvlJc w:val="left"/>
-      <w:pPr>
-        <w:tabs>
-          <w:tab w:val="num" w:pos="1512"/>
-        </w:tabs>
-        <w:ind w:left="1512" w:hanging="216"/>
-      </w:pPr>
-      <w:rPr>
-        <w:rFonts w:ascii="Symbol" w:hAnsi="Symbol" w:cs="Symbol" w:hint="default"/>
-      </w:rPr>
-    </w:lvl>
-    <w:lvl w:ilvl="4">
-      <w:start w:val="1"/>
-      <w:numFmt w:val="bullet"/>
-      <w:lvlText w:val="o"/>
-      <w:lvlJc w:val="left"/>
-      <w:pPr>
-        <w:tabs>
-          <w:tab w:val="num" w:pos="1944"/>
-        </w:tabs>
-        <w:ind w:left="1944" w:hanging="216"/>
-      </w:pPr>
-      <w:rPr>
-        <w:rFonts w:ascii="Courier New" w:hAnsi="Courier New" w:cs="Courier New" w:hint="default"/>
-      </w:rPr>
-    </w:lvl>
-    <w:lvl w:ilvl="5">
-      <w:start w:val="1"/>
-      <w:numFmt w:val="bullet"/>
-      <w:lvlText w:val=""/>
-      <w:lvlJc w:val="left"/>
-      <w:pPr>
-        <w:tabs>
-          <w:tab w:val="num" w:pos="2376"/>
-        </w:tabs>
-        <w:ind w:left="2376" w:hanging="216"/>
-      </w:pPr>
-      <w:rPr>
-        <w:rFonts w:ascii="Wingdings" w:hAnsi="Wingdings" w:cs="Wingdings" w:hint="default"/>
-      </w:rPr>
-    </w:lvl>
-    <w:lvl w:ilvl="6">
-      <w:start w:val="1"/>
-      <w:numFmt w:val="bullet"/>
-      <w:lvlText w:val=""/>
-      <w:lvlJc w:val="left"/>
-      <w:pPr>
-        <w:tabs>
-          <w:tab w:val="num" w:pos="2808"/>
-        </w:tabs>
-        <w:ind w:left="2808" w:hanging="216"/>
-      </w:pPr>
-      <w:rPr>
-        <w:rFonts w:ascii="Symbol" w:hAnsi="Symbol" w:cs="Symbol" w:hint="default"/>
-      </w:rPr>
-    </w:lvl>
-    <w:lvl w:ilvl="7">
-      <w:start w:val="1"/>
-      <w:numFmt w:val="bullet"/>
-      <w:lvlText w:val="o"/>
-      <w:lvlJc w:val="left"/>
-      <w:pPr>
-        <w:tabs>
-          <w:tab w:val="num" w:pos="3240"/>
-        </w:tabs>
-        <w:ind w:left="3240" w:hanging="216"/>
-      </w:pPr>
-      <w:rPr>
-        <w:rFonts w:ascii="Courier New" w:hAnsi="Courier New" w:cs="Courier New" w:hint="default"/>
-      </w:rPr>
-    </w:lvl>
-    <w:lvl w:ilvl="8">
-      <w:start w:val="1"/>
-      <w:numFmt w:val="bullet"/>
-      <w:lvlText w:val=""/>
-      <w:lvlJc w:val="left"/>
-      <w:pPr>
-        <w:tabs>
-          <w:tab w:val="num" w:pos="3672"/>
-        </w:tabs>
-        <w:ind w:left="3672" w:hanging="216"/>
-      </w:pPr>
-      <w:rPr>
-        <w:rFonts w:ascii="Wingdings" w:hAnsi="Wingdings" w:cs="Wingdings" w:hint="default"/>
-      </w:rPr>
-    </w:lvl>
-  </w:abstractNum>
-  <w:num w:numId="1">
+  <w:num w:numId="1" w16cid:durableId="1743680184">
+    <w:abstractNumId w:val="5"/>
+  </w:num>
+  <w:num w:numId="2" w16cid:durableId="741758712">
+    <w:abstractNumId w:val="10"/>
+  </w:num>
+  <w:num w:numId="3" w16cid:durableId="2064870860">
+    <w:abstractNumId w:val="7"/>
+  </w:num>
+  <w:num w:numId="4" w16cid:durableId="294144135">
     <w:abstractNumId w:val="1"/>
   </w:num>
-  <w:num w:numId="2">
+  <w:num w:numId="5" w16cid:durableId="1430929645">
     <w:abstractNumId w:val="2"/>
   </w:num>
-  <w:num w:numId="3">
+  <w:num w:numId="6" w16cid:durableId="1770350300">
     <w:abstractNumId w:val="3"/>
   </w:num>
-  <w:num w:numId="4">
+  <w:num w:numId="7" w16cid:durableId="1865745664">
+    <w:abstractNumId w:val="9"/>
+  </w:num>
+  <w:num w:numId="8" w16cid:durableId="1414163659">
+    <w:abstractNumId w:val="0"/>
+  </w:num>
+  <w:num w:numId="9" w16cid:durableId="655453273">
+    <w:abstractNumId w:val="6"/>
+  </w:num>
+  <w:num w:numId="10" w16cid:durableId="1224759263">
     <w:abstractNumId w:val="4"/>
   </w:num>
-  <w:num w:numId="5">
-    <w:abstractNumId w:val="5"/>
-  </w:num>
-  <w:num w:numId="6">
-    <w:abstractNumId w:val="6"/>
-  </w:num>
-  <w:num w:numId="7">
-    <w:abstractNumId w:val="7"/>
-  </w:num>
-  <w:num w:numId="8">
+  <w:num w:numId="11" w16cid:durableId="25913878">
     <w:abstractNumId w:val="8"/>
-  </w:num>
-  <w:num w:numId="9">
-    <w:abstractNumId w:val="9"/>
-  </w:num>
-  <w:num w:numId="10">
-    <w:abstractNumId w:val="10"/>
-  </w:num>
-  <w:num w:numId="11">
-    <w:abstractNumId w:val="11"/>
   </w:num>
 </w:numbering>
 </file>
 
 <file path=word/styles.xml><?xml version="1.0" encoding="utf-8"?>
-<w:styles xmlns:w="http://schemas.openxmlformats.org/wordprocessingml/2006/main" xmlns:w14="http://schemas.microsoft.com/office/word/2010/wordml" xmlns:mc="http://schemas.openxmlformats.org/markup-compatibility/2006" mc:Ignorable="w14">
+<w:styles xmlns:mc="http://schemas.openxmlformats.org/markup-compatibility/2006" xmlns:r="http://schemas.openxmlformats.org/officeDocument/2006/relationships" xmlns:w="http://schemas.openxmlformats.org/wordprocessingml/2006/main" xmlns:w14="http://schemas.microsoft.com/office/word/2010/wordml" xmlns:w15="http://schemas.microsoft.com/office/word/2012/wordml" xmlns:w16cex="http://schemas.microsoft.com/office/word/2018/wordml/cex" xmlns:w16cid="http://schemas.microsoft.com/office/word/2016/wordml/cid" xmlns:w16="http://schemas.microsoft.com/office/word/2018/wordml" xmlns:w16du="http://schemas.microsoft.com/office/word/2023/wordml/word16du" xmlns:w16sdtdh="http://schemas.microsoft.com/office/word/2020/wordml/sdtdatahash" xmlns:w16sdtfl="http://schemas.microsoft.com/office/word/2024/wordml/sdtformatlock" xmlns:w16se="http://schemas.microsoft.com/office/word/2015/wordml/symex" mc:Ignorable="w14 w15 w16se w16cid w16 w16cex w16sdtdh w16sdtfl w16du">
   <w:docDefaults>
     <w:rPrDefault>
       <w:rPr>
-        <w:rFonts w:ascii="Cambria" w:hAnsi="Cambria" w:eastAsia="" w:cs="" w:asciiTheme="minorHAnsi" w:cstheme="minorBidi" w:eastAsiaTheme="minorEastAsia" w:hAnsiTheme="minorHAnsi"/>
-        <w:color w:themeColor="text1" w:themeTint="bf" w:val="404040"/>
+        <w:rFonts w:asciiTheme="minorHAnsi" w:eastAsiaTheme="minorEastAsia" w:hAnsiTheme="minorHAnsi" w:cstheme="minorBidi"/>
+        <w:color w:val="404040" w:themeColor="text1" w:themeTint="BF"/>
         <w:sz w:val="22"/>
         <w:szCs w:val="22"/>
         <w:lang w:val="pt-PT" w:eastAsia="ja-JP" w:bidi="ar-SA"/>
@@ -2831,21 +2899,21 @@
     </w:rPrDefault>
     <w:pPrDefault>
       <w:pPr>
-        <w:suppressAutoHyphens w:val="true"/>
+        <w:suppressAutoHyphens/>
       </w:pPr>
     </w:pPrDefault>
   </w:docDefaults>
   <w:latentStyles w:defLockedState="0" w:defUIPriority="99" w:defSemiHidden="0" w:defUnhideWhenUsed="0" w:defQFormat="0" w:count="376">
     <w:lsdException w:name="Normal" w:uiPriority="0" w:qFormat="1"/>
     <w:lsdException w:name="heading 1" w:uiPriority="9" w:qFormat="1"/>
-    <w:lsdException w:name="heading 2" w:uiPriority="9" w:semiHidden="1" w:unhideWhenUsed="1" w:qFormat="1"/>
-    <w:lsdException w:name="heading 3" w:uiPriority="9" w:semiHidden="1" w:unhideWhenUsed="1" w:qFormat="1"/>
-    <w:lsdException w:name="heading 4" w:uiPriority="9" w:semiHidden="1" w:unhideWhenUsed="1" w:qFormat="1"/>
-    <w:lsdException w:name="heading 5" w:uiPriority="9" w:semiHidden="1" w:unhideWhenUsed="1" w:qFormat="1"/>
-    <w:lsdException w:name="heading 6" w:uiPriority="9" w:semiHidden="1" w:unhideWhenUsed="1" w:qFormat="1"/>
-    <w:lsdException w:name="heading 7" w:uiPriority="9" w:semiHidden="1" w:unhideWhenUsed="1" w:qFormat="1"/>
-    <w:lsdException w:name="heading 8" w:uiPriority="9" w:semiHidden="1" w:unhideWhenUsed="1" w:qFormat="1"/>
-    <w:lsdException w:name="heading 9" w:uiPriority="9" w:semiHidden="1" w:unhideWhenUsed="1" w:qFormat="1"/>
+    <w:lsdException w:name="heading 2" w:semiHidden="1" w:uiPriority="9" w:unhideWhenUsed="1" w:qFormat="1"/>
+    <w:lsdException w:name="heading 3" w:semiHidden="1" w:uiPriority="9" w:unhideWhenUsed="1" w:qFormat="1"/>
+    <w:lsdException w:name="heading 4" w:semiHidden="1" w:uiPriority="9" w:unhideWhenUsed="1" w:qFormat="1"/>
+    <w:lsdException w:name="heading 5" w:semiHidden="1" w:uiPriority="9" w:unhideWhenUsed="1" w:qFormat="1"/>
+    <w:lsdException w:name="heading 6" w:semiHidden="1" w:uiPriority="9" w:unhideWhenUsed="1" w:qFormat="1"/>
+    <w:lsdException w:name="heading 7" w:semiHidden="1" w:uiPriority="9" w:unhideWhenUsed="1" w:qFormat="1"/>
+    <w:lsdException w:name="heading 8" w:semiHidden="1" w:uiPriority="9" w:unhideWhenUsed="1" w:qFormat="1"/>
+    <w:lsdException w:name="heading 9" w:semiHidden="1" w:uiPriority="9" w:unhideWhenUsed="1" w:qFormat="1"/>
     <w:lsdException w:name="index 1" w:semiHidden="1" w:unhideWhenUsed="1"/>
     <w:lsdException w:name="index 2" w:semiHidden="1" w:unhideWhenUsed="1"/>
     <w:lsdException w:name="index 3" w:semiHidden="1" w:unhideWhenUsed="1"/>
@@ -2855,22 +2923,22 @@
     <w:lsdException w:name="index 7" w:semiHidden="1" w:unhideWhenUsed="1"/>
     <w:lsdException w:name="index 8" w:semiHidden="1" w:unhideWhenUsed="1"/>
     <w:lsdException w:name="index 9" w:semiHidden="1" w:unhideWhenUsed="1"/>
-    <w:lsdException w:name="toc 1" w:uiPriority="39" w:semiHidden="1" w:unhideWhenUsed="1"/>
-    <w:lsdException w:name="toc 2" w:uiPriority="39" w:semiHidden="1" w:unhideWhenUsed="1"/>
-    <w:lsdException w:name="toc 3" w:uiPriority="39" w:semiHidden="1" w:unhideWhenUsed="1"/>
-    <w:lsdException w:name="toc 4" w:uiPriority="39" w:semiHidden="1" w:unhideWhenUsed="1"/>
-    <w:lsdException w:name="toc 5" w:uiPriority="39" w:semiHidden="1" w:unhideWhenUsed="1"/>
-    <w:lsdException w:name="toc 6" w:uiPriority="39" w:semiHidden="1" w:unhideWhenUsed="1"/>
-    <w:lsdException w:name="toc 7" w:uiPriority="39" w:semiHidden="1" w:unhideWhenUsed="1"/>
-    <w:lsdException w:name="toc 8" w:uiPriority="39" w:semiHidden="1" w:unhideWhenUsed="1"/>
-    <w:lsdException w:name="toc 9" w:uiPriority="39" w:semiHidden="1" w:unhideWhenUsed="1"/>
+    <w:lsdException w:name="toc 1" w:semiHidden="1" w:uiPriority="39" w:unhideWhenUsed="1"/>
+    <w:lsdException w:name="toc 2" w:semiHidden="1" w:uiPriority="39" w:unhideWhenUsed="1"/>
+    <w:lsdException w:name="toc 3" w:semiHidden="1" w:uiPriority="39" w:unhideWhenUsed="1"/>
+    <w:lsdException w:name="toc 4" w:semiHidden="1" w:uiPriority="39" w:unhideWhenUsed="1"/>
+    <w:lsdException w:name="toc 5" w:semiHidden="1" w:uiPriority="39" w:unhideWhenUsed="1"/>
+    <w:lsdException w:name="toc 6" w:semiHidden="1" w:uiPriority="39" w:unhideWhenUsed="1"/>
+    <w:lsdException w:name="toc 7" w:semiHidden="1" w:uiPriority="39" w:unhideWhenUsed="1"/>
+    <w:lsdException w:name="toc 8" w:semiHidden="1" w:uiPriority="39" w:unhideWhenUsed="1"/>
+    <w:lsdException w:name="toc 9" w:semiHidden="1" w:uiPriority="39" w:unhideWhenUsed="1"/>
     <w:lsdException w:name="Normal Indent" w:semiHidden="1" w:unhideWhenUsed="1"/>
     <w:lsdException w:name="footnote text" w:semiHidden="1" w:unhideWhenUsed="1"/>
     <w:lsdException w:name="annotation text" w:semiHidden="1" w:unhideWhenUsed="1"/>
     <w:lsdException w:name="header" w:semiHidden="1" w:unhideWhenUsed="1"/>
     <w:lsdException w:name="footer" w:semiHidden="1" w:unhideWhenUsed="1"/>
     <w:lsdException w:name="index heading" w:semiHidden="1" w:unhideWhenUsed="1"/>
-    <w:lsdException w:name="caption" w:uiPriority="35" w:semiHidden="1" w:unhideWhenUsed="1" w:qFormat="1"/>
+    <w:lsdException w:name="caption" w:semiHidden="1" w:uiPriority="35" w:unhideWhenUsed="1" w:qFormat="1"/>
     <w:lsdException w:name="table of figures" w:semiHidden="1" w:unhideWhenUsed="1"/>
     <w:lsdException w:name="envelope address" w:semiHidden="1" w:unhideWhenUsed="1"/>
     <w:lsdException w:name="envelope return" w:semiHidden="1" w:unhideWhenUsed="1"/>
@@ -2884,7 +2952,7 @@
     <w:lsdException w:name="macro" w:semiHidden="1" w:unhideWhenUsed="1"/>
     <w:lsdException w:name="toa heading" w:semiHidden="1" w:unhideWhenUsed="1"/>
     <w:lsdException w:name="List" w:semiHidden="1" w:unhideWhenUsed="1"/>
-    <w:lsdException w:name="List Bullet" w:uiPriority="1" w:semiHidden="1" w:unhideWhenUsed="1" w:qFormat="1"/>
+    <w:lsdException w:name="List Bullet" w:semiHidden="1" w:uiPriority="1" w:unhideWhenUsed="1" w:qFormat="1"/>
     <w:lsdException w:name="List Number" w:uiPriority="11" w:qFormat="1"/>
     <w:lsdException w:name="List 2" w:semiHidden="1" w:unhideWhenUsed="1"/>
     <w:lsdException w:name="List 3" w:semiHidden="1" w:unhideWhenUsed="1"/>
@@ -2899,9 +2967,9 @@
     <w:lsdException w:name="List Number 4" w:semiHidden="1" w:unhideWhenUsed="1"/>
     <w:lsdException w:name="List Number 5" w:semiHidden="1" w:unhideWhenUsed="1"/>
     <w:lsdException w:name="Title" w:uiPriority="2" w:qFormat="1"/>
-    <w:lsdException w:name="Closing" w:uiPriority="2" w:semiHidden="1" w:unhideWhenUsed="1" w:qFormat="1"/>
-    <w:lsdException w:name="Signature" w:uiPriority="2" w:semiHidden="1" w:unhideWhenUsed="1" w:qFormat="1"/>
-    <w:lsdException w:name="Default Paragraph Font" w:uiPriority="1" w:semiHidden="1" w:unhideWhenUsed="1"/>
+    <w:lsdException w:name="Closing" w:semiHidden="1" w:uiPriority="2" w:unhideWhenUsed="1" w:qFormat="1"/>
+    <w:lsdException w:name="Signature" w:semiHidden="1" w:uiPriority="2" w:unhideWhenUsed="1" w:qFormat="1"/>
+    <w:lsdException w:name="Default Paragraph Font" w:semiHidden="1" w:uiPriority="1" w:unhideWhenUsed="1"/>
     <w:lsdException w:name="Body Text" w:semiHidden="1" w:unhideWhenUsed="1"/>
     <w:lsdException w:name="Body Text Indent" w:semiHidden="1" w:unhideWhenUsed="1"/>
     <w:lsdException w:name="List Continue" w:semiHidden="1" w:unhideWhenUsed="1"/>
@@ -2910,9 +2978,9 @@
     <w:lsdException w:name="List Continue 4" w:semiHidden="1" w:unhideWhenUsed="1"/>
     <w:lsdException w:name="List Continue 5" w:semiHidden="1" w:unhideWhenUsed="1"/>
     <w:lsdException w:name="Message Header" w:semiHidden="1" w:unhideWhenUsed="1"/>
-    <w:lsdException w:name="Subtitle" w:uiPriority="3" w:semiHidden="1" w:unhideWhenUsed="1" w:qFormat="1"/>
-    <w:lsdException w:name="Salutation" w:uiPriority="2" w:semiHidden="1" w:unhideWhenUsed="1" w:qFormat="1"/>
-    <w:lsdException w:name="Date" w:uiPriority="1" w:semiHidden="1" w:unhideWhenUsed="1" w:qFormat="1"/>
+    <w:lsdException w:name="Subtitle" w:semiHidden="1" w:uiPriority="3" w:unhideWhenUsed="1" w:qFormat="1"/>
+    <w:lsdException w:name="Salutation" w:semiHidden="1" w:uiPriority="2" w:unhideWhenUsed="1" w:qFormat="1"/>
+    <w:lsdException w:name="Date" w:semiHidden="1" w:uiPriority="1" w:unhideWhenUsed="1" w:qFormat="1"/>
     <w:lsdException w:name="Body Text First Indent" w:semiHidden="1" w:unhideWhenUsed="1"/>
     <w:lsdException w:name="Body Text First Indent 2" w:semiHidden="1" w:unhideWhenUsed="1"/>
     <w:lsdException w:name="Note Heading" w:semiHidden="1" w:unhideWhenUsed="1"/>
@@ -2923,8 +2991,8 @@
     <w:lsdException w:name="Block Text" w:semiHidden="1" w:unhideWhenUsed="1"/>
     <w:lsdException w:name="Hyperlink" w:semiHidden="1" w:unhideWhenUsed="1"/>
     <w:lsdException w:name="FollowedHyperlink" w:semiHidden="1" w:unhideWhenUsed="1"/>
-    <w:lsdException w:name="Strong" w:uiPriority="22" w:semiHidden="1" w:unhideWhenUsed="1" w:qFormat="1"/>
-    <w:lsdException w:name="Emphasis" w:uiPriority="20" w:semiHidden="1" w:unhideWhenUsed="1" w:qFormat="1"/>
+    <w:lsdException w:name="Strong" w:semiHidden="1" w:uiPriority="22" w:unhideWhenUsed="1" w:qFormat="1"/>
+    <w:lsdException w:name="Emphasis" w:semiHidden="1" w:uiPriority="20" w:unhideWhenUsed="1" w:qFormat="1"/>
     <w:lsdException w:name="Document Map" w:semiHidden="1" w:unhideWhenUsed="1"/>
     <w:lsdException w:name="Plain Text" w:semiHidden="1" w:unhideWhenUsed="1"/>
     <w:lsdException w:name="E-mail Signature" w:semiHidden="1" w:unhideWhenUsed="1"/>
@@ -2993,7 +3061,7 @@
     <w:lsdException w:name="Table Grid" w:uiPriority="39"/>
     <w:lsdException w:name="Table Theme" w:semiHidden="1" w:unhideWhenUsed="1"/>
     <w:lsdException w:name="Placeholder Text" w:semiHidden="1"/>
-    <w:lsdException w:name="No Spacing" w:uiPriority="36" w:semiHidden="1" w:unhideWhenUsed="1"/>
+    <w:lsdException w:name="No Spacing" w:semiHidden="1" w:uiPriority="36" w:unhideWhenUsed="1"/>
     <w:lsdException w:name="Light Shading" w:uiPriority="60"/>
     <w:lsdException w:name="Light List" w:uiPriority="61"/>
     <w:lsdException w:name="Light Grid" w:uiPriority="62"/>
@@ -3015,9 +3083,9 @@
     <w:lsdException w:name="Medium Shading 2 Accent 1" w:uiPriority="64"/>
     <w:lsdException w:name="Medium List 1 Accent 1" w:uiPriority="65"/>
     <w:lsdException w:name="Revision" w:semiHidden="1"/>
-    <w:lsdException w:name="List Paragraph" w:uiPriority="34" w:semiHidden="1" w:unhideWhenUsed="1" w:qFormat="1"/>
-    <w:lsdException w:name="Quote" w:uiPriority="29" w:semiHidden="1" w:unhideWhenUsed="1" w:qFormat="1"/>
-    <w:lsdException w:name="Intense Quote" w:uiPriority="30" w:semiHidden="1" w:unhideWhenUsed="1" w:qFormat="1"/>
+    <w:lsdException w:name="List Paragraph" w:semiHidden="1" w:uiPriority="34" w:unhideWhenUsed="1" w:qFormat="1"/>
+    <w:lsdException w:name="Quote" w:semiHidden="1" w:uiPriority="29" w:unhideWhenUsed="1" w:qFormat="1"/>
+    <w:lsdException w:name="Intense Quote" w:semiHidden="1" w:uiPriority="30" w:unhideWhenUsed="1" w:qFormat="1"/>
     <w:lsdException w:name="Medium List 2 Accent 1" w:uiPriority="66"/>
     <w:lsdException w:name="Medium Grid 1 Accent 1" w:uiPriority="67"/>
     <w:lsdException w:name="Medium Grid 2 Accent 1" w:uiPriority="68"/>
@@ -3096,13 +3164,13 @@
     <w:lsdException w:name="Colorful Shading Accent 6" w:uiPriority="71"/>
     <w:lsdException w:name="Colorful List Accent 6" w:uiPriority="72"/>
     <w:lsdException w:name="Colorful Grid Accent 6" w:uiPriority="73"/>
-    <w:lsdException w:name="Subtle Emphasis" w:uiPriority="19" w:semiHidden="1" w:unhideWhenUsed="1" w:qFormat="1"/>
-    <w:lsdException w:name="Intense Emphasis" w:uiPriority="21" w:semiHidden="1" w:unhideWhenUsed="1" w:qFormat="1"/>
-    <w:lsdException w:name="Subtle Reference" w:uiPriority="31" w:semiHidden="1" w:unhideWhenUsed="1" w:qFormat="1"/>
-    <w:lsdException w:name="Intense Reference" w:uiPriority="32" w:semiHidden="1" w:unhideWhenUsed="1" w:qFormat="1"/>
-    <w:lsdException w:name="Book Title" w:uiPriority="33" w:semiHidden="1" w:unhideWhenUsed="1" w:qFormat="1"/>
-    <w:lsdException w:name="Bibliography" w:uiPriority="37" w:semiHidden="1" w:unhideWhenUsed="1"/>
-    <w:lsdException w:name="TOC Heading" w:uiPriority="39" w:semiHidden="1" w:unhideWhenUsed="1" w:qFormat="1"/>
+    <w:lsdException w:name="Subtle Emphasis" w:semiHidden="1" w:uiPriority="19" w:unhideWhenUsed="1" w:qFormat="1"/>
+    <w:lsdException w:name="Intense Emphasis" w:semiHidden="1" w:uiPriority="21" w:unhideWhenUsed="1" w:qFormat="1"/>
+    <w:lsdException w:name="Subtle Reference" w:semiHidden="1" w:uiPriority="31" w:unhideWhenUsed="1" w:qFormat="1"/>
+    <w:lsdException w:name="Intense Reference" w:semiHidden="1" w:uiPriority="32" w:unhideWhenUsed="1" w:qFormat="1"/>
+    <w:lsdException w:name="Book Title" w:semiHidden="1" w:uiPriority="33" w:unhideWhenUsed="1" w:qFormat="1"/>
+    <w:lsdException w:name="Bibliography" w:semiHidden="1" w:uiPriority="37" w:unhideWhenUsed="1"/>
+    <w:lsdException w:name="TOC Heading" w:semiHidden="1" w:uiPriority="39" w:unhideWhenUsed="1" w:qFormat="1"/>
     <w:lsdException w:name="Plain Table 1" w:uiPriority="41"/>
     <w:lsdException w:name="Plain Table 2" w:uiPriority="42"/>
     <w:lsdException w:name="Plain Table 3" w:uiPriority="43"/>
@@ -3213,75 +3281,63 @@
     <w:lsdException w:name="Unresolved Mention" w:semiHidden="1" w:unhideWhenUsed="1"/>
     <w:lsdException w:name="Smart Link" w:semiHidden="1" w:unhideWhenUsed="1"/>
   </w:latentStyles>
-  <w:style w:type="paragraph" w:styleId="Normal" w:default="1">
+  <w:style w:type="paragraph" w:default="1" w:styleId="Normal">
     <w:name w:val="Normal"/>
     <w:qFormat/>
-    <w:rsid w:val="001b29cf"/>
+    <w:rsid w:val="001B29CF"/>
     <w:pPr>
-      <w:widowControl/>
-      <w:suppressAutoHyphens w:val="true"/>
-      <w:bidi w:val="0"/>
-      <w:spacing w:before="0" w:after="240"/>
-      <w:jc w:val="left"/>
+      <w:spacing w:after="240"/>
     </w:pPr>
-    <w:rPr>
-      <w:rFonts w:ascii="Cambria" w:hAnsi="Cambria" w:eastAsia="" w:cs="" w:asciiTheme="minorHAnsi" w:cstheme="minorBidi" w:eastAsiaTheme="minorEastAsia" w:hAnsiTheme="minorHAnsi"/>
-      <w:color w:themeColor="text1" w:themeTint="bf" w:val="404040"/>
-      <w:kern w:val="0"/>
-      <w:sz w:val="22"/>
-      <w:szCs w:val="22"/>
-      <w:lang w:val="pt-PT" w:eastAsia="ja-JP" w:bidi="ar-SA"/>
-    </w:rPr>
-  </w:style>
-  <w:style w:type="paragraph" w:styleId="Heading1">
-    <w:name w:val="Heading 1"/>
+  </w:style>
+  <w:style w:type="paragraph" w:styleId="Ttulo1">
+    <w:name w:val="heading 1"/>
     <w:basedOn w:val="Normal"/>
     <w:link w:val="Ttulo1Char"/>
     <w:uiPriority w:val="9"/>
     <w:qFormat/>
-    <w:rsid w:val="001b29cf"/>
+    <w:rsid w:val="001B29CF"/>
     <w:pPr>
-      <w:keepNext w:val="true"/>
+      <w:keepNext/>
       <w:keepLines/>
       <w:spacing w:before="320" w:after="100"/>
       <w:contextualSpacing/>
       <w:outlineLvl w:val="0"/>
     </w:pPr>
     <w:rPr>
-      <w:rFonts w:ascii="Cambria" w:hAnsi="Cambria" w:eastAsia="" w:cs="" w:asciiTheme="majorHAnsi" w:cstheme="majorBidi" w:eastAsiaTheme="majorEastAsia" w:hAnsiTheme="majorHAnsi"/>
+      <w:rFonts w:asciiTheme="majorHAnsi" w:eastAsiaTheme="majorEastAsia" w:hAnsiTheme="majorHAnsi" w:cstheme="majorBidi"/>
       <w:b/>
-      <w:color w:themeColor="accent1" w:themeShade="bf" w:val="2A7B88"/>
+      <w:color w:val="2A7B88" w:themeColor="accent1" w:themeShade="BF"/>
       <w:sz w:val="28"/>
       <w:szCs w:val="32"/>
     </w:rPr>
   </w:style>
-  <w:style w:type="paragraph" w:styleId="Heading2">
-    <w:name w:val="Heading 2"/>
+  <w:style w:type="paragraph" w:styleId="Ttulo2">
+    <w:name w:val="heading 2"/>
     <w:basedOn w:val="Normal"/>
     <w:next w:val="Normal"/>
     <w:link w:val="Ttulo2Char"/>
     <w:uiPriority w:val="9"/>
     <w:unhideWhenUsed/>
     <w:qFormat/>
-    <w:rsid w:val="001b29cf"/>
+    <w:rsid w:val="001B29CF"/>
     <w:pPr>
-      <w:keepNext w:val="true"/>
+      <w:keepNext/>
       <w:keepLines/>
       <w:spacing w:before="60" w:after="40"/>
       <w:contextualSpacing/>
       <w:outlineLvl w:val="1"/>
     </w:pPr>
     <w:rPr>
-      <w:rFonts w:ascii="Cambria" w:hAnsi="Cambria" w:eastAsia="" w:cs="" w:asciiTheme="majorHAnsi" w:cstheme="majorBidi" w:eastAsiaTheme="majorEastAsia" w:hAnsiTheme="majorHAnsi"/>
+      <w:rFonts w:asciiTheme="majorHAnsi" w:eastAsiaTheme="majorEastAsia" w:hAnsiTheme="majorHAnsi" w:cstheme="majorBidi"/>
       <w:b/>
       <w:caps/>
-      <w:color w:themeColor="text1" w:themeTint="d9" w:val="262626"/>
+      <w:color w:val="262626" w:themeColor="text1" w:themeTint="D9"/>
       <w:sz w:val="24"/>
       <w:szCs w:val="26"/>
     </w:rPr>
   </w:style>
-  <w:style w:type="paragraph" w:styleId="Heading8">
-    <w:name w:val="Heading 8"/>
+  <w:style w:type="paragraph" w:styleId="Ttulo8">
+    <w:name w:val="heading 8"/>
     <w:basedOn w:val="Normal"/>
     <w:next w:val="Normal"/>
     <w:link w:val="Ttulo8Char"/>
@@ -3289,21 +3345,21 @@
     <w:semiHidden/>
     <w:unhideWhenUsed/>
     <w:qFormat/>
-    <w:rsid w:val="0028220f"/>
+    <w:rsid w:val="0028220F"/>
     <w:pPr>
-      <w:keepNext w:val="true"/>
+      <w:keepNext/>
       <w:keepLines/>
       <w:spacing w:before="40" w:after="0"/>
       <w:outlineLvl w:val="7"/>
     </w:pPr>
     <w:rPr>
-      <w:rFonts w:ascii="Cambria" w:hAnsi="Cambria" w:eastAsia="" w:cs="" w:asciiTheme="majorHAnsi" w:cstheme="majorBidi" w:eastAsiaTheme="majorEastAsia" w:hAnsiTheme="majorHAnsi"/>
-      <w:color w:themeColor="text1" w:themeTint="d8" w:val="272727"/>
+      <w:rFonts w:asciiTheme="majorHAnsi" w:eastAsiaTheme="majorEastAsia" w:hAnsiTheme="majorHAnsi" w:cstheme="majorBidi"/>
+      <w:color w:val="272727" w:themeColor="text1" w:themeTint="D8"/>
       <w:szCs w:val="21"/>
     </w:rPr>
   </w:style>
-  <w:style w:type="paragraph" w:styleId="Heading9">
-    <w:name w:val="Heading 9"/>
+  <w:style w:type="paragraph" w:styleId="Ttulo9">
+    <w:name w:val="heading 9"/>
     <w:basedOn w:val="Normal"/>
     <w:next w:val="Normal"/>
     <w:link w:val="Ttulo9Char"/>
@@ -3311,107 +3367,124 @@
     <w:semiHidden/>
     <w:unhideWhenUsed/>
     <w:qFormat/>
-    <w:rsid w:val="0028220f"/>
+    <w:rsid w:val="0028220F"/>
     <w:pPr>
-      <w:keepNext w:val="true"/>
+      <w:keepNext/>
       <w:keepLines/>
       <w:spacing w:before="40" w:after="0"/>
       <w:outlineLvl w:val="8"/>
     </w:pPr>
     <w:rPr>
-      <w:rFonts w:ascii="Cambria" w:hAnsi="Cambria" w:eastAsia="" w:cs="" w:asciiTheme="majorHAnsi" w:cstheme="majorBidi" w:eastAsiaTheme="majorEastAsia" w:hAnsiTheme="majorHAnsi"/>
+      <w:rFonts w:asciiTheme="majorHAnsi" w:eastAsiaTheme="majorEastAsia" w:hAnsiTheme="majorHAnsi" w:cstheme="majorBidi"/>
       <w:i/>
       <w:iCs/>
-      <w:color w:themeColor="text1" w:themeTint="d8" w:val="272727"/>
+      <w:color w:val="272727" w:themeColor="text1" w:themeTint="D8"/>
       <w:szCs w:val="21"/>
     </w:rPr>
   </w:style>
-  <w:style w:type="character" w:styleId="DefaultParagraphFont" w:default="1">
+  <w:style w:type="character" w:default="1" w:styleId="Fontepargpadro">
     <w:name w:val="Default Paragraph Font"/>
     <w:uiPriority w:val="1"/>
+    <w:unhideWhenUsed/>
+  </w:style>
+  <w:style w:type="table" w:default="1" w:styleId="Tabelanormal">
+    <w:name w:val="Normal Table"/>
+    <w:uiPriority w:val="99"/>
     <w:semiHidden/>
     <w:unhideWhenUsed/>
-    <w:qFormat/>
-    <w:rPr/>
-  </w:style>
-  <w:style w:type="character" w:styleId="TtuloChar" w:customStyle="1">
+    <w:tblPr>
+      <w:tblInd w:w="0" w:type="dxa"/>
+      <w:tblCellMar>
+        <w:top w:w="0" w:type="dxa"/>
+        <w:left w:w="108" w:type="dxa"/>
+        <w:bottom w:w="0" w:type="dxa"/>
+        <w:right w:w="108" w:type="dxa"/>
+      </w:tblCellMar>
+    </w:tblPr>
+  </w:style>
+  <w:style w:type="numbering" w:default="1" w:styleId="Semlista">
+    <w:name w:val="No List"/>
+    <w:uiPriority w:val="99"/>
+    <w:semiHidden/>
+    <w:unhideWhenUsed/>
+  </w:style>
+  <w:style w:type="character" w:customStyle="1" w:styleId="TtuloChar">
     <w:name w:val="Título Char"/>
-    <w:basedOn w:val="DefaultParagraphFont"/>
-    <w:link w:val="Title"/>
+    <w:basedOn w:val="Fontepargpadro"/>
+    <w:link w:val="Ttulo"/>
     <w:uiPriority w:val="1"/>
     <w:qFormat/>
-    <w:rsid w:val="00c61f8e"/>
-    <w:rPr>
-      <w:rFonts w:ascii="Cambria" w:hAnsi="Cambria" w:eastAsia="" w:cs="" w:asciiTheme="majorHAnsi" w:cstheme="majorBidi" w:eastAsiaTheme="majorEastAsia" w:hAnsiTheme="majorHAnsi"/>
-      <w:color w:themeColor="accent1" w:themeShade="bf" w:val="2A7B88"/>
+    <w:rsid w:val="00C61F8E"/>
+    <w:rPr>
+      <w:rFonts w:asciiTheme="majorHAnsi" w:eastAsiaTheme="majorEastAsia" w:hAnsiTheme="majorHAnsi" w:cstheme="majorBidi"/>
+      <w:color w:val="2A7B88" w:themeColor="accent1" w:themeShade="BF"/>
       <w:kern w:val="2"/>
       <w:sz w:val="56"/>
     </w:rPr>
   </w:style>
-  <w:style w:type="character" w:styleId="PlaceholderText">
+  <w:style w:type="character" w:styleId="TextodoEspaoReservado">
     <w:name w:val="Placeholder Text"/>
-    <w:basedOn w:val="DefaultParagraphFont"/>
+    <w:basedOn w:val="Fontepargpadro"/>
     <w:uiPriority w:val="99"/>
     <w:semiHidden/>
     <w:qFormat/>
-    <w:rsid w:val="00e83e4b"/>
-    <w:rPr>
-      <w:color w:themeColor="text2" w:themeShade="bf" w:val="393939"/>
-    </w:rPr>
-  </w:style>
-  <w:style w:type="character" w:styleId="CabealhoChar" w:customStyle="1">
+    <w:rsid w:val="00E83E4B"/>
+    <w:rPr>
+      <w:color w:val="393939" w:themeColor="text2" w:themeShade="BF"/>
+    </w:rPr>
+  </w:style>
+  <w:style w:type="character" w:customStyle="1" w:styleId="CabealhoChar">
     <w:name w:val="Cabeçalho Char"/>
-    <w:basedOn w:val="DefaultParagraphFont"/>
-    <w:link w:val="Header"/>
+    <w:basedOn w:val="Fontepargpadro"/>
+    <w:link w:val="Cabealho"/>
     <w:uiPriority w:val="99"/>
     <w:qFormat/>
-    <w:rPr/>
-  </w:style>
-  <w:style w:type="character" w:styleId="RodapChar" w:customStyle="1">
+  </w:style>
+  <w:style w:type="character" w:customStyle="1" w:styleId="RodapChar">
     <w:name w:val="Rodapé Char"/>
-    <w:basedOn w:val="DefaultParagraphFont"/>
-    <w:link w:val="Footer"/>
+    <w:basedOn w:val="Fontepargpadro"/>
+    <w:link w:val="Rodap"/>
     <w:uiPriority w:val="99"/>
     <w:qFormat/>
     <w:rsid w:val="00681034"/>
     <w:rPr>
-      <w:color w:themeColor="accent1" w:themeShade="bf" w:val="2A7B88"/>
-    </w:rPr>
-  </w:style>
-  <w:style w:type="character" w:styleId="Ttulo1Char" w:customStyle="1">
+      <w:color w:val="2A7B88" w:themeColor="accent1" w:themeShade="BF"/>
+    </w:rPr>
+  </w:style>
+  <w:style w:type="character" w:customStyle="1" w:styleId="Ttulo1Char">
     <w:name w:val="Título 1 Char"/>
-    <w:basedOn w:val="DefaultParagraphFont"/>
-    <w:link w:val="Heading1"/>
+    <w:basedOn w:val="Fontepargpadro"/>
+    <w:link w:val="Ttulo1"/>
     <w:uiPriority w:val="9"/>
     <w:qFormat/>
-    <w:rsid w:val="001b29cf"/>
-    <w:rPr>
-      <w:rFonts w:ascii="Cambria" w:hAnsi="Cambria" w:eastAsia="" w:cs="" w:asciiTheme="majorHAnsi" w:cstheme="majorBidi" w:eastAsiaTheme="majorEastAsia" w:hAnsiTheme="majorHAnsi"/>
+    <w:rsid w:val="001B29CF"/>
+    <w:rPr>
+      <w:rFonts w:asciiTheme="majorHAnsi" w:eastAsiaTheme="majorEastAsia" w:hAnsiTheme="majorHAnsi" w:cstheme="majorBidi"/>
       <w:b/>
-      <w:color w:themeColor="accent1" w:themeShade="bf" w:val="2A7B88"/>
+      <w:color w:val="2A7B88" w:themeColor="accent1" w:themeShade="BF"/>
       <w:sz w:val="28"/>
       <w:szCs w:val="32"/>
     </w:rPr>
   </w:style>
-  <w:style w:type="character" w:styleId="Ttulo2Char" w:customStyle="1">
+  <w:style w:type="character" w:customStyle="1" w:styleId="Ttulo2Char">
     <w:name w:val="Título 2 Char"/>
-    <w:basedOn w:val="DefaultParagraphFont"/>
-    <w:link w:val="Heading2"/>
+    <w:basedOn w:val="Fontepargpadro"/>
+    <w:link w:val="Ttulo2"/>
     <w:uiPriority w:val="9"/>
     <w:qFormat/>
-    <w:rsid w:val="001b29cf"/>
-    <w:rPr>
-      <w:rFonts w:ascii="Cambria" w:hAnsi="Cambria" w:eastAsia="" w:cs="" w:asciiTheme="majorHAnsi" w:cstheme="majorBidi" w:eastAsiaTheme="majorEastAsia" w:hAnsiTheme="majorHAnsi"/>
+    <w:rsid w:val="001B29CF"/>
+    <w:rPr>
+      <w:rFonts w:asciiTheme="majorHAnsi" w:eastAsiaTheme="majorEastAsia" w:hAnsiTheme="majorHAnsi" w:cstheme="majorBidi"/>
       <w:b/>
       <w:caps/>
-      <w:color w:themeColor="text1" w:themeTint="d9" w:val="262626"/>
+      <w:color w:val="262626" w:themeColor="text1" w:themeTint="D9"/>
       <w:sz w:val="24"/>
       <w:szCs w:val="26"/>
     </w:rPr>
   </w:style>
-  <w:style w:type="character" w:styleId="IntenseEmphasis">
+  <w:style w:type="character" w:styleId="nfaseIntensa">
     <w:name w:val="Intense Emphasis"/>
-    <w:basedOn w:val="DefaultParagraphFont"/>
+    <w:basedOn w:val="Fontepargpadro"/>
     <w:uiPriority w:val="21"/>
     <w:semiHidden/>
     <w:unhideWhenUsed/>
@@ -3419,12 +3492,12 @@
     <w:rPr>
       <w:i/>
       <w:iCs/>
-      <w:color w:themeColor="accent1" w:themeShade="bf" w:val="2A7B88"/>
-    </w:rPr>
-  </w:style>
-  <w:style w:type="character" w:styleId="IntenseReference">
+      <w:color w:val="2A7B88" w:themeColor="accent1" w:themeShade="BF"/>
+    </w:rPr>
+  </w:style>
+  <w:style w:type="character" w:styleId="RefernciaIntensa">
     <w:name w:val="Intense Reference"/>
-    <w:basedOn w:val="DefaultParagraphFont"/>
+    <w:basedOn w:val="Fontepargpadro"/>
     <w:uiPriority w:val="32"/>
     <w:semiHidden/>
     <w:unhideWhenUsed/>
@@ -3433,334 +3506,332 @@
       <w:b/>
       <w:bCs/>
       <w:smallCaps/>
-      <w:color w:themeColor="accent1" w:themeShade="bf" w:val="2A7B88"/>
+      <w:color w:val="2A7B88" w:themeColor="accent1" w:themeShade="BF"/>
       <w:spacing w:val="5"/>
     </w:rPr>
   </w:style>
-  <w:style w:type="character" w:styleId="CitaoIntensaChar" w:customStyle="1">
+  <w:style w:type="character" w:customStyle="1" w:styleId="CitaoIntensaChar">
     <w:name w:val="Citação Intensa Char"/>
-    <w:basedOn w:val="DefaultParagraphFont"/>
-    <w:link w:val="IntenseQuote"/>
+    <w:basedOn w:val="Fontepargpadro"/>
+    <w:link w:val="CitaoIntensa"/>
     <w:uiPriority w:val="30"/>
     <w:semiHidden/>
     <w:qFormat/>
     <w:rPr>
       <w:i/>
       <w:iCs/>
-      <w:color w:themeColor="accent1" w:themeShade="bf" w:val="2A7B88"/>
-    </w:rPr>
-  </w:style>
-  <w:style w:type="character" w:styleId="FollowedHyperlink">
+      <w:color w:val="2A7B88" w:themeColor="accent1" w:themeShade="BF"/>
+    </w:rPr>
+  </w:style>
+  <w:style w:type="character" w:styleId="HiperlinkVisitado">
     <w:name w:val="FollowedHyperlink"/>
-    <w:basedOn w:val="DefaultParagraphFont"/>
+    <w:basedOn w:val="Fontepargpadro"/>
     <w:uiPriority w:val="99"/>
     <w:semiHidden/>
     <w:unhideWhenUsed/>
-    <w:rsid w:val="00e83e4b"/>
-    <w:rPr>
-      <w:color w:themeColor="accent5" w:themeShade="bf" w:val="7B4968"/>
+    <w:rsid w:val="00E83E4B"/>
+    <w:rPr>
+      <w:color w:val="7B4968" w:themeColor="accent5" w:themeShade="BF"/>
       <w:u w:val="single"/>
     </w:rPr>
   </w:style>
   <w:style w:type="character" w:styleId="Hyperlink">
     <w:name w:val="Hyperlink"/>
-    <w:basedOn w:val="DefaultParagraphFont"/>
+    <w:basedOn w:val="Fontepargpadro"/>
     <w:uiPriority w:val="99"/>
     <w:unhideWhenUsed/>
-    <w:rsid w:val="00e83e4b"/>
-    <w:rPr>
-      <w:color w:themeColor="accent1" w:themeShade="bf" w:val="2A7B88"/>
+    <w:rsid w:val="00E83E4B"/>
+    <w:rPr>
+      <w:color w:val="2A7B88" w:themeColor="accent1" w:themeShade="BF"/>
       <w:u w:val="single"/>
     </w:rPr>
   </w:style>
-  <w:style w:type="character" w:styleId="Corpodetexto3Char" w:customStyle="1">
+  <w:style w:type="character" w:customStyle="1" w:styleId="Corpodetexto3Char">
     <w:name w:val="Corpo de texto 3 Char"/>
-    <w:basedOn w:val="DefaultParagraphFont"/>
-    <w:link w:val="BodyText3"/>
+    <w:basedOn w:val="Fontepargpadro"/>
+    <w:link w:val="Corpodetexto3"/>
     <w:uiPriority w:val="99"/>
     <w:semiHidden/>
     <w:qFormat/>
-    <w:rsid w:val="00e83e4b"/>
+    <w:rsid w:val="00E83E4B"/>
     <w:rPr>
       <w:szCs w:val="16"/>
     </w:rPr>
   </w:style>
-  <w:style w:type="character" w:styleId="Recuodecorpodetexto3Char" w:customStyle="1">
+  <w:style w:type="character" w:customStyle="1" w:styleId="Recuodecorpodetexto3Char">
     <w:name w:val="Recuo de corpo de texto 3 Char"/>
-    <w:basedOn w:val="DefaultParagraphFont"/>
-    <w:link w:val="BodyTextIndent3"/>
+    <w:basedOn w:val="Fontepargpadro"/>
+    <w:link w:val="Recuodecorpodetexto3"/>
     <w:uiPriority w:val="99"/>
     <w:semiHidden/>
     <w:qFormat/>
-    <w:rsid w:val="00e83e4b"/>
+    <w:rsid w:val="00E83E4B"/>
     <w:rPr>
       <w:szCs w:val="16"/>
     </w:rPr>
   </w:style>
-  <w:style w:type="character" w:styleId="annotationreference">
+  <w:style w:type="character" w:styleId="Refdecomentrio">
     <w:name w:val="annotation reference"/>
-    <w:basedOn w:val="DefaultParagraphFont"/>
+    <w:basedOn w:val="Fontepargpadro"/>
     <w:uiPriority w:val="99"/>
     <w:semiHidden/>
     <w:unhideWhenUsed/>
     <w:qFormat/>
-    <w:rsid w:val="0028220f"/>
+    <w:rsid w:val="0028220F"/>
     <w:rPr>
       <w:sz w:val="22"/>
       <w:szCs w:val="16"/>
     </w:rPr>
   </w:style>
-  <w:style w:type="character" w:styleId="MapadoDocumentoChar" w:customStyle="1">
+  <w:style w:type="character" w:customStyle="1" w:styleId="MapadoDocumentoChar">
     <w:name w:val="Mapa do Documento Char"/>
-    <w:basedOn w:val="DefaultParagraphFont"/>
-    <w:link w:val="DocumentMap"/>
+    <w:basedOn w:val="Fontepargpadro"/>
+    <w:link w:val="MapadoDocumento"/>
     <w:uiPriority w:val="99"/>
     <w:semiHidden/>
     <w:qFormat/>
-    <w:rsid w:val="00e83e4b"/>
+    <w:rsid w:val="00E83E4B"/>
     <w:rPr>
       <w:rFonts w:ascii="Segoe UI" w:hAnsi="Segoe UI" w:cs="Segoe UI"/>
       <w:szCs w:val="16"/>
     </w:rPr>
   </w:style>
-  <w:style w:type="character" w:styleId="Ttulo8Char" w:customStyle="1">
+  <w:style w:type="character" w:customStyle="1" w:styleId="Ttulo8Char">
     <w:name w:val="Título 8 Char"/>
-    <w:basedOn w:val="DefaultParagraphFont"/>
-    <w:link w:val="Heading8"/>
+    <w:basedOn w:val="Fontepargpadro"/>
+    <w:link w:val="Ttulo8"/>
     <w:uiPriority w:val="9"/>
     <w:semiHidden/>
     <w:qFormat/>
-    <w:rsid w:val="0028220f"/>
-    <w:rPr>
-      <w:rFonts w:ascii="Cambria" w:hAnsi="Cambria" w:eastAsia="" w:cs="" w:asciiTheme="majorHAnsi" w:cstheme="majorBidi" w:eastAsiaTheme="majorEastAsia" w:hAnsiTheme="majorHAnsi"/>
-      <w:color w:themeColor="text1" w:themeTint="d8" w:val="272727"/>
+    <w:rsid w:val="0028220F"/>
+    <w:rPr>
+      <w:rFonts w:asciiTheme="majorHAnsi" w:eastAsiaTheme="majorEastAsia" w:hAnsiTheme="majorHAnsi" w:cstheme="majorBidi"/>
+      <w:color w:val="272727" w:themeColor="text1" w:themeTint="D8"/>
       <w:szCs w:val="21"/>
     </w:rPr>
   </w:style>
-  <w:style w:type="character" w:styleId="Ttulo9Char" w:customStyle="1">
+  <w:style w:type="character" w:customStyle="1" w:styleId="Ttulo9Char">
     <w:name w:val="Título 9 Char"/>
-    <w:basedOn w:val="DefaultParagraphFont"/>
-    <w:link w:val="Heading9"/>
+    <w:basedOn w:val="Fontepargpadro"/>
+    <w:link w:val="Ttulo9"/>
     <w:uiPriority w:val="9"/>
     <w:semiHidden/>
     <w:qFormat/>
-    <w:rsid w:val="0028220f"/>
-    <w:rPr>
-      <w:rFonts w:ascii="Cambria" w:hAnsi="Cambria" w:eastAsia="" w:cs="" w:asciiTheme="majorHAnsi" w:cstheme="majorBidi" w:eastAsiaTheme="majorEastAsia" w:hAnsiTheme="majorHAnsi"/>
+    <w:rsid w:val="0028220F"/>
+    <w:rPr>
+      <w:rFonts w:asciiTheme="majorHAnsi" w:eastAsiaTheme="majorEastAsia" w:hAnsiTheme="majorHAnsi" w:cstheme="majorBidi"/>
       <w:i/>
       <w:iCs/>
-      <w:color w:themeColor="text1" w:themeTint="d8" w:val="272727"/>
+      <w:color w:val="272727" w:themeColor="text1" w:themeTint="D8"/>
       <w:szCs w:val="21"/>
     </w:rPr>
   </w:style>
-  <w:style w:type="character" w:styleId="TextodebaloChar" w:customStyle="1">
+  <w:style w:type="character" w:customStyle="1" w:styleId="TextodebaloChar">
     <w:name w:val="Texto de balão Char"/>
-    <w:basedOn w:val="DefaultParagraphFont"/>
-    <w:link w:val="BalloonText"/>
+    <w:basedOn w:val="Fontepargpadro"/>
+    <w:link w:val="Textodebalo"/>
     <w:uiPriority w:val="99"/>
     <w:semiHidden/>
     <w:qFormat/>
-    <w:rsid w:val="0028220f"/>
+    <w:rsid w:val="0028220F"/>
     <w:rPr>
       <w:rFonts w:ascii="Segoe UI" w:hAnsi="Segoe UI" w:cs="Segoe UI"/>
       <w:szCs w:val="18"/>
     </w:rPr>
   </w:style>
-  <w:style w:type="character" w:styleId="TextodecomentrioChar" w:customStyle="1">
+  <w:style w:type="character" w:customStyle="1" w:styleId="TextodecomentrioChar">
     <w:name w:val="Texto de comentário Char"/>
-    <w:basedOn w:val="DefaultParagraphFont"/>
-    <w:link w:val="AnnotationText"/>
+    <w:basedOn w:val="Fontepargpadro"/>
+    <w:link w:val="Textodecomentrio"/>
     <w:uiPriority w:val="99"/>
     <w:semiHidden/>
     <w:qFormat/>
-    <w:rsid w:val="0028220f"/>
+    <w:rsid w:val="0028220F"/>
     <w:rPr>
       <w:szCs w:val="20"/>
     </w:rPr>
   </w:style>
-  <w:style w:type="character" w:styleId="AssuntodocomentrioChar" w:customStyle="1">
+  <w:style w:type="character" w:customStyle="1" w:styleId="AssuntodocomentrioChar">
     <w:name w:val="Assunto do comentário Char"/>
     <w:basedOn w:val="TextodecomentrioChar"/>
-    <w:link w:val="annotationsubject"/>
+    <w:link w:val="Assuntodocomentrio"/>
     <w:uiPriority w:val="99"/>
     <w:semiHidden/>
     <w:qFormat/>
-    <w:rsid w:val="0028220f"/>
+    <w:rsid w:val="0028220F"/>
     <w:rPr>
       <w:b/>
       <w:bCs/>
       <w:szCs w:val="20"/>
     </w:rPr>
   </w:style>
-  <w:style w:type="character" w:styleId="TextodenotadefimChar" w:customStyle="1">
+  <w:style w:type="character" w:customStyle="1" w:styleId="TextodenotadefimChar">
     <w:name w:val="Texto de nota de fim Char"/>
-    <w:basedOn w:val="DefaultParagraphFont"/>
-    <w:link w:val="EndnoteText"/>
+    <w:basedOn w:val="Fontepargpadro"/>
+    <w:link w:val="Textodenotadefim"/>
     <w:uiPriority w:val="99"/>
     <w:semiHidden/>
     <w:qFormat/>
-    <w:rsid w:val="0028220f"/>
+    <w:rsid w:val="0028220F"/>
     <w:rPr>
       <w:szCs w:val="20"/>
     </w:rPr>
   </w:style>
-  <w:style w:type="character" w:styleId="TextodenotaderodapChar" w:customStyle="1">
+  <w:style w:type="character" w:customStyle="1" w:styleId="TextodenotaderodapChar">
     <w:name w:val="Texto de nota de rodapé Char"/>
-    <w:basedOn w:val="DefaultParagraphFont"/>
-    <w:link w:val="FootnoteText"/>
+    <w:basedOn w:val="Fontepargpadro"/>
+    <w:link w:val="Textodenotaderodap"/>
     <w:uiPriority w:val="99"/>
     <w:semiHidden/>
     <w:qFormat/>
-    <w:rsid w:val="0028220f"/>
+    <w:rsid w:val="0028220F"/>
     <w:rPr>
       <w:szCs w:val="20"/>
     </w:rPr>
   </w:style>
-  <w:style w:type="character" w:styleId="HTMLCode">
+  <w:style w:type="character" w:styleId="CdigoHTML">
     <w:name w:val="HTML Code"/>
-    <w:basedOn w:val="DefaultParagraphFont"/>
+    <w:basedOn w:val="Fontepargpadro"/>
     <w:uiPriority w:val="99"/>
     <w:semiHidden/>
     <w:unhideWhenUsed/>
     <w:qFormat/>
-    <w:rsid w:val="0028220f"/>
+    <w:rsid w:val="0028220F"/>
     <w:rPr>
       <w:rFonts w:ascii="Consolas" w:hAnsi="Consolas"/>
       <w:sz w:val="22"/>
       <w:szCs w:val="20"/>
     </w:rPr>
   </w:style>
-  <w:style w:type="character" w:styleId="HTMLKeyboard">
+  <w:style w:type="character" w:styleId="TecladoHTML">
     <w:name w:val="HTML Keyboard"/>
-    <w:basedOn w:val="DefaultParagraphFont"/>
+    <w:basedOn w:val="Fontepargpadro"/>
     <w:uiPriority w:val="99"/>
     <w:semiHidden/>
     <w:unhideWhenUsed/>
     <w:qFormat/>
-    <w:rsid w:val="0028220f"/>
+    <w:rsid w:val="0028220F"/>
     <w:rPr>
       <w:rFonts w:ascii="Consolas" w:hAnsi="Consolas"/>
       <w:sz w:val="22"/>
       <w:szCs w:val="20"/>
     </w:rPr>
   </w:style>
-  <w:style w:type="character" w:styleId="Pr-formataoHTMLChar" w:customStyle="1">
+  <w:style w:type="character" w:customStyle="1" w:styleId="Pr-formataoHTMLChar">
     <w:name w:val="Pré-formatação HTML Char"/>
-    <w:basedOn w:val="DefaultParagraphFont"/>
-    <w:link w:val="HTMLPreformatted"/>
+    <w:basedOn w:val="Fontepargpadro"/>
+    <w:link w:val="Pr-formataoHTML"/>
     <w:uiPriority w:val="99"/>
     <w:semiHidden/>
     <w:qFormat/>
-    <w:rsid w:val="0028220f"/>
+    <w:rsid w:val="0028220F"/>
     <w:rPr>
       <w:rFonts w:ascii="Consolas" w:hAnsi="Consolas"/>
       <w:szCs w:val="20"/>
     </w:rPr>
   </w:style>
-  <w:style w:type="character" w:styleId="HTMLTypewriter">
+  <w:style w:type="character" w:styleId="MquinadeescreverHTML">
     <w:name w:val="HTML Typewriter"/>
-    <w:basedOn w:val="DefaultParagraphFont"/>
+    <w:basedOn w:val="Fontepargpadro"/>
     <w:uiPriority w:val="99"/>
     <w:semiHidden/>
     <w:unhideWhenUsed/>
     <w:qFormat/>
-    <w:rsid w:val="0028220f"/>
+    <w:rsid w:val="0028220F"/>
     <w:rPr>
       <w:rFonts w:ascii="Consolas" w:hAnsi="Consolas"/>
       <w:sz w:val="22"/>
       <w:szCs w:val="20"/>
     </w:rPr>
   </w:style>
-  <w:style w:type="character" w:styleId="TextodemacroChar" w:customStyle="1">
+  <w:style w:type="character" w:customStyle="1" w:styleId="TextodemacroChar">
     <w:name w:val="Texto de macro Char"/>
-    <w:basedOn w:val="DefaultParagraphFont"/>
-    <w:link w:val="macro"/>
+    <w:basedOn w:val="Fontepargpadro"/>
+    <w:link w:val="Textodemacro"/>
     <w:uiPriority w:val="99"/>
     <w:semiHidden/>
     <w:qFormat/>
-    <w:rsid w:val="0028220f"/>
+    <w:rsid w:val="0028220F"/>
     <w:rPr>
       <w:rFonts w:ascii="Consolas" w:hAnsi="Consolas"/>
       <w:szCs w:val="20"/>
     </w:rPr>
   </w:style>
-  <w:style w:type="character" w:styleId="TextosemFormataoChar" w:customStyle="1">
+  <w:style w:type="character" w:customStyle="1" w:styleId="TextosemFormataoChar">
     <w:name w:val="Texto sem Formatação Char"/>
-    <w:basedOn w:val="DefaultParagraphFont"/>
-    <w:link w:val="PlainText"/>
+    <w:basedOn w:val="Fontepargpadro"/>
+    <w:link w:val="TextosemFormatao"/>
     <w:uiPriority w:val="99"/>
     <w:semiHidden/>
     <w:qFormat/>
-    <w:rsid w:val="0028220f"/>
+    <w:rsid w:val="0028220F"/>
     <w:rPr>
       <w:rFonts w:ascii="Consolas" w:hAnsi="Consolas"/>
       <w:szCs w:val="21"/>
     </w:rPr>
   </w:style>
-  <w:style w:type="character" w:styleId="UnresolvedMention">
+  <w:style w:type="character" w:styleId="MenoPendente">
     <w:name w:val="Unresolved Mention"/>
-    <w:basedOn w:val="DefaultParagraphFont"/>
+    <w:basedOn w:val="Fontepargpadro"/>
     <w:uiPriority w:val="99"/>
     <w:semiHidden/>
     <w:unhideWhenUsed/>
     <w:qFormat/>
-    <w:rsid w:val="00ea5ac2"/>
-    <w:rPr>
-      <w:color w:themeColor="text1" w:themeTint="bf" w:val="605E5C"/>
-      <w:shd w:fill="E1DFDD" w:val="clear"/>
-    </w:rPr>
-  </w:style>
-  <w:style w:type="paragraph" w:styleId="Heading">
+    <w:rsid w:val="00EA5AC2"/>
+    <w:rPr>
+      <w:color w:val="404040" w:themeColor="text1" w:themeTint="BF"/>
+      <w:shd w:val="clear" w:color="auto" w:fill="E1DFDD"/>
+    </w:rPr>
+  </w:style>
+  <w:style w:type="paragraph" w:customStyle="1" w:styleId="Heading">
     <w:name w:val="Heading"/>
     <w:basedOn w:val="Normal"/>
-    <w:next w:val="BodyText"/>
+    <w:next w:val="Corpodetexto"/>
     <w:qFormat/>
     <w:pPr>
-      <w:keepNext w:val="true"/>
+      <w:keepNext/>
       <w:spacing w:before="240" w:after="120"/>
     </w:pPr>
     <w:rPr>
-      <w:rFonts w:ascii="Liberation Sans" w:hAnsi="Liberation Sans" w:eastAsia="Noto Sans CJK SC" w:cs="Noto Sans Devanagari"/>
+      <w:rFonts w:ascii="Liberation Sans" w:eastAsia="Noto Sans CJK SC" w:hAnsi="Liberation Sans" w:cs="Noto Sans Devanagari"/>
       <w:sz w:val="28"/>
       <w:szCs w:val="28"/>
     </w:rPr>
   </w:style>
-  <w:style w:type="paragraph" w:styleId="BodyText">
+  <w:style w:type="paragraph" w:styleId="Corpodetexto">
     <w:name w:val="Body Text"/>
     <w:basedOn w:val="Normal"/>
     <w:pPr>
-      <w:spacing w:lineRule="auto" w:line="276" w:before="0" w:after="140"/>
+      <w:spacing w:after="140" w:line="276" w:lineRule="auto"/>
     </w:pPr>
-    <w:rPr/>
-  </w:style>
-  <w:style w:type="paragraph" w:styleId="List">
+  </w:style>
+  <w:style w:type="paragraph" w:styleId="Lista">
     <w:name w:val="List"/>
-    <w:basedOn w:val="BodyText"/>
-    <w:pPr/>
+    <w:basedOn w:val="Corpodetexto"/>
     <w:rPr>
       <w:rFonts w:cs="Noto Sans Devanagari"/>
     </w:rPr>
   </w:style>
-  <w:style w:type="paragraph" w:styleId="Caption">
-    <w:name w:val="Caption"/>
+  <w:style w:type="paragraph" w:styleId="Legenda">
+    <w:name w:val="caption"/>
     <w:basedOn w:val="Normal"/>
     <w:next w:val="Normal"/>
     <w:uiPriority w:val="35"/>
     <w:semiHidden/>
     <w:unhideWhenUsed/>
     <w:qFormat/>
-    <w:rsid w:val="0028220f"/>
+    <w:rsid w:val="0028220F"/>
     <w:pPr>
-      <w:spacing w:before="0" w:after="200"/>
+      <w:spacing w:after="200"/>
     </w:pPr>
     <w:rPr>
       <w:i/>
       <w:iCs/>
-      <w:color w:themeColor="text2" w:val="4D4D4D"/>
+      <w:color w:val="4D4D4D" w:themeColor="text2"/>
       <w:szCs w:val="18"/>
     </w:rPr>
   </w:style>
-  <w:style w:type="paragraph" w:styleId="Index">
+  <w:style w:type="paragraph" w:customStyle="1" w:styleId="Index">
     <w:name w:val="Index"/>
     <w:basedOn w:val="Normal"/>
     <w:qFormat/>
@@ -3771,99 +3842,90 @@
       <w:rFonts w:cs="Noto Sans Devanagari"/>
     </w:rPr>
   </w:style>
-  <w:style w:type="paragraph" w:styleId="Title">
+  <w:style w:type="paragraph" w:styleId="Ttulo">
     <w:name w:val="Title"/>
     <w:basedOn w:val="Normal"/>
     <w:link w:val="TtuloChar"/>
     <w:uiPriority w:val="1"/>
     <w:qFormat/>
-    <w:rsid w:val="00c61f8e"/>
+    <w:rsid w:val="00C61F8E"/>
     <w:pPr>
       <w:pBdr>
         <w:bottom w:val="single" w:sz="12" w:space="4" w:color="39A5B7" w:themeColor="accent1"/>
       </w:pBdr>
-      <w:spacing w:before="0" w:after="120"/>
+      <w:spacing w:after="120"/>
       <w:contextualSpacing/>
     </w:pPr>
     <w:rPr>
-      <w:rFonts w:ascii="Cambria" w:hAnsi="Cambria" w:eastAsia="" w:cs="" w:asciiTheme="majorHAnsi" w:cstheme="majorBidi" w:eastAsiaTheme="majorEastAsia" w:hAnsiTheme="majorHAnsi"/>
-      <w:color w:themeColor="accent1" w:themeShade="bf" w:val="2A7B88"/>
+      <w:rFonts w:asciiTheme="majorHAnsi" w:eastAsiaTheme="majorEastAsia" w:hAnsiTheme="majorHAnsi" w:cstheme="majorBidi"/>
+      <w:color w:val="2A7B88" w:themeColor="accent1" w:themeShade="BF"/>
       <w:kern w:val="2"/>
       <w:sz w:val="56"/>
     </w:rPr>
   </w:style>
-  <w:style w:type="paragraph" w:styleId="ListBullet">
+  <w:style w:type="paragraph" w:styleId="Commarcadores">
     <w:name w:val="List Bullet"/>
     <w:basedOn w:val="Normal"/>
     <w:uiPriority w:val="10"/>
     <w:unhideWhenUsed/>
     <w:qFormat/>
-    <w:rsid w:val="0087734b"/>
+    <w:rsid w:val="0087734B"/>
     <w:pPr>
       <w:numPr>
-        <w:ilvl w:val="0"/>
         <w:numId w:val="2"/>
       </w:numPr>
-      <w:spacing w:lineRule="auto" w:line="288" w:before="0" w:after="240"/>
+      <w:spacing w:line="288" w:lineRule="auto"/>
       <w:contextualSpacing/>
     </w:pPr>
-    <w:rPr/>
-  </w:style>
-  <w:style w:type="paragraph" w:styleId="HeaderandFooter">
+  </w:style>
+  <w:style w:type="paragraph" w:customStyle="1" w:styleId="HeaderandFooter">
     <w:name w:val="Header and Footer"/>
     <w:basedOn w:val="Normal"/>
     <w:qFormat/>
-    <w:pPr/>
-    <w:rPr/>
-  </w:style>
-  <w:style w:type="paragraph" w:styleId="Header">
-    <w:name w:val="Header"/>
+  </w:style>
+  <w:style w:type="paragraph" w:styleId="Cabealho">
+    <w:name w:val="header"/>
     <w:basedOn w:val="Normal"/>
     <w:link w:val="CabealhoChar"/>
     <w:uiPriority w:val="99"/>
     <w:unhideWhenUsed/>
     <w:pPr>
-      <w:spacing w:before="0" w:after="0"/>
+      <w:spacing w:after="0"/>
     </w:pPr>
-    <w:rPr/>
-  </w:style>
-  <w:style w:type="paragraph" w:styleId="Footer">
-    <w:name w:val="Footer"/>
+  </w:style>
+  <w:style w:type="paragraph" w:styleId="Rodap">
+    <w:name w:val="footer"/>
     <w:basedOn w:val="Normal"/>
     <w:link w:val="RodapChar"/>
     <w:uiPriority w:val="99"/>
     <w:unhideWhenUsed/>
     <w:rsid w:val="00681034"/>
     <w:pPr>
-      <w:spacing w:before="0" w:after="0"/>
+      <w:spacing w:after="0"/>
       <w:jc w:val="right"/>
     </w:pPr>
     <w:rPr>
-      <w:color w:themeColor="accent1" w:themeShade="bf" w:val="2A7B88"/>
-    </w:rPr>
-  </w:style>
-  <w:style w:type="paragraph" w:styleId="IndexHeading">
-    <w:name w:val="Index Heading"/>
+      <w:color w:val="2A7B88" w:themeColor="accent1" w:themeShade="BF"/>
+    </w:rPr>
+  </w:style>
+  <w:style w:type="paragraph" w:styleId="Ttulodendiceremissivo">
+    <w:name w:val="index heading"/>
     <w:basedOn w:val="Heading"/>
-    <w:pPr/>
-    <w:rPr/>
-  </w:style>
-  <w:style w:type="paragraph" w:styleId="TOCHeading">
+  </w:style>
+  <w:style w:type="paragraph" w:styleId="CabealhodoSumrio">
     <w:name w:val="TOC Heading"/>
-    <w:basedOn w:val="Heading1"/>
+    <w:basedOn w:val="Ttulo1"/>
     <w:next w:val="Normal"/>
     <w:uiPriority w:val="39"/>
     <w:semiHidden/>
     <w:unhideWhenUsed/>
     <w:qFormat/>
     <w:pPr>
-      <w:spacing w:before="320" w:after="100"/>
-      <w:contextualSpacing w:val="false"/>
+      <w:contextualSpacing w:val="0"/>
       <w:outlineLvl w:val="9"/>
     </w:pPr>
-    <w:rPr/>
-  </w:style>
-  <w:style w:type="paragraph" w:styleId="IntenseQuote">
+  </w:style>
+  <w:style w:type="paragraph" w:styleId="CitaoIntensa">
     <w:name w:val="Intense Quote"/>
     <w:basedOn w:val="Normal"/>
     <w:next w:val="Normal"/>
@@ -3874,8 +3936,8 @@
     <w:qFormat/>
     <w:pPr>
       <w:pBdr>
-        <w:top w:val="single" w:sz="4" w:space="10" w:color="2A7B88" w:themeColor="accent1" w:themeShade="bf"/>
-        <w:bottom w:val="single" w:sz="4" w:space="10" w:color="2A7B88" w:themeColor="accent1" w:themeShade="bf"/>
+        <w:top w:val="single" w:sz="4" w:space="10" w:color="2A7B88" w:themeColor="accent1" w:themeShade="BF"/>
+        <w:bottom w:val="single" w:sz="4" w:space="10" w:color="2A7B88" w:themeColor="accent1" w:themeShade="BF"/>
       </w:pBdr>
       <w:spacing w:before="360" w:after="360"/>
       <w:ind w:left="864" w:right="864"/>
@@ -3884,26 +3946,24 @@
     <w:rPr>
       <w:i/>
       <w:iCs/>
-      <w:color w:themeColor="accent1" w:themeShade="bf" w:val="2A7B88"/>
-    </w:rPr>
-  </w:style>
-  <w:style w:type="paragraph" w:styleId="ListNumber">
+      <w:color w:val="2A7B88" w:themeColor="accent1" w:themeShade="BF"/>
+    </w:rPr>
+  </w:style>
+  <w:style w:type="paragraph" w:styleId="Numerada">
     <w:name w:val="List Number"/>
     <w:basedOn w:val="Normal"/>
     <w:uiPriority w:val="11"/>
     <w:qFormat/>
-    <w:rsid w:val="0087734b"/>
+    <w:rsid w:val="0087734B"/>
     <w:pPr>
       <w:numPr>
-        <w:ilvl w:val="0"/>
         <w:numId w:val="3"/>
       </w:numPr>
-      <w:spacing w:lineRule="auto" w:line="288" w:before="0" w:after="240"/>
+      <w:spacing w:line="288" w:lineRule="auto"/>
       <w:contextualSpacing/>
     </w:pPr>
-    <w:rPr/>
-  </w:style>
-  <w:style w:type="paragraph" w:styleId="BodyText3">
+  </w:style>
+  <w:style w:type="paragraph" w:styleId="Corpodetexto3">
     <w:name w:val="Body Text 3"/>
     <w:basedOn w:val="Normal"/>
     <w:link w:val="Corpodetexto3Char"/>
@@ -3911,22 +3971,22 @@
     <w:semiHidden/>
     <w:unhideWhenUsed/>
     <w:qFormat/>
-    <w:rsid w:val="00e83e4b"/>
+    <w:rsid w:val="00E83E4B"/>
     <w:pPr>
-      <w:spacing w:before="0" w:after="120"/>
+      <w:spacing w:after="120"/>
     </w:pPr>
     <w:rPr>
       <w:szCs w:val="16"/>
     </w:rPr>
   </w:style>
-  <w:style w:type="paragraph" w:styleId="BlockText">
+  <w:style w:type="paragraph" w:styleId="Textoembloco">
     <w:name w:val="Block Text"/>
     <w:basedOn w:val="Normal"/>
     <w:uiPriority w:val="99"/>
     <w:semiHidden/>
     <w:unhideWhenUsed/>
     <w:qFormat/>
-    <w:rsid w:val="00e83e4b"/>
+    <w:rsid w:val="00E83E4B"/>
     <w:pPr>
       <w:pBdr>
         <w:top w:val="single" w:sz="2" w:space="10" w:color="39A5B7" w:themeColor="accent1"/>
@@ -3939,10 +3999,10 @@
     <w:rPr>
       <w:i/>
       <w:iCs/>
-      <w:color w:themeColor="accent1" w:themeShade="bf" w:val="2A7B88"/>
-    </w:rPr>
-  </w:style>
-  <w:style w:type="paragraph" w:styleId="BodyTextIndent3">
+      <w:color w:val="2A7B88" w:themeColor="accent1" w:themeShade="BF"/>
+    </w:rPr>
+  </w:style>
+  <w:style w:type="paragraph" w:styleId="Recuodecorpodetexto3">
     <w:name w:val="Body Text Indent 3"/>
     <w:basedOn w:val="Normal"/>
     <w:link w:val="Recuodecorpodetexto3Char"/>
@@ -3950,16 +4010,16 @@
     <w:semiHidden/>
     <w:unhideWhenUsed/>
     <w:qFormat/>
-    <w:rsid w:val="00e83e4b"/>
+    <w:rsid w:val="00E83E4B"/>
     <w:pPr>
-      <w:spacing w:before="0" w:after="120"/>
+      <w:spacing w:after="120"/>
       <w:ind w:left="360"/>
     </w:pPr>
     <w:rPr>
       <w:szCs w:val="16"/>
     </w:rPr>
   </w:style>
-  <w:style w:type="paragraph" w:styleId="DocumentMap">
+  <w:style w:type="paragraph" w:styleId="MapadoDocumento">
     <w:name w:val="Document Map"/>
     <w:basedOn w:val="Normal"/>
     <w:link w:val="MapadoDocumentoChar"/>
@@ -3967,16 +4027,16 @@
     <w:semiHidden/>
     <w:unhideWhenUsed/>
     <w:qFormat/>
-    <w:rsid w:val="00e83e4b"/>
+    <w:rsid w:val="00E83E4B"/>
     <w:pPr>
-      <w:spacing w:before="0" w:after="0"/>
+      <w:spacing w:after="0"/>
     </w:pPr>
     <w:rPr>
       <w:rFonts w:ascii="Segoe UI" w:hAnsi="Segoe UI" w:cs="Segoe UI"/>
       <w:szCs w:val="16"/>
     </w:rPr>
   </w:style>
-  <w:style w:type="paragraph" w:styleId="BalloonText">
+  <w:style w:type="paragraph" w:styleId="Textodebalo">
     <w:name w:val="Balloon Text"/>
     <w:basedOn w:val="Normal"/>
     <w:link w:val="TextodebaloChar"/>
@@ -3984,90 +4044,88 @@
     <w:semiHidden/>
     <w:unhideWhenUsed/>
     <w:qFormat/>
-    <w:rsid w:val="0028220f"/>
+    <w:rsid w:val="0028220F"/>
     <w:pPr>
-      <w:spacing w:before="0" w:after="0"/>
+      <w:spacing w:after="0"/>
     </w:pPr>
     <w:rPr>
       <w:rFonts w:ascii="Segoe UI" w:hAnsi="Segoe UI" w:cs="Segoe UI"/>
       <w:szCs w:val="18"/>
     </w:rPr>
   </w:style>
-  <w:style w:type="paragraph" w:styleId="AnnotationText">
-    <w:name w:val="Annotation Text"/>
+  <w:style w:type="paragraph" w:styleId="Textodecomentrio">
+    <w:name w:val="annotation text"/>
     <w:basedOn w:val="Normal"/>
     <w:link w:val="TextodecomentrioChar"/>
     <w:uiPriority w:val="99"/>
     <w:semiHidden/>
     <w:unhideWhenUsed/>
-    <w:rsid w:val="0028220f"/>
-    <w:pPr/>
+    <w:rsid w:val="0028220F"/>
     <w:rPr>
       <w:szCs w:val="20"/>
     </w:rPr>
   </w:style>
-  <w:style w:type="paragraph" w:styleId="annotationsubject">
+  <w:style w:type="paragraph" w:styleId="Assuntodocomentrio">
     <w:name w:val="annotation subject"/>
-    <w:basedOn w:val="AnnotationText"/>
-    <w:next w:val="AnnotationText"/>
+    <w:basedOn w:val="Textodecomentrio"/>
+    <w:next w:val="Textodecomentrio"/>
     <w:link w:val="AssuntodocomentrioChar"/>
     <w:uiPriority w:val="99"/>
     <w:semiHidden/>
     <w:unhideWhenUsed/>
     <w:qFormat/>
-    <w:rsid w:val="0028220f"/>
-    <w:pPr/>
+    <w:rsid w:val="0028220F"/>
     <w:rPr>
       <w:b/>
       <w:bCs/>
     </w:rPr>
   </w:style>
-  <w:style w:type="paragraph" w:styleId="EndnoteText">
-    <w:name w:val="Endnote Text"/>
+  <w:style w:type="paragraph" w:styleId="Textodenotadefim">
+    <w:name w:val="endnote text"/>
     <w:basedOn w:val="Normal"/>
     <w:link w:val="TextodenotadefimChar"/>
     <w:uiPriority w:val="99"/>
     <w:semiHidden/>
     <w:unhideWhenUsed/>
-    <w:rsid w:val="0028220f"/>
+    <w:rsid w:val="0028220F"/>
     <w:pPr>
-      <w:spacing w:before="0" w:after="0"/>
+      <w:spacing w:after="0"/>
     </w:pPr>
     <w:rPr>
       <w:szCs w:val="20"/>
     </w:rPr>
   </w:style>
-  <w:style w:type="paragraph" w:styleId="EnvelopeReturn">
-    <w:name w:val="Envelope Return"/>
+  <w:style w:type="paragraph" w:styleId="Remetente">
+    <w:name w:val="envelope return"/>
     <w:basedOn w:val="Normal"/>
     <w:uiPriority w:val="99"/>
     <w:semiHidden/>
     <w:unhideWhenUsed/>
-    <w:rsid w:val="0028220f"/>
+    <w:rsid w:val="0028220F"/>
     <w:pPr>
-      <w:spacing w:before="0" w:after="0"/>
+      <w:spacing w:after="0"/>
     </w:pPr>
     <w:rPr>
-      <w:rFonts w:ascii="Cambria" w:hAnsi="Cambria" w:eastAsia="" w:cs="" w:asciiTheme="majorHAnsi" w:cstheme="majorBidi" w:eastAsiaTheme="majorEastAsia" w:hAnsiTheme="majorHAnsi"/>
+      <w:rFonts w:asciiTheme="majorHAnsi" w:eastAsiaTheme="majorEastAsia" w:hAnsiTheme="majorHAnsi" w:cstheme="majorBidi"/>
       <w:szCs w:val="20"/>
     </w:rPr>
   </w:style>
-  <w:style w:type="paragraph" w:styleId="FootnoteText">
-    <w:name w:val="Footnote Text"/>
+  <w:style w:type="paragraph" w:styleId="Textodenotaderodap">
+    <w:name w:val="footnote text"/>
     <w:basedOn w:val="Normal"/>
     <w:link w:val="TextodenotaderodapChar"/>
     <w:uiPriority w:val="99"/>
     <w:semiHidden/>
     <w:unhideWhenUsed/>
-    <w:rsid w:val="0028220f"/>
+    <w:rsid w:val="0028220F"/>
     <w:pPr>
-      <w:spacing w:before="0" w:after="0"/>
+      <w:spacing w:after="0"/>
     </w:pPr>
     <w:rPr>
       <w:szCs w:val="20"/>
     </w:rPr>
   </w:style>
-  <w:style w:type="paragraph" w:styleId="HTMLPreformatted">
+  <w:style w:type="paragraph" w:styleId="Pr-formataoHTML">
     <w:name w:val="HTML Preformatted"/>
     <w:basedOn w:val="Normal"/>
     <w:link w:val="Pr-formataoHTMLChar"/>
@@ -4075,52 +4133,42 @@
     <w:semiHidden/>
     <w:unhideWhenUsed/>
     <w:qFormat/>
-    <w:rsid w:val="0028220f"/>
+    <w:rsid w:val="0028220F"/>
     <w:pPr>
-      <w:spacing w:before="0" w:after="0"/>
+      <w:spacing w:after="0"/>
     </w:pPr>
     <w:rPr>
       <w:rFonts w:ascii="Consolas" w:hAnsi="Consolas"/>
       <w:szCs w:val="20"/>
     </w:rPr>
   </w:style>
-  <w:style w:type="paragraph" w:styleId="macro">
+  <w:style w:type="paragraph" w:styleId="Textodemacro">
     <w:name w:val="macro"/>
     <w:link w:val="TextodemacroChar"/>
     <w:uiPriority w:val="99"/>
     <w:semiHidden/>
     <w:unhideWhenUsed/>
     <w:qFormat/>
-    <w:rsid w:val="0028220f"/>
+    <w:rsid w:val="0028220F"/>
     <w:pPr>
-      <w:widowControl/>
       <w:tabs>
-        <w:tab w:val="clear" w:pos="720"/>
-        <w:tab w:val="left" w:pos="480" w:leader="none"/>
-        <w:tab w:val="left" w:pos="960" w:leader="none"/>
-        <w:tab w:val="left" w:pos="1440" w:leader="none"/>
-        <w:tab w:val="left" w:pos="1920" w:leader="none"/>
-        <w:tab w:val="left" w:pos="2400" w:leader="none"/>
-        <w:tab w:val="left" w:pos="2880" w:leader="none"/>
-        <w:tab w:val="left" w:pos="3360" w:leader="none"/>
-        <w:tab w:val="left" w:pos="3840" w:leader="none"/>
-        <w:tab w:val="left" w:pos="4320" w:leader="none"/>
+        <w:tab w:val="left" w:pos="480"/>
+        <w:tab w:val="left" w:pos="960"/>
+        <w:tab w:val="left" w:pos="1440"/>
+        <w:tab w:val="left" w:pos="1920"/>
+        <w:tab w:val="left" w:pos="2400"/>
+        <w:tab w:val="left" w:pos="2880"/>
+        <w:tab w:val="left" w:pos="3360"/>
+        <w:tab w:val="left" w:pos="3840"/>
+        <w:tab w:val="left" w:pos="4320"/>
       </w:tabs>
-      <w:suppressAutoHyphens w:val="true"/>
-      <w:bidi w:val="0"/>
-      <w:spacing w:before="0" w:after="0"/>
-      <w:jc w:val="left"/>
     </w:pPr>
     <w:rPr>
-      <w:rFonts w:ascii="Consolas" w:hAnsi="Consolas" w:eastAsia="" w:cs="" w:cstheme="minorBidi" w:eastAsiaTheme="minorEastAsia"/>
-      <w:color w:themeColor="text1" w:themeTint="bf" w:val="404040"/>
-      <w:kern w:val="0"/>
-      <w:sz w:val="22"/>
+      <w:rFonts w:ascii="Consolas" w:hAnsi="Consolas"/>
       <w:szCs w:val="20"/>
-      <w:lang w:val="pt-PT" w:eastAsia="ja-JP" w:bidi="ar-SA"/>
-    </w:rPr>
-  </w:style>
-  <w:style w:type="paragraph" w:styleId="PlainText">
+    </w:rPr>
+  </w:style>
+  <w:style w:type="paragraph" w:styleId="TextosemFormatao">
     <w:name w:val="Plain Text"/>
     <w:basedOn w:val="Normal"/>
     <w:link w:val="TextosemFormataoChar"/>
@@ -4128,70 +4176,38 @@
     <w:semiHidden/>
     <w:unhideWhenUsed/>
     <w:qFormat/>
-    <w:rsid w:val="0028220f"/>
+    <w:rsid w:val="0028220F"/>
     <w:pPr>
-      <w:spacing w:before="0" w:after="0"/>
+      <w:spacing w:after="0"/>
     </w:pPr>
     <w:rPr>
       <w:rFonts w:ascii="Consolas" w:hAnsi="Consolas"/>
       <w:szCs w:val="21"/>
     </w:rPr>
   </w:style>
-  <w:style w:type="paragraph" w:styleId="ListParagraph">
+  <w:style w:type="paragraph" w:styleId="PargrafodaLista">
     <w:name w:val="List Paragraph"/>
     <w:basedOn w:val="Normal"/>
     <w:uiPriority w:val="34"/>
     <w:semiHidden/>
     <w:unhideWhenUsed/>
     <w:qFormat/>
-    <w:rsid w:val="00ea5ac2"/>
+    <w:rsid w:val="00EA5AC2"/>
     <w:pPr>
-      <w:spacing w:before="0" w:after="240"/>
       <w:ind w:left="720"/>
       <w:contextualSpacing/>
     </w:pPr>
-    <w:rPr/>
-  </w:style>
-  <w:style w:type="paragraph" w:styleId="Default" w:customStyle="1">
+  </w:style>
+  <w:style w:type="paragraph" w:customStyle="1" w:styleId="Default">
     <w:name w:val="Default"/>
     <w:qFormat/>
-    <w:rsid w:val="007d2740"/>
-    <w:pPr>
-      <w:widowControl/>
-      <w:suppressAutoHyphens w:val="true"/>
-      <w:bidi w:val="0"/>
-      <w:spacing w:before="0" w:after="0"/>
-      <w:jc w:val="left"/>
-    </w:pPr>
-    <w:rPr>
-      <w:rFonts w:ascii="Cambria" w:hAnsi="Cambria" w:eastAsia="HG明朝B" w:cs="Cambria"/>
-      <w:color w:themeColor="text1" w:themeTint="bf" w:val="000000"/>
-      <w:kern w:val="0"/>
+    <w:rsid w:val="007D2740"/>
+    <w:rPr>
+      <w:rFonts w:ascii="Cambria" w:eastAsia="HGMinchoB" w:hAnsi="Cambria" w:cs="Cambria"/>
       <w:sz w:val="24"/>
       <w:szCs w:val="24"/>
-      <w:lang w:val="pt-BR" w:eastAsia="ja-JP" w:bidi="ar-SA"/>
-    </w:rPr>
-  </w:style>
-  <w:style w:type="numbering" w:styleId="NoList" w:default="1">
-    <w:name w:val="No List"/>
-    <w:uiPriority w:val="99"/>
-    <w:semiHidden/>
-    <w:unhideWhenUsed/>
-    <w:qFormat/>
-  </w:style>
-  <w:style w:type="table" w:default="1" w:styleId="Tabelanormal">
-    <w:name w:val="Normal Table"/>
-    <w:uiPriority w:val="99"/>
-    <w:semiHidden/>
-    <w:unhideWhenUsed/>
-    <w:tblPr>
-      <w:tblCellMar>
-        <w:top w:w="0" w:type="dxa"/>
-        <w:left w:w="108" w:type="dxa"/>
-        <w:bottom w:w="0" w:type="dxa"/>
-        <w:right w:w="108" w:type="dxa"/>
-      </w:tblCellMar>
-    </w:tblPr>
+      <w:lang w:val="pt-BR"/>
+    </w:rPr>
   </w:style>
 </w:styles>
 </file>
@@ -4215,7 +4231,7 @@
         <w:guid w:val="{D28EA73B-A56B-43E3-B33B-13B6A6F2E382}"/>
       </w:docPartPr>
       <w:docPartBody>
-        <w:p xmlns:wp14="http://schemas.microsoft.com/office/word/2010/wordml" wp14:textId="77777777">
+        <w:p>
           <w:pPr>
             <w:pStyle w:val="811F26361CBE4468B58476FBE0845F51"/>
           </w:pPr>
@@ -4244,7 +4260,7 @@
         <w:guid w:val="{50638F1C-F6F3-4441-B843-67F66094BCAF}"/>
       </w:docPartPr>
       <w:docPartBody>
-        <w:p xmlns:wp14="http://schemas.microsoft.com/office/word/2010/wordml" wp14:textId="77777777">
+        <w:p>
           <w:pPr>
             <w:pStyle w:val="4458997BFF80407B8919D5CAA0DC760B"/>
           </w:pPr>
@@ -4263,10 +4279,10 @@
 
 <file path=word/glossary/fontTable.xml><?xml version="1.0" encoding="utf-8"?>
 <w:fonts xmlns:mc="http://schemas.openxmlformats.org/markup-compatibility/2006" xmlns:r="http://schemas.openxmlformats.org/officeDocument/2006/relationships" xmlns:w="http://schemas.openxmlformats.org/wordprocessingml/2006/main" xmlns:w14="http://schemas.microsoft.com/office/word/2010/wordml" xmlns:w15="http://schemas.microsoft.com/office/word/2012/wordml" xmlns:w16cex="http://schemas.microsoft.com/office/word/2018/wordml/cex" xmlns:w16cid="http://schemas.microsoft.com/office/word/2016/wordml/cid" xmlns:w16="http://schemas.microsoft.com/office/word/2018/wordml" xmlns:w16du="http://schemas.microsoft.com/office/word/2023/wordml/word16du" xmlns:w16sdtdh="http://schemas.microsoft.com/office/word/2020/wordml/sdtdatahash" xmlns:w16sdtfl="http://schemas.microsoft.com/office/word/2024/wordml/sdtformatlock" xmlns:w16se="http://schemas.microsoft.com/office/word/2015/wordml/symex" mc:Ignorable="w14 w15 w16se w16cid w16 w16cex w16sdtdh w16sdtfl w16du">
-  <w:font w:name="Symbol">
-    <w:panose1 w:val="05050102010706020507"/>
+  <w:font w:name="Wingdings">
+    <w:panose1 w:val="05000000000000000000"/>
     <w:charset w:val="02"/>
-    <w:family w:val="roman"/>
+    <w:family w:val="auto"/>
     <w:pitch w:val="variable"/>
     <w:sig w:usb0="00000000" w:usb1="10000000" w:usb2="00000000" w:usb3="00000000" w:csb0="80000000" w:csb1="00000000"/>
   </w:font>
@@ -4277,14 +4293,6 @@
     <w:pitch w:val="variable"/>
     <w:sig w:usb0="E0002EFF" w:usb1="C000785B" w:usb2="00000009" w:usb3="00000000" w:csb0="000001FF" w:csb1="00000000"/>
   </w:font>
-  <w:font w:name="Cambria">
-    <w:altName w:val="Cambria"/>
-    <w:panose1 w:val="02040503050406030204"/>
-    <w:charset w:val="00"/>
-    <w:family w:val="roman"/>
-    <w:pitch w:val="variable"/>
-    <w:sig w:usb0="E00006FF" w:usb1="420024FF" w:usb2="02000000" w:usb3="00000000" w:csb0="0000019F" w:csb1="00000000"/>
-  </w:font>
   <w:font w:name="Courier New">
     <w:panose1 w:val="02070309020205020404"/>
     <w:charset w:val="00"/>
@@ -4292,20 +4300,35 @@
     <w:pitch w:val="fixed"/>
     <w:sig w:usb0="E0002EFF" w:usb1="C0007843" w:usb2="00000009" w:usb3="00000000" w:csb0="000001FF" w:csb1="00000000"/>
   </w:font>
-  <w:font w:name="Wingdings">
-    <w:panose1 w:val="05000000000000000000"/>
+  <w:font w:name="Symbol">
+    <w:panose1 w:val="05050102010706020507"/>
     <w:charset w:val="02"/>
-    <w:family w:val="auto"/>
+    <w:family w:val="roman"/>
     <w:pitch w:val="variable"/>
     <w:sig w:usb0="00000000" w:usb1="10000000" w:usb2="00000000" w:usb3="00000000" w:csb0="80000000" w:csb1="00000000"/>
   </w:font>
-  <w:font w:name="HGMinchoB">
-    <w:altName w:val="Yu Mincho Demibold"/>
-    <w:panose1 w:val="00000000000000000000"/>
+  <w:font w:name="Cambria">
+    <w:panose1 w:val="02040503050406030204"/>
+    <w:charset w:val="00"/>
+    <w:family w:val="roman"/>
+    <w:pitch w:val="variable"/>
+    <w:sig w:usb0="E00006FF" w:usb1="420024FF" w:usb2="02000000" w:usb3="00000000" w:csb0="0000019F" w:csb1="00000000"/>
+  </w:font>
+  <w:font w:name="MS Mincho">
+    <w:altName w:val="ＭＳ 明朝"/>
+    <w:panose1 w:val="02020609040205080304"/>
     <w:charset w:val="80"/>
-    <w:family w:val="roman"/>
-    <w:notTrueType/>
-    <w:pitch w:val="default"/>
+    <w:family w:val="modern"/>
+    <w:pitch w:val="fixed"/>
+    <w:sig w:usb0="E00002FF" w:usb1="6AC7FDFB" w:usb2="08000012" w:usb3="00000000" w:csb0="0002009F" w:csb1="00000000"/>
+  </w:font>
+  <w:font w:name="MS Gothic">
+    <w:altName w:val="ＭＳ ゴシック"/>
+    <w:panose1 w:val="020B0609070205080204"/>
+    <w:charset w:val="80"/>
+    <w:family w:val="modern"/>
+    <w:pitch w:val="fixed"/>
+    <w:sig w:usb0="E00002FF" w:usb1="6AC7FDFB" w:usb2="08000012" w:usb3="00000000" w:csb0="0002009F" w:csb1="00000000"/>
   </w:font>
   <w:font w:name="Segoe UI">
     <w:panose1 w:val="020B0502040204020203"/>
@@ -4320,6 +4343,40 @@
     <w:family w:val="modern"/>
     <w:pitch w:val="fixed"/>
     <w:sig w:usb0="E00006FF" w:usb1="0000FCFF" w:usb2="00000001" w:usb3="00000000" w:csb0="0000019F" w:csb1="00000000"/>
+  </w:font>
+  <w:font w:name="Liberation Sans">
+    <w:altName w:val="Arial"/>
+    <w:charset w:val="01"/>
+    <w:family w:val="roman"/>
+    <w:pitch w:val="variable"/>
+  </w:font>
+  <w:font w:name="Noto Sans CJK SC">
+    <w:panose1 w:val="00000000000000000000"/>
+    <w:charset w:val="00"/>
+    <w:family w:val="roman"/>
+    <w:notTrueType/>
+    <w:pitch w:val="default"/>
+  </w:font>
+  <w:font w:name="Noto Sans Devanagari">
+    <w:charset w:val="00"/>
+    <w:family w:val="swiss"/>
+    <w:pitch w:val="variable"/>
+    <w:sig w:usb0="80008023" w:usb1="00002046" w:usb2="00000000" w:usb3="00000000" w:csb0="00000001" w:csb1="00000000"/>
+  </w:font>
+  <w:font w:name="HGMinchoB">
+    <w:altName w:val="HG明朝B"/>
+    <w:panose1 w:val="00000000000000000000"/>
+    <w:charset w:val="80"/>
+    <w:family w:val="roman"/>
+    <w:notTrueType/>
+    <w:pitch w:val="default"/>
+  </w:font>
+  <w:font w:name="Arial">
+    <w:panose1 w:val="020B0604020202020204"/>
+    <w:charset w:val="00"/>
+    <w:family w:val="swiss"/>
+    <w:pitch w:val="variable"/>
+    <w:sig w:usb0="E0002EFF" w:usb1="C000785B" w:usb2="00000009" w:usb3="00000000" w:csb0="000001FF" w:csb1="00000000"/>
   </w:font>
   <w:font w:name="Calibri">
     <w:panose1 w:val="020F0502020204030204"/>
@@ -4355,13 +4412,17 @@
   </w:compat>
   <w:rsids>
     <w:rsidRoot w:val="00B30C29"/>
+    <w:rsid w:val="00107E2B"/>
     <w:rsid w:val="00130929"/>
     <w:rsid w:val="002D3FC6"/>
     <w:rsid w:val="003856BD"/>
+    <w:rsid w:val="003D3BA2"/>
+    <w:rsid w:val="004443E8"/>
     <w:rsid w:val="005E093F"/>
     <w:rsid w:val="00630DA3"/>
     <w:rsid w:val="00753168"/>
     <w:rsid w:val="00876AE9"/>
+    <w:rsid w:val="00AA104B"/>
     <w:rsid w:val="00B30C29"/>
     <w:rsid w:val="00B43A14"/>
     <w:rsid w:val="00BF533F"/>
@@ -4835,54 +4896,54 @@
 </file>
 
 <file path=word/theme/theme1.xml><?xml version="1.0" encoding="utf-8"?>
-<a:theme xmlns:a="http://schemas.openxmlformats.org/drawingml/2006/main" xmlns:r="http://schemas.openxmlformats.org/officeDocument/2006/relationships" name="Office Theme">
+<a:theme xmlns:a="http://schemas.openxmlformats.org/drawingml/2006/main" name="Office Theme">
   <a:themeElements>
     <a:clrScheme name="Resume">
       <a:dk1>
         <a:srgbClr val="000000"/>
       </a:dk1>
       <a:lt1>
-        <a:srgbClr val="ffffff"/>
+        <a:srgbClr val="FFFFFF"/>
       </a:lt1>
       <a:dk2>
-        <a:srgbClr val="4d4d4d"/>
+        <a:srgbClr val="4D4D4D"/>
       </a:dk2>
       <a:lt2>
-        <a:srgbClr val="e4e3e2"/>
+        <a:srgbClr val="E4E3E2"/>
       </a:lt2>
       <a:accent1>
-        <a:srgbClr val="39a5b7"/>
+        <a:srgbClr val="39A5B7"/>
       </a:accent1>
       <a:accent2>
-        <a:srgbClr val="8dbb70"/>
+        <a:srgbClr val="8DBB70"/>
       </a:accent2>
       <a:accent3>
-        <a:srgbClr val="f0bb44"/>
+        <a:srgbClr val="F0BB44"/>
       </a:accent3>
       <a:accent4>
-        <a:srgbClr val="f24f4f"/>
+        <a:srgbClr val="F24F4F"/>
       </a:accent4>
       <a:accent5>
-        <a:srgbClr val="a3648b"/>
+        <a:srgbClr val="A3648B"/>
       </a:accent5>
       <a:accent6>
-        <a:srgbClr val="f8943f"/>
+        <a:srgbClr val="F8943F"/>
       </a:accent6>
       <a:hlink>
-        <a:srgbClr val="39a5b7"/>
+        <a:srgbClr val="39A5B7"/>
       </a:hlink>
       <a:folHlink>
-        <a:srgbClr val="a3648b"/>
+        <a:srgbClr val="A3648B"/>
       </a:folHlink>
     </a:clrScheme>
     <a:fontScheme name="Cambria">
       <a:majorFont>
-        <a:latin typeface="Cambria" panose="02040503050406030204" pitchFamily="0" charset="1"/>
+        <a:latin typeface="Cambria" panose="02040503050406030204"/>
         <a:ea typeface=""/>
         <a:cs typeface=""/>
       </a:majorFont>
       <a:minorFont>
-        <a:latin typeface="Cambria" panose="02040503050406030204" pitchFamily="0" charset="1"/>
+        <a:latin typeface="Cambria" panose="02040503050406030204"/>
         <a:ea typeface=""/>
         <a:cs typeface=""/>
       </a:minorFont>
@@ -4914,7 +4975,7 @@
             </a:gs>
           </a:gsLst>
           <a:lin ang="5400000" scaled="0"/>
-          <a:tileRect l="0" t="0" r="0" b="0"/>
+          <a:tileRect/>
         </a:gradFill>
         <a:gradFill>
           <a:gsLst>
@@ -4938,7 +4999,7 @@
             </a:gs>
           </a:gsLst>
           <a:lin ang="5400000" scaled="0"/>
-          <a:tileRect l="0" t="0" r="0" b="0"/>
+          <a:tileRect/>
         </a:gradFill>
       </a:fillStyleLst>
       <a:lnStyleLst>
@@ -4998,11 +5059,13 @@
             </a:gs>
           </a:gsLst>
           <a:lin ang="5400000" scaled="0"/>
-          <a:tileRect l="0" t="0" r="0" b="0"/>
+          <a:tileRect/>
         </a:gradFill>
       </a:bgFillStyleLst>
     </a:fmtScheme>
   </a:themeElements>
+  <a:objectDefaults/>
+  <a:extraClrSchemeLst/>
 </a:theme>
 </file>
 

--- a/C.V Renato F. Souza de Oliveira.docx
+++ b/C.V Renato F. Souza de Oliveira.docx
@@ -369,7 +369,23 @@
           <w:sz w:val="18"/>
           <w:szCs w:val="18"/>
         </w:rPr>
-        <w:t xml:space="preserve">Programação web com python e javascript pela EDX Harvard (2024) – Concluído </w:t>
+        <w:t>Programação web com python e javascript pela EDX Harvard (202</w:t>
+      </w:r>
+      <w:r>
+        <w:rPr>
+          <w:rFonts w:ascii="Arial" w:hAnsi="Arial" w:cs="Arial"/>
+          <w:sz w:val="18"/>
+          <w:szCs w:val="18"/>
+        </w:rPr>
+        <w:t>5</w:t>
+      </w:r>
+      <w:r>
+        <w:rPr>
+          <w:rFonts w:ascii="Arial" w:hAnsi="Arial" w:cs="Arial"/>
+          <w:sz w:val="18"/>
+          <w:szCs w:val="18"/>
+        </w:rPr>
+        <w:t xml:space="preserve">) – Concluído </w:t>
       </w:r>
     </w:p>
     <w:p>
@@ -934,6 +950,7 @@
         <w:pStyle w:val="Ttulo1"/>
         <w:rPr>
           <w:rFonts w:ascii="Arial" w:hAnsi="Arial" w:cs="Arial"/>
+          <w:color w:val="auto"/>
         </w:rPr>
       </w:pPr>
       <w:r>
@@ -952,20 +969,370 @@
         </w:numPr>
         <w:rPr>
           <w:rFonts w:ascii="Arial" w:hAnsi="Arial" w:cs="Arial"/>
+          <w:b/>
+          <w:bCs/>
+          <w:color w:val="auto"/>
           <w:sz w:val="20"/>
           <w:szCs w:val="20"/>
         </w:rPr>
       </w:pPr>
       <w:r>
         <w:rPr>
-          <w:rFonts w:ascii="Arial" w:eastAsiaTheme="majorEastAsia" w:hAnsi="Arial" w:cs="Arial"/>
+          <w:rFonts w:ascii="Arial" w:hAnsi="Arial" w:cs="Arial"/>
           <w:b/>
-          <w:caps/>
-          <w:color w:val="262626" w:themeColor="text1" w:themeTint="D9"/>
+          <w:bCs/>
+          <w:color w:val="auto"/>
           <w:sz w:val="20"/>
           <w:szCs w:val="20"/>
         </w:rPr>
-        <w:t>Auxiliar de escritório em Antonio Tomaz de Oliveira Roupas Epp. (Agosto de 2018 – NOVEMBRO DE 2024)</w:t>
+        <w:t>TÉCNICO EM INFORMÁTICA AUTÔNOMO</w:t>
+      </w:r>
+      <w:r>
+        <w:rPr>
+          <w:rFonts w:ascii="Arial" w:hAnsi="Arial" w:cs="Arial"/>
+          <w:b/>
+          <w:bCs/>
+          <w:color w:val="auto"/>
+          <w:sz w:val="20"/>
+          <w:szCs w:val="20"/>
+        </w:rPr>
+        <w:t xml:space="preserve"> </w:t>
+      </w:r>
+      <w:r>
+        <w:rPr>
+          <w:rFonts w:ascii="Arial" w:hAnsi="Arial" w:cs="Arial"/>
+          <w:b/>
+          <w:bCs/>
+          <w:color w:val="auto"/>
+          <w:sz w:val="20"/>
+          <w:szCs w:val="20"/>
+        </w:rPr>
+        <w:t>(</w:t>
+      </w:r>
+      <w:r>
+        <w:rPr>
+          <w:rFonts w:ascii="Arial" w:hAnsi="Arial" w:cs="Arial"/>
+          <w:b/>
+          <w:bCs/>
+          <w:color w:val="auto"/>
+          <w:sz w:val="20"/>
+          <w:szCs w:val="20"/>
+        </w:rPr>
+        <w:t xml:space="preserve">JANEIRO DE </w:t>
+      </w:r>
+      <w:r>
+        <w:rPr>
+          <w:rFonts w:ascii="Arial" w:hAnsi="Arial" w:cs="Arial"/>
+          <w:b/>
+          <w:bCs/>
+          <w:color w:val="auto"/>
+          <w:sz w:val="20"/>
+          <w:szCs w:val="20"/>
+        </w:rPr>
+        <w:t xml:space="preserve"> 2013 – A</w:t>
+      </w:r>
+      <w:r>
+        <w:rPr>
+          <w:rFonts w:ascii="Arial" w:hAnsi="Arial" w:cs="Arial"/>
+          <w:b/>
+          <w:bCs/>
+          <w:color w:val="auto"/>
+          <w:sz w:val="20"/>
+          <w:szCs w:val="20"/>
+        </w:rPr>
+        <w:t>TUALMENTE</w:t>
+      </w:r>
+      <w:r>
+        <w:rPr>
+          <w:rFonts w:ascii="Arial" w:hAnsi="Arial" w:cs="Arial"/>
+          <w:b/>
+          <w:bCs/>
+          <w:color w:val="auto"/>
+          <w:sz w:val="20"/>
+          <w:szCs w:val="20"/>
+        </w:rPr>
+        <w:t>)</w:t>
+      </w:r>
+    </w:p>
+    <w:p>
+      <w:pPr>
+        <w:pStyle w:val="Commarcadores"/>
+        <w:rPr>
+          <w:rFonts w:ascii="Arial" w:hAnsi="Arial" w:cs="Arial"/>
+          <w:sz w:val="18"/>
+          <w:szCs w:val="18"/>
+          <w:lang w:val="pt-BR"/>
+        </w:rPr>
+      </w:pPr>
+      <w:r>
+        <w:rPr>
+          <w:rFonts w:ascii="Arial" w:hAnsi="Arial" w:cs="Arial"/>
+          <w:sz w:val="18"/>
+          <w:szCs w:val="18"/>
+          <w:lang w:val="pt-BR"/>
+        </w:rPr>
+        <w:t>Atuação como profissional autônomo na área de montagem e manutenção de computadores e configuração de redes domésticas e empresariais. Responsável por</w:t>
+      </w:r>
+      <w:r>
+        <w:rPr>
+          <w:rFonts w:ascii="Arial" w:hAnsi="Arial" w:cs="Arial"/>
+          <w:sz w:val="18"/>
+          <w:szCs w:val="18"/>
+          <w:lang w:val="pt-BR"/>
+        </w:rPr>
+        <w:t xml:space="preserve"> d</w:t>
+      </w:r>
+      <w:r>
+        <w:rPr>
+          <w:rFonts w:ascii="Arial" w:hAnsi="Arial" w:cs="Arial"/>
+          <w:sz w:val="18"/>
+          <w:szCs w:val="18"/>
+          <w:lang w:val="pt-BR"/>
+        </w:rPr>
+        <w:t>iagnóstico</w:t>
+      </w:r>
+      <w:r>
+        <w:rPr>
+          <w:rFonts w:ascii="Arial" w:hAnsi="Arial" w:cs="Arial"/>
+          <w:sz w:val="18"/>
+          <w:szCs w:val="18"/>
+          <w:lang w:val="pt-BR"/>
+        </w:rPr>
+        <w:t>s</w:t>
+      </w:r>
+      <w:r>
+        <w:rPr>
+          <w:rFonts w:ascii="Arial" w:hAnsi="Arial" w:cs="Arial"/>
+          <w:sz w:val="18"/>
+          <w:szCs w:val="18"/>
+          <w:lang w:val="pt-BR"/>
+        </w:rPr>
+        <w:t xml:space="preserve"> e reparo</w:t>
+      </w:r>
+      <w:r>
+        <w:rPr>
+          <w:rFonts w:ascii="Arial" w:hAnsi="Arial" w:cs="Arial"/>
+          <w:sz w:val="18"/>
+          <w:szCs w:val="18"/>
+          <w:lang w:val="pt-BR"/>
+        </w:rPr>
+        <w:t>s</w:t>
+      </w:r>
+      <w:r>
+        <w:rPr>
+          <w:rFonts w:ascii="Arial" w:hAnsi="Arial" w:cs="Arial"/>
+          <w:sz w:val="18"/>
+          <w:szCs w:val="18"/>
+          <w:lang w:val="pt-BR"/>
+        </w:rPr>
+        <w:t xml:space="preserve"> de hardware</w:t>
+      </w:r>
+      <w:r>
+        <w:rPr>
+          <w:rFonts w:ascii="Arial" w:hAnsi="Arial" w:cs="Arial"/>
+          <w:sz w:val="18"/>
+          <w:szCs w:val="18"/>
+          <w:lang w:val="pt-BR"/>
+        </w:rPr>
+        <w:t>s</w:t>
+      </w:r>
+      <w:r>
+        <w:rPr>
+          <w:rFonts w:ascii="Arial" w:hAnsi="Arial" w:cs="Arial"/>
+          <w:sz w:val="18"/>
+          <w:szCs w:val="18"/>
+          <w:lang w:val="pt-BR"/>
+        </w:rPr>
+        <w:t xml:space="preserve"> e software</w:t>
+      </w:r>
+      <w:r>
+        <w:rPr>
+          <w:rFonts w:ascii="Arial" w:hAnsi="Arial" w:cs="Arial"/>
+          <w:sz w:val="18"/>
+          <w:szCs w:val="18"/>
+          <w:lang w:val="pt-BR"/>
+        </w:rPr>
+        <w:t>s; i</w:t>
+      </w:r>
+      <w:r>
+        <w:rPr>
+          <w:rFonts w:ascii="Arial" w:hAnsi="Arial" w:cs="Arial"/>
+          <w:sz w:val="18"/>
+          <w:szCs w:val="18"/>
+          <w:lang w:val="pt-BR"/>
+        </w:rPr>
+        <w:t>nstalaç</w:t>
+      </w:r>
+      <w:r>
+        <w:rPr>
+          <w:rFonts w:ascii="Arial" w:hAnsi="Arial" w:cs="Arial"/>
+          <w:sz w:val="18"/>
+          <w:szCs w:val="18"/>
+          <w:lang w:val="pt-BR"/>
+        </w:rPr>
+        <w:t xml:space="preserve">ões </w:t>
+      </w:r>
+      <w:r>
+        <w:rPr>
+          <w:rFonts w:ascii="Arial" w:hAnsi="Arial" w:cs="Arial"/>
+          <w:sz w:val="18"/>
+          <w:szCs w:val="18"/>
+          <w:lang w:val="pt-BR"/>
+        </w:rPr>
+        <w:t>e configuraç</w:t>
+      </w:r>
+      <w:r>
+        <w:rPr>
+          <w:rFonts w:ascii="Arial" w:hAnsi="Arial" w:cs="Arial"/>
+          <w:sz w:val="18"/>
+          <w:szCs w:val="18"/>
+          <w:lang w:val="pt-BR"/>
+        </w:rPr>
+        <w:t xml:space="preserve">ões </w:t>
+      </w:r>
+      <w:r>
+        <w:rPr>
+          <w:rFonts w:ascii="Arial" w:hAnsi="Arial" w:cs="Arial"/>
+          <w:sz w:val="18"/>
+          <w:szCs w:val="18"/>
+          <w:lang w:val="pt-BR"/>
+        </w:rPr>
+        <w:t>de sistemas operacionais (Windows e Linux)</w:t>
+      </w:r>
+      <w:r>
+        <w:rPr>
+          <w:rFonts w:ascii="Arial" w:hAnsi="Arial" w:cs="Arial"/>
+          <w:sz w:val="18"/>
+          <w:szCs w:val="18"/>
+          <w:lang w:val="pt-BR"/>
+        </w:rPr>
+        <w:t>; l</w:t>
+      </w:r>
+      <w:r>
+        <w:rPr>
+          <w:rFonts w:ascii="Arial" w:hAnsi="Arial" w:cs="Arial"/>
+          <w:sz w:val="18"/>
+          <w:szCs w:val="18"/>
+          <w:lang w:val="pt-BR"/>
+        </w:rPr>
+        <w:t>impeza</w:t>
+      </w:r>
+      <w:r>
+        <w:rPr>
+          <w:rFonts w:ascii="Arial" w:hAnsi="Arial" w:cs="Arial"/>
+          <w:sz w:val="18"/>
+          <w:szCs w:val="18"/>
+          <w:lang w:val="pt-BR"/>
+        </w:rPr>
+        <w:t>s</w:t>
+      </w:r>
+      <w:r>
+        <w:rPr>
+          <w:rFonts w:ascii="Arial" w:hAnsi="Arial" w:cs="Arial"/>
+          <w:sz w:val="18"/>
+          <w:szCs w:val="18"/>
+          <w:lang w:val="pt-BR"/>
+        </w:rPr>
+        <w:t>, upgrades e substituiç</w:t>
+      </w:r>
+      <w:r>
+        <w:rPr>
+          <w:rFonts w:ascii="Arial" w:hAnsi="Arial" w:cs="Arial"/>
+          <w:sz w:val="18"/>
+          <w:szCs w:val="18"/>
+          <w:lang w:val="pt-BR"/>
+        </w:rPr>
+        <w:t>ões</w:t>
+      </w:r>
+      <w:r>
+        <w:rPr>
+          <w:rFonts w:ascii="Arial" w:hAnsi="Arial" w:cs="Arial"/>
+          <w:sz w:val="18"/>
+          <w:szCs w:val="18"/>
+          <w:lang w:val="pt-BR"/>
+        </w:rPr>
+        <w:t xml:space="preserve"> de peças de computadores</w:t>
+      </w:r>
+      <w:r>
+        <w:rPr>
+          <w:rFonts w:ascii="Arial" w:hAnsi="Arial" w:cs="Arial"/>
+          <w:sz w:val="18"/>
+          <w:szCs w:val="18"/>
+          <w:lang w:val="pt-BR"/>
+        </w:rPr>
+        <w:t>; a</w:t>
+      </w:r>
+      <w:r>
+        <w:rPr>
+          <w:rFonts w:ascii="Arial" w:hAnsi="Arial" w:cs="Arial"/>
+          <w:sz w:val="18"/>
+          <w:szCs w:val="18"/>
+          <w:lang w:val="pt-BR"/>
+        </w:rPr>
+        <w:t>tendimento personalizado a clientes residenciais e pequenas empresas;</w:t>
+      </w:r>
+      <w:r>
+        <w:rPr>
+          <w:rFonts w:ascii="Arial" w:hAnsi="Arial" w:cs="Arial"/>
+          <w:sz w:val="18"/>
+          <w:szCs w:val="18"/>
+          <w:lang w:val="pt-BR"/>
+        </w:rPr>
+        <w:t xml:space="preserve"> c</w:t>
+      </w:r>
+      <w:r>
+        <w:rPr>
+          <w:rFonts w:ascii="Arial" w:hAnsi="Arial" w:cs="Arial"/>
+          <w:sz w:val="18"/>
+          <w:szCs w:val="18"/>
+          <w:lang w:val="pt-BR"/>
+        </w:rPr>
+        <w:t>onfiguração de roteadores e redes locais com e sem fio;</w:t>
+      </w:r>
+      <w:r>
+        <w:rPr>
+          <w:rFonts w:ascii="Arial" w:hAnsi="Arial" w:cs="Arial"/>
+          <w:sz w:val="18"/>
+          <w:szCs w:val="18"/>
+          <w:lang w:val="pt-BR"/>
+        </w:rPr>
+        <w:t xml:space="preserve"> r</w:t>
+      </w:r>
+      <w:r>
+        <w:rPr>
+          <w:rFonts w:ascii="Arial" w:hAnsi="Arial" w:cs="Arial"/>
+          <w:sz w:val="18"/>
+          <w:szCs w:val="18"/>
+          <w:lang w:val="pt-BR"/>
+        </w:rPr>
+        <w:t>einstalaç</w:t>
+      </w:r>
+      <w:r>
+        <w:rPr>
+          <w:rFonts w:ascii="Arial" w:hAnsi="Arial" w:cs="Arial"/>
+          <w:sz w:val="18"/>
+          <w:szCs w:val="18"/>
+          <w:lang w:val="pt-BR"/>
+        </w:rPr>
+        <w:t>ões</w:t>
+      </w:r>
+      <w:r>
+        <w:rPr>
+          <w:rFonts w:ascii="Arial" w:hAnsi="Arial" w:cs="Arial"/>
+          <w:sz w:val="18"/>
+          <w:szCs w:val="18"/>
+          <w:lang w:val="pt-BR"/>
+        </w:rPr>
+        <w:t xml:space="preserve"> de sistemas, backup de dados e suporte técnico remoto</w:t>
+      </w:r>
+      <w:r>
+        <w:rPr>
+          <w:rFonts w:ascii="Arial" w:hAnsi="Arial" w:cs="Arial"/>
+          <w:sz w:val="18"/>
+          <w:szCs w:val="18"/>
+          <w:lang w:val="pt-BR"/>
+        </w:rPr>
+        <w:t>.</w:t>
       </w:r>
     </w:p>
     <w:p>
@@ -978,17 +1345,37 @@
         <w:ind w:left="216"/>
         <w:rPr>
           <w:rFonts w:ascii="Arial" w:hAnsi="Arial" w:cs="Arial"/>
-          <w:sz w:val="18"/>
-          <w:szCs w:val="18"/>
-        </w:rPr>
-      </w:pPr>
-      <w:r>
-        <w:rPr>
-          <w:rFonts w:ascii="Arial" w:hAnsi="Arial" w:cs="Arial"/>
-          <w:sz w:val="18"/>
-          <w:szCs w:val="18"/>
-        </w:rPr>
-        <w:t>Responsável pelo atendimento ao cliente, emissão de notas fiscais, controle de estoque e organização de documentos.</w:t>
+          <w:b/>
+          <w:bCs/>
+          <w:sz w:val="20"/>
+          <w:szCs w:val="20"/>
+        </w:rPr>
+      </w:pPr>
+    </w:p>
+    <w:p>
+      <w:pPr>
+        <w:pStyle w:val="Commarcadores"/>
+        <w:numPr>
+          <w:ilvl w:val="0"/>
+          <w:numId w:val="7"/>
+        </w:numPr>
+        <w:rPr>
+          <w:rFonts w:ascii="Arial" w:hAnsi="Arial" w:cs="Arial"/>
+          <w:color w:val="auto"/>
+          <w:sz w:val="20"/>
+          <w:szCs w:val="20"/>
+        </w:rPr>
+      </w:pPr>
+      <w:r>
+        <w:rPr>
+          <w:rFonts w:ascii="Arial" w:eastAsiaTheme="majorEastAsia" w:hAnsi="Arial" w:cs="Arial"/>
+          <w:b/>
+          <w:caps/>
+          <w:color w:val="auto"/>
+          <w:sz w:val="20"/>
+          <w:szCs w:val="20"/>
+        </w:rPr>
+        <w:t>Auxiliar de escritório em Antonio Tomaz de Oliveira Roupas Epp. (Agosto de 2018 – NOVEMBRO DE 2024)</w:t>
       </w:r>
     </w:p>
     <w:p>
@@ -1005,33 +1392,13 @@
           <w:szCs w:val="18"/>
         </w:rPr>
       </w:pPr>
-    </w:p>
-    <w:p>
-      <w:pPr>
-        <w:pStyle w:val="Commarcadores"/>
-        <w:numPr>
-          <w:ilvl w:val="0"/>
-          <w:numId w:val="8"/>
-        </w:numPr>
-        <w:rPr>
-          <w:rFonts w:ascii="Arial" w:eastAsiaTheme="majorEastAsia" w:hAnsi="Arial" w:cs="Arial"/>
-          <w:b/>
-          <w:caps/>
-          <w:color w:val="262626" w:themeColor="text1" w:themeTint="D9"/>
-          <w:sz w:val="20"/>
-          <w:szCs w:val="20"/>
-        </w:rPr>
-      </w:pPr>
-      <w:r>
-        <w:rPr>
-          <w:rFonts w:ascii="Arial" w:eastAsiaTheme="majorEastAsia" w:hAnsi="Arial" w:cs="Arial"/>
-          <w:b/>
-          <w:caps/>
-          <w:color w:val="262626" w:themeColor="text1" w:themeTint="D9"/>
-          <w:sz w:val="20"/>
-          <w:szCs w:val="20"/>
-        </w:rPr>
-        <w:t>Analista de Software Junior na Associação Cultura de Renovação Tecnológica Sorocabana (Agosto de 2017 – Janeiro de 2018)</w:t>
+      <w:r>
+        <w:rPr>
+          <w:rFonts w:ascii="Arial" w:hAnsi="Arial" w:cs="Arial"/>
+          <w:sz w:val="18"/>
+          <w:szCs w:val="18"/>
+        </w:rPr>
+        <w:t>Responsável pelo atendimento ao cliente, emissão de notas fiscais, controle de estoque e organização de documentos.</w:t>
       </w:r>
     </w:p>
     <w:p>
@@ -1048,13 +1415,33 @@
           <w:szCs w:val="18"/>
         </w:rPr>
       </w:pPr>
-      <w:r>
-        <w:rPr>
-          <w:rFonts w:ascii="Arial" w:hAnsi="Arial" w:cs="Arial"/>
-          <w:sz w:val="18"/>
-          <w:szCs w:val="18"/>
-        </w:rPr>
-        <w:t>Junto com a equipe, desenvolvi jogos digitais educativos, utilizando as linguagens C# e Java, alem de realizar a programação, testes, depuração e documentação dos jogos e apps produzidos.</w:t>
+    </w:p>
+    <w:p>
+      <w:pPr>
+        <w:pStyle w:val="Commarcadores"/>
+        <w:numPr>
+          <w:ilvl w:val="0"/>
+          <w:numId w:val="8"/>
+        </w:numPr>
+        <w:rPr>
+          <w:rFonts w:ascii="Arial" w:eastAsiaTheme="majorEastAsia" w:hAnsi="Arial" w:cs="Arial"/>
+          <w:b/>
+          <w:caps/>
+          <w:color w:val="auto"/>
+          <w:sz w:val="20"/>
+          <w:szCs w:val="20"/>
+        </w:rPr>
+      </w:pPr>
+      <w:r>
+        <w:rPr>
+          <w:rFonts w:ascii="Arial" w:eastAsiaTheme="majorEastAsia" w:hAnsi="Arial" w:cs="Arial"/>
+          <w:b/>
+          <w:caps/>
+          <w:color w:val="auto"/>
+          <w:sz w:val="20"/>
+          <w:szCs w:val="20"/>
+        </w:rPr>
+        <w:t>Analista de Software Junior na Associação Cultura de Renovação Tecnológica Sorocabana (Agosto de 2017 – Janeiro de 2018)</w:t>
       </w:r>
     </w:p>
     <w:p>
@@ -1066,52 +1453,18 @@
         </w:numPr>
         <w:ind w:left="216"/>
         <w:rPr>
-          <w:rFonts w:ascii="Arial" w:eastAsiaTheme="majorEastAsia" w:hAnsi="Arial" w:cs="Arial"/>
-          <w:b/>
-          <w:caps/>
-          <w:color w:val="262626" w:themeColor="text1" w:themeTint="D9"/>
-          <w:sz w:val="18"/>
-          <w:szCs w:val="18"/>
-        </w:rPr>
-      </w:pPr>
-    </w:p>
-    <w:p>
-      <w:pPr>
-        <w:pStyle w:val="Commarcadores"/>
-        <w:numPr>
-          <w:ilvl w:val="0"/>
-          <w:numId w:val="0"/>
-        </w:numPr>
-        <w:rPr>
-          <w:rFonts w:ascii="Arial" w:hAnsi="Arial" w:cs="Arial"/>
-          <w:sz w:val="18"/>
-          <w:szCs w:val="18"/>
-        </w:rPr>
-      </w:pPr>
-    </w:p>
-    <w:p>
-      <w:pPr>
-        <w:pStyle w:val="Commarcadores"/>
-        <w:numPr>
-          <w:ilvl w:val="0"/>
-          <w:numId w:val="9"/>
-        </w:numPr>
-        <w:rPr>
-          <w:rFonts w:ascii="Arial" w:hAnsi="Arial" w:cs="Arial"/>
-          <w:sz w:val="18"/>
-          <w:szCs w:val="18"/>
-        </w:rPr>
-      </w:pPr>
-      <w:r>
-        <w:rPr>
-          <w:rFonts w:ascii="Arial" w:eastAsiaTheme="majorEastAsia" w:hAnsi="Arial" w:cs="Arial"/>
-          <w:b/>
-          <w:caps/>
-          <w:color w:val="262626" w:themeColor="text1" w:themeTint="D9"/>
-          <w:sz w:val="20"/>
-          <w:szCs w:val="20"/>
-        </w:rPr>
-        <w:t>Monitoria Técnica na FACENS (Janeiro de 2016 - Agosto de 2017)</w:t>
+          <w:rFonts w:ascii="Arial" w:hAnsi="Arial" w:cs="Arial"/>
+          <w:sz w:val="18"/>
+          <w:szCs w:val="18"/>
+        </w:rPr>
+      </w:pPr>
+      <w:r>
+        <w:rPr>
+          <w:rFonts w:ascii="Arial" w:hAnsi="Arial" w:cs="Arial"/>
+          <w:sz w:val="18"/>
+          <w:szCs w:val="18"/>
+        </w:rPr>
+        <w:t>Junto com a equipe, desenvolvi jogos digitais educativos, utilizando as linguagens C# e Java, alem de realizar a programação, testes, depuração e documentação dos jogos e apps produzidos.</w:t>
       </w:r>
     </w:p>
     <w:p>
@@ -1123,18 +1476,53 @@
         </w:numPr>
         <w:ind w:left="216"/>
         <w:rPr>
-          <w:rFonts w:ascii="Arial" w:hAnsi="Arial" w:cs="Arial"/>
-          <w:sz w:val="18"/>
-          <w:szCs w:val="18"/>
-        </w:rPr>
-      </w:pPr>
-      <w:r>
-        <w:rPr>
-          <w:rFonts w:ascii="Arial" w:hAnsi="Arial" w:cs="Arial"/>
-          <w:sz w:val="18"/>
-          <w:szCs w:val="18"/>
-        </w:rPr>
-        <w:t xml:space="preserve">Auxiliei nas áreas de programação, banco de dados, redes de computadores e desenvolvimento de jogos e </w:t>
+          <w:rFonts w:ascii="Arial" w:eastAsiaTheme="majorEastAsia" w:hAnsi="Arial" w:cs="Arial"/>
+          <w:b/>
+          <w:caps/>
+          <w:color w:val="262626" w:themeColor="text1" w:themeTint="D9"/>
+          <w:sz w:val="18"/>
+          <w:szCs w:val="18"/>
+        </w:rPr>
+      </w:pPr>
+    </w:p>
+    <w:p>
+      <w:pPr>
+        <w:pStyle w:val="Commarcadores"/>
+        <w:numPr>
+          <w:ilvl w:val="0"/>
+          <w:numId w:val="0"/>
+        </w:numPr>
+        <w:rPr>
+          <w:rFonts w:ascii="Arial" w:hAnsi="Arial" w:cs="Arial"/>
+          <w:sz w:val="18"/>
+          <w:szCs w:val="18"/>
+        </w:rPr>
+      </w:pPr>
+    </w:p>
+    <w:p>
+      <w:pPr>
+        <w:pStyle w:val="Commarcadores"/>
+        <w:numPr>
+          <w:ilvl w:val="0"/>
+          <w:numId w:val="9"/>
+        </w:numPr>
+        <w:rPr>
+          <w:rFonts w:ascii="Arial" w:hAnsi="Arial" w:cs="Arial"/>
+          <w:color w:val="auto"/>
+          <w:sz w:val="18"/>
+          <w:szCs w:val="18"/>
+        </w:rPr>
+      </w:pPr>
+      <w:r>
+        <w:rPr>
+          <w:rFonts w:ascii="Arial" w:eastAsiaTheme="majorEastAsia" w:hAnsi="Arial" w:cs="Arial"/>
+          <w:b/>
+          <w:caps/>
+          <w:color w:val="auto"/>
+          <w:sz w:val="20"/>
+          <w:szCs w:val="20"/>
+        </w:rPr>
+        <w:t>Monitoria Técnica na FACENS (Janeiro de 2016 - Agosto de 2017)</w:t>
       </w:r>
     </w:p>
     <w:p>
@@ -1157,7 +1545,7 @@
           <w:sz w:val="18"/>
           <w:szCs w:val="18"/>
         </w:rPr>
-        <w:t>aplicativos.</w:t>
+        <w:t xml:space="preserve">Auxiliei nas áreas de programação, banco de dados, redes de computadores e desenvolvimento de jogos e </w:t>
       </w:r>
     </w:p>
     <w:p>
@@ -1174,30 +1562,13 @@
           <w:szCs w:val="18"/>
         </w:rPr>
       </w:pPr>
-    </w:p>
-    <w:p>
-      <w:pPr>
-        <w:pStyle w:val="Commarcadores"/>
-        <w:numPr>
-          <w:ilvl w:val="0"/>
-          <w:numId w:val="10"/>
-        </w:numPr>
-        <w:rPr>
-          <w:rFonts w:ascii="Arial" w:hAnsi="Arial" w:cs="Arial"/>
-          <w:sz w:val="18"/>
-          <w:szCs w:val="18"/>
-        </w:rPr>
-      </w:pPr>
-      <w:r>
-        <w:rPr>
-          <w:rFonts w:ascii="Arial" w:eastAsiaTheme="majorEastAsia" w:hAnsi="Arial" w:cs="Arial"/>
-          <w:b/>
-          <w:caps/>
-          <w:color w:val="262626" w:themeColor="text1" w:themeTint="D9"/>
-          <w:sz w:val="20"/>
-          <w:szCs w:val="20"/>
-        </w:rPr>
-        <w:t>Auxiliar de Escritório em Antonio Tomaz de Oliveira Roupas Epp. (Agosto de 2015 - Agosto de 2017)</w:t>
+      <w:r>
+        <w:rPr>
+          <w:rFonts w:ascii="Arial" w:hAnsi="Arial" w:cs="Arial"/>
+          <w:sz w:val="18"/>
+          <w:szCs w:val="18"/>
+        </w:rPr>
+        <w:t>aplicativos.</w:t>
       </w:r>
     </w:p>
     <w:p>
@@ -1210,17 +1581,36 @@
         <w:ind w:left="216"/>
         <w:rPr>
           <w:rFonts w:ascii="Arial" w:hAnsi="Arial" w:cs="Arial"/>
-          <w:sz w:val="18"/>
-          <w:szCs w:val="18"/>
-        </w:rPr>
-      </w:pPr>
-      <w:r>
-        <w:rPr>
-          <w:rFonts w:ascii="Arial" w:hAnsi="Arial" w:cs="Arial"/>
-          <w:sz w:val="18"/>
-          <w:szCs w:val="18"/>
-        </w:rPr>
-        <w:t>Responsável pelo atendimento ao cliente, emissão de notas fiscais, controle de estoque e organização de documentos.</w:t>
+          <w:color w:val="auto"/>
+          <w:sz w:val="18"/>
+          <w:szCs w:val="18"/>
+        </w:rPr>
+      </w:pPr>
+    </w:p>
+    <w:p>
+      <w:pPr>
+        <w:pStyle w:val="Commarcadores"/>
+        <w:numPr>
+          <w:ilvl w:val="0"/>
+          <w:numId w:val="10"/>
+        </w:numPr>
+        <w:rPr>
+          <w:rFonts w:ascii="Arial" w:hAnsi="Arial" w:cs="Arial"/>
+          <w:color w:val="auto"/>
+          <w:sz w:val="18"/>
+          <w:szCs w:val="18"/>
+        </w:rPr>
+      </w:pPr>
+      <w:r>
+        <w:rPr>
+          <w:rFonts w:ascii="Arial" w:eastAsiaTheme="majorEastAsia" w:hAnsi="Arial" w:cs="Arial"/>
+          <w:b/>
+          <w:caps/>
+          <w:color w:val="auto"/>
+          <w:sz w:val="20"/>
+          <w:szCs w:val="20"/>
+        </w:rPr>
+        <w:t>Auxiliar de Escritório em Antonio Tomaz de Oliveira Roupas Epp. (Agosto de 2015 - Agosto de 2017)</w:t>
       </w:r>
     </w:p>
     <w:p>
@@ -1237,6 +1627,29 @@
           <w:szCs w:val="18"/>
         </w:rPr>
       </w:pPr>
+      <w:r>
+        <w:rPr>
+          <w:rFonts w:ascii="Arial" w:hAnsi="Arial" w:cs="Arial"/>
+          <w:sz w:val="18"/>
+          <w:szCs w:val="18"/>
+        </w:rPr>
+        <w:t>Responsável pelo atendimento ao cliente, emissão de notas fiscais, controle de estoque e organização de documentos.</w:t>
+      </w:r>
+    </w:p>
+    <w:p>
+      <w:pPr>
+        <w:pStyle w:val="Commarcadores"/>
+        <w:numPr>
+          <w:ilvl w:val="0"/>
+          <w:numId w:val="0"/>
+        </w:numPr>
+        <w:ind w:left="216"/>
+        <w:rPr>
+          <w:rFonts w:ascii="Arial" w:hAnsi="Arial" w:cs="Arial"/>
+          <w:sz w:val="18"/>
+          <w:szCs w:val="18"/>
+        </w:rPr>
+      </w:pPr>
     </w:p>
     <w:p>
       <w:pPr>
@@ -1247,6 +1660,7 @@
         </w:numPr>
         <w:rPr>
           <w:rFonts w:ascii="Arial" w:hAnsi="Arial" w:cs="Arial"/>
+          <w:color w:val="auto"/>
           <w:sz w:val="18"/>
           <w:szCs w:val="18"/>
         </w:rPr>
@@ -1256,7 +1670,7 @@
           <w:rFonts w:ascii="Arial" w:eastAsiaTheme="majorEastAsia" w:hAnsi="Arial" w:cs="Arial"/>
           <w:b/>
           <w:caps/>
-          <w:color w:val="262626" w:themeColor="text1" w:themeTint="D9"/>
+          <w:color w:val="auto"/>
           <w:sz w:val="20"/>
           <w:szCs w:val="20"/>
         </w:rPr>
@@ -1353,6 +1767,27 @@
 <file path=word/numbering.xml><?xml version="1.0" encoding="utf-8"?>
 <w:numbering xmlns:wpc="http://schemas.microsoft.com/office/word/2010/wordprocessingCanvas" xmlns:cx="http://schemas.microsoft.com/office/drawing/2014/chartex" xmlns:cx1="http://schemas.microsoft.com/office/drawing/2015/9/8/chartex" xmlns:cx2="http://schemas.microsoft.com/office/drawing/2015/10/21/chartex" xmlns:cx3="http://schemas.microsoft.com/office/drawing/2016/5/9/chartex" xmlns:cx4="http://schemas.microsoft.com/office/drawing/2016/5/10/chartex" xmlns:cx5="http://schemas.microsoft.com/office/drawing/2016/5/11/chartex" xmlns:cx6="http://schemas.microsoft.com/office/drawing/2016/5/12/chartex" xmlns:cx7="http://schemas.microsoft.com/office/drawing/2016/5/13/chartex" xmlns:cx8="http://schemas.microsoft.com/office/drawing/2016/5/14/chartex" xmlns:mc="http://schemas.openxmlformats.org/markup-compatibility/2006" xmlns:aink="http://schemas.microsoft.com/office/drawing/2016/ink" xmlns:am3d="http://schemas.microsoft.com/office/drawing/2017/model3d" xmlns:o="urn:schemas-microsoft-com:office:office" xmlns:oel="http://schemas.microsoft.com/office/2019/extlst" xmlns:r="http://schemas.openxmlformats.org/officeDocument/2006/relationships" xmlns:m="http://schemas.openxmlformats.org/officeDocument/2006/math" xmlns:v="urn:schemas-microsoft-com:vml" xmlns:wp14="http://schemas.microsoft.com/office/word/2010/wordprocessingDrawing" xmlns:wp="http://schemas.openxmlformats.org/drawingml/2006/wordprocessingDrawing" xmlns:w10="urn:schemas-microsoft-com:office:word" xmlns:w="http://schemas.openxmlformats.org/wordprocessingml/2006/main" xmlns:w14="http://schemas.microsoft.com/office/word/2010/wordml" xmlns:w15="http://schemas.microsoft.com/office/word/2012/wordml" xmlns:w16cex="http://schemas.microsoft.com/office/word/2018/wordml/cex" xmlns:w16cid="http://schemas.microsoft.com/office/word/2016/wordml/cid" xmlns:w16="http://schemas.microsoft.com/office/word/2018/wordml" xmlns:w16du="http://schemas.microsoft.com/office/word/2023/wordml/word16du" xmlns:w16sdtdh="http://schemas.microsoft.com/office/word/2020/wordml/sdtdatahash" xmlns:w16sdtfl="http://schemas.microsoft.com/office/word/2024/wordml/sdtformatlock" xmlns:w16se="http://schemas.microsoft.com/office/word/2015/wordml/symex" xmlns:wpg="http://schemas.microsoft.com/office/word/2010/wordprocessingGroup" xmlns:wpi="http://schemas.microsoft.com/office/word/2010/wordprocessingInk" xmlns:wne="http://schemas.microsoft.com/office/word/2006/wordml" xmlns:wps="http://schemas.microsoft.com/office/word/2010/wordprocessingShape" mc:Ignorable="w14 w15 w16se w16cid w16 w16cex w16sdtdh w16sdtfl w16du wp14">
   <w:abstractNum w:abstractNumId="0" w15:restartNumberingAfterBreak="0">
+    <w:nsid w:val="FFFFFF89"/>
+    <w:multiLevelType w:val="singleLevel"/>
+    <w:tmpl w:val="2BDC05FE"/>
+    <w:lvl w:ilvl="0">
+      <w:start w:val="1"/>
+      <w:numFmt w:val="bullet"/>
+      <w:pStyle w:val="Commarcadores"/>
+      <w:lvlText w:val=""/>
+      <w:lvlJc w:val="left"/>
+      <w:pPr>
+        <w:tabs>
+          <w:tab w:val="num" w:pos="360"/>
+        </w:tabs>
+        <w:ind w:left="360" w:hanging="360"/>
+      </w:pPr>
+      <w:rPr>
+        <w:rFonts w:ascii="Symbol" w:hAnsi="Symbol" w:hint="default"/>
+      </w:rPr>
+    </w:lvl>
+  </w:abstractNum>
+  <w:abstractNum w:abstractNumId="1" w15:restartNumberingAfterBreak="0">
     <w:nsid w:val="06D13BB0"/>
     <w:multiLevelType w:val="multilevel"/>
     <w:tmpl w:val="1ABE4A40"/>
@@ -1492,7 +1927,7 @@
       </w:rPr>
     </w:lvl>
   </w:abstractNum>
-  <w:abstractNum w:abstractNumId="1" w15:restartNumberingAfterBreak="0">
+  <w:abstractNum w:abstractNumId="2" w15:restartNumberingAfterBreak="0">
     <w:nsid w:val="094C4CB0"/>
     <w:multiLevelType w:val="multilevel"/>
     <w:tmpl w:val="91587AD0"/>
@@ -1632,7 +2067,7 @@
       </w:rPr>
     </w:lvl>
   </w:abstractNum>
-  <w:abstractNum w:abstractNumId="2" w15:restartNumberingAfterBreak="0">
+  <w:abstractNum w:abstractNumId="3" w15:restartNumberingAfterBreak="0">
     <w:nsid w:val="180E0E3F"/>
     <w:multiLevelType w:val="multilevel"/>
     <w:tmpl w:val="5628C3FC"/>
@@ -1772,7 +2207,7 @@
       </w:rPr>
     </w:lvl>
   </w:abstractNum>
-  <w:abstractNum w:abstractNumId="3" w15:restartNumberingAfterBreak="0">
+  <w:abstractNum w:abstractNumId="4" w15:restartNumberingAfterBreak="0">
     <w:nsid w:val="19965628"/>
     <w:multiLevelType w:val="multilevel"/>
     <w:tmpl w:val="1CBE20F2"/>
@@ -1912,7 +2347,7 @@
       </w:rPr>
     </w:lvl>
   </w:abstractNum>
-  <w:abstractNum w:abstractNumId="4" w15:restartNumberingAfterBreak="0">
+  <w:abstractNum w:abstractNumId="5" w15:restartNumberingAfterBreak="0">
     <w:nsid w:val="216F5ABA"/>
     <w:multiLevelType w:val="multilevel"/>
     <w:tmpl w:val="90FCA684"/>
@@ -2052,7 +2487,7 @@
       </w:rPr>
     </w:lvl>
   </w:abstractNum>
-  <w:abstractNum w:abstractNumId="5" w15:restartNumberingAfterBreak="0">
+  <w:abstractNum w:abstractNumId="6" w15:restartNumberingAfterBreak="0">
     <w:nsid w:val="23506B76"/>
     <w:multiLevelType w:val="multilevel"/>
     <w:tmpl w:val="F6D4D38A"/>
@@ -2174,7 +2609,7 @@
       </w:pPr>
     </w:lvl>
   </w:abstractNum>
-  <w:abstractNum w:abstractNumId="6" w15:restartNumberingAfterBreak="0">
+  <w:abstractNum w:abstractNumId="7" w15:restartNumberingAfterBreak="0">
     <w:nsid w:val="3D676C3A"/>
     <w:multiLevelType w:val="multilevel"/>
     <w:tmpl w:val="7862BBB2"/>
@@ -2314,7 +2749,7 @@
       </w:rPr>
     </w:lvl>
   </w:abstractNum>
-  <w:abstractNum w:abstractNumId="7" w15:restartNumberingAfterBreak="0">
+  <w:abstractNum w:abstractNumId="8" w15:restartNumberingAfterBreak="0">
     <w:nsid w:val="45E052EF"/>
     <w:multiLevelType w:val="multilevel"/>
     <w:tmpl w:val="CF8A96CA"/>
@@ -2428,7 +2863,7 @@
       </w:pPr>
     </w:lvl>
   </w:abstractNum>
-  <w:abstractNum w:abstractNumId="8" w15:restartNumberingAfterBreak="0">
+  <w:abstractNum w:abstractNumId="9" w15:restartNumberingAfterBreak="0">
     <w:nsid w:val="4AD34A8C"/>
     <w:multiLevelType w:val="multilevel"/>
     <w:tmpl w:val="3CB69E50"/>
@@ -2568,7 +3003,156 @@
       </w:rPr>
     </w:lvl>
   </w:abstractNum>
-  <w:abstractNum w:abstractNumId="9" w15:restartNumberingAfterBreak="0">
+  <w:abstractNum w:abstractNumId="10" w15:restartNumberingAfterBreak="0">
+    <w:nsid w:val="4F1A562A"/>
+    <w:multiLevelType w:val="multilevel"/>
+    <w:tmpl w:val="94B4622C"/>
+    <w:lvl w:ilvl="0">
+      <w:start w:val="1"/>
+      <w:numFmt w:val="bullet"/>
+      <w:lvlText w:val=""/>
+      <w:lvlJc w:val="left"/>
+      <w:pPr>
+        <w:tabs>
+          <w:tab w:val="num" w:pos="720"/>
+        </w:tabs>
+        <w:ind w:left="720" w:hanging="360"/>
+      </w:pPr>
+      <w:rPr>
+        <w:rFonts w:ascii="Symbol" w:hAnsi="Symbol" w:hint="default"/>
+        <w:sz w:val="20"/>
+      </w:rPr>
+    </w:lvl>
+    <w:lvl w:ilvl="1" w:tentative="1">
+      <w:start w:val="1"/>
+      <w:numFmt w:val="bullet"/>
+      <w:lvlText w:val="o"/>
+      <w:lvlJc w:val="left"/>
+      <w:pPr>
+        <w:tabs>
+          <w:tab w:val="num" w:pos="1440"/>
+        </w:tabs>
+        <w:ind w:left="1440" w:hanging="360"/>
+      </w:pPr>
+      <w:rPr>
+        <w:rFonts w:ascii="Courier New" w:hAnsi="Courier New" w:hint="default"/>
+        <w:sz w:val="20"/>
+      </w:rPr>
+    </w:lvl>
+    <w:lvl w:ilvl="2" w:tentative="1">
+      <w:start w:val="1"/>
+      <w:numFmt w:val="bullet"/>
+      <w:lvlText w:val=""/>
+      <w:lvlJc w:val="left"/>
+      <w:pPr>
+        <w:tabs>
+          <w:tab w:val="num" w:pos="2160"/>
+        </w:tabs>
+        <w:ind w:left="2160" w:hanging="360"/>
+      </w:pPr>
+      <w:rPr>
+        <w:rFonts w:ascii="Wingdings" w:hAnsi="Wingdings" w:hint="default"/>
+        <w:sz w:val="20"/>
+      </w:rPr>
+    </w:lvl>
+    <w:lvl w:ilvl="3" w:tentative="1">
+      <w:start w:val="1"/>
+      <w:numFmt w:val="bullet"/>
+      <w:lvlText w:val=""/>
+      <w:lvlJc w:val="left"/>
+      <w:pPr>
+        <w:tabs>
+          <w:tab w:val="num" w:pos="2880"/>
+        </w:tabs>
+        <w:ind w:left="2880" w:hanging="360"/>
+      </w:pPr>
+      <w:rPr>
+        <w:rFonts w:ascii="Wingdings" w:hAnsi="Wingdings" w:hint="default"/>
+        <w:sz w:val="20"/>
+      </w:rPr>
+    </w:lvl>
+    <w:lvl w:ilvl="4" w:tentative="1">
+      <w:start w:val="1"/>
+      <w:numFmt w:val="bullet"/>
+      <w:lvlText w:val=""/>
+      <w:lvlJc w:val="left"/>
+      <w:pPr>
+        <w:tabs>
+          <w:tab w:val="num" w:pos="3600"/>
+        </w:tabs>
+        <w:ind w:left="3600" w:hanging="360"/>
+      </w:pPr>
+      <w:rPr>
+        <w:rFonts w:ascii="Wingdings" w:hAnsi="Wingdings" w:hint="default"/>
+        <w:sz w:val="20"/>
+      </w:rPr>
+    </w:lvl>
+    <w:lvl w:ilvl="5" w:tentative="1">
+      <w:start w:val="1"/>
+      <w:numFmt w:val="bullet"/>
+      <w:lvlText w:val=""/>
+      <w:lvlJc w:val="left"/>
+      <w:pPr>
+        <w:tabs>
+          <w:tab w:val="num" w:pos="4320"/>
+        </w:tabs>
+        <w:ind w:left="4320" w:hanging="360"/>
+      </w:pPr>
+      <w:rPr>
+        <w:rFonts w:ascii="Wingdings" w:hAnsi="Wingdings" w:hint="default"/>
+        <w:sz w:val="20"/>
+      </w:rPr>
+    </w:lvl>
+    <w:lvl w:ilvl="6" w:tentative="1">
+      <w:start w:val="1"/>
+      <w:numFmt w:val="bullet"/>
+      <w:lvlText w:val=""/>
+      <w:lvlJc w:val="left"/>
+      <w:pPr>
+        <w:tabs>
+          <w:tab w:val="num" w:pos="5040"/>
+        </w:tabs>
+        <w:ind w:left="5040" w:hanging="360"/>
+      </w:pPr>
+      <w:rPr>
+        <w:rFonts w:ascii="Wingdings" w:hAnsi="Wingdings" w:hint="default"/>
+        <w:sz w:val="20"/>
+      </w:rPr>
+    </w:lvl>
+    <w:lvl w:ilvl="7" w:tentative="1">
+      <w:start w:val="1"/>
+      <w:numFmt w:val="bullet"/>
+      <w:lvlText w:val=""/>
+      <w:lvlJc w:val="left"/>
+      <w:pPr>
+        <w:tabs>
+          <w:tab w:val="num" w:pos="5760"/>
+        </w:tabs>
+        <w:ind w:left="5760" w:hanging="360"/>
+      </w:pPr>
+      <w:rPr>
+        <w:rFonts w:ascii="Wingdings" w:hAnsi="Wingdings" w:hint="default"/>
+        <w:sz w:val="20"/>
+      </w:rPr>
+    </w:lvl>
+    <w:lvl w:ilvl="8" w:tentative="1">
+      <w:start w:val="1"/>
+      <w:numFmt w:val="bullet"/>
+      <w:lvlText w:val=""/>
+      <w:lvlJc w:val="left"/>
+      <w:pPr>
+        <w:tabs>
+          <w:tab w:val="num" w:pos="6480"/>
+        </w:tabs>
+        <w:ind w:left="6480" w:hanging="360"/>
+      </w:pPr>
+      <w:rPr>
+        <w:rFonts w:ascii="Wingdings" w:hAnsi="Wingdings" w:hint="default"/>
+        <w:sz w:val="20"/>
+      </w:rPr>
+    </w:lvl>
+  </w:abstractNum>
+  <w:abstractNum w:abstractNumId="11" w15:restartNumberingAfterBreak="0">
     <w:nsid w:val="5D4313B5"/>
     <w:multiLevelType w:val="multilevel"/>
     <w:tmpl w:val="7E4C8E74"/>
@@ -2708,7 +3292,7 @@
       </w:rPr>
     </w:lvl>
   </w:abstractNum>
-  <w:abstractNum w:abstractNumId="10" w15:restartNumberingAfterBreak="0">
+  <w:abstractNum w:abstractNumId="12" w15:restartNumberingAfterBreak="0">
     <w:nsid w:val="6F2B031B"/>
     <w:multiLevelType w:val="multilevel"/>
     <w:tmpl w:val="98C436DC"/>
@@ -2850,37 +3434,43 @@
     </w:lvl>
   </w:abstractNum>
   <w:num w:numId="1" w16cid:durableId="1743680184">
+    <w:abstractNumId w:val="6"/>
+  </w:num>
+  <w:num w:numId="2" w16cid:durableId="741758712">
+    <w:abstractNumId w:val="12"/>
+  </w:num>
+  <w:num w:numId="3" w16cid:durableId="2064870860">
+    <w:abstractNumId w:val="8"/>
+  </w:num>
+  <w:num w:numId="4" w16cid:durableId="294144135">
+    <w:abstractNumId w:val="2"/>
+  </w:num>
+  <w:num w:numId="5" w16cid:durableId="1430929645">
+    <w:abstractNumId w:val="3"/>
+  </w:num>
+  <w:num w:numId="6" w16cid:durableId="1770350300">
+    <w:abstractNumId w:val="4"/>
+  </w:num>
+  <w:num w:numId="7" w16cid:durableId="1865745664">
+    <w:abstractNumId w:val="11"/>
+  </w:num>
+  <w:num w:numId="8" w16cid:durableId="1414163659">
+    <w:abstractNumId w:val="1"/>
+  </w:num>
+  <w:num w:numId="9" w16cid:durableId="655453273">
+    <w:abstractNumId w:val="7"/>
+  </w:num>
+  <w:num w:numId="10" w16cid:durableId="1224759263">
     <w:abstractNumId w:val="5"/>
   </w:num>
-  <w:num w:numId="2" w16cid:durableId="741758712">
-    <w:abstractNumId w:val="10"/>
-  </w:num>
-  <w:num w:numId="3" w16cid:durableId="2064870860">
-    <w:abstractNumId w:val="7"/>
-  </w:num>
-  <w:num w:numId="4" w16cid:durableId="294144135">
-    <w:abstractNumId w:val="1"/>
-  </w:num>
-  <w:num w:numId="5" w16cid:durableId="1430929645">
-    <w:abstractNumId w:val="2"/>
-  </w:num>
-  <w:num w:numId="6" w16cid:durableId="1770350300">
-    <w:abstractNumId w:val="3"/>
-  </w:num>
-  <w:num w:numId="7" w16cid:durableId="1865745664">
+  <w:num w:numId="11" w16cid:durableId="25913878">
     <w:abstractNumId w:val="9"/>
   </w:num>
-  <w:num w:numId="8" w16cid:durableId="1414163659">
+  <w:num w:numId="12" w16cid:durableId="1253591578">
     <w:abstractNumId w:val="0"/>
   </w:num>
-  <w:num w:numId="9" w16cid:durableId="655453273">
-    <w:abstractNumId w:val="6"/>
-  </w:num>
-  <w:num w:numId="10" w16cid:durableId="1224759263">
-    <w:abstractNumId w:val="4"/>
-  </w:num>
-  <w:num w:numId="11" w16cid:durableId="25913878">
-    <w:abstractNumId w:val="8"/>
+  <w:num w:numId="13" w16cid:durableId="1535729236">
+    <w:abstractNumId w:val="10"/>
   </w:num>
 </w:numbering>
 </file>
@@ -4279,10 +4869,10 @@
 
 <file path=word/glossary/fontTable.xml><?xml version="1.0" encoding="utf-8"?>
 <w:fonts xmlns:mc="http://schemas.openxmlformats.org/markup-compatibility/2006" xmlns:r="http://schemas.openxmlformats.org/officeDocument/2006/relationships" xmlns:w="http://schemas.openxmlformats.org/wordprocessingml/2006/main" xmlns:w14="http://schemas.microsoft.com/office/word/2010/wordml" xmlns:w15="http://schemas.microsoft.com/office/word/2012/wordml" xmlns:w16cex="http://schemas.microsoft.com/office/word/2018/wordml/cex" xmlns:w16cid="http://schemas.microsoft.com/office/word/2016/wordml/cid" xmlns:w16="http://schemas.microsoft.com/office/word/2018/wordml" xmlns:w16du="http://schemas.microsoft.com/office/word/2023/wordml/word16du" xmlns:w16sdtdh="http://schemas.microsoft.com/office/word/2020/wordml/sdtdatahash" xmlns:w16sdtfl="http://schemas.microsoft.com/office/word/2024/wordml/sdtformatlock" xmlns:w16se="http://schemas.microsoft.com/office/word/2015/wordml/symex" mc:Ignorable="w14 w15 w16se w16cid w16 w16cex w16sdtdh w16sdtfl w16du">
-  <w:font w:name="Wingdings">
-    <w:panose1 w:val="05000000000000000000"/>
+  <w:font w:name="Symbol">
+    <w:panose1 w:val="05050102010706020507"/>
     <w:charset w:val="02"/>
-    <w:family w:val="auto"/>
+    <w:family w:val="roman"/>
     <w:pitch w:val="variable"/>
     <w:sig w:usb0="00000000" w:usb1="10000000" w:usb2="00000000" w:usb3="00000000" w:csb0="80000000" w:csb1="00000000"/>
   </w:font>
@@ -4293,19 +4883,19 @@
     <w:pitch w:val="variable"/>
     <w:sig w:usb0="E0002EFF" w:usb1="C000785B" w:usb2="00000009" w:usb3="00000000" w:csb0="000001FF" w:csb1="00000000"/>
   </w:font>
+  <w:font w:name="Wingdings">
+    <w:panose1 w:val="05000000000000000000"/>
+    <w:charset w:val="02"/>
+    <w:family w:val="auto"/>
+    <w:pitch w:val="variable"/>
+    <w:sig w:usb0="00000000" w:usb1="10000000" w:usb2="00000000" w:usb3="00000000" w:csb0="80000000" w:csb1="00000000"/>
+  </w:font>
   <w:font w:name="Courier New">
     <w:panose1 w:val="02070309020205020404"/>
     <w:charset w:val="00"/>
     <w:family w:val="modern"/>
     <w:pitch w:val="fixed"/>
     <w:sig w:usb0="E0002EFF" w:usb1="C0007843" w:usb2="00000009" w:usb3="00000000" w:csb0="000001FF" w:csb1="00000000"/>
-  </w:font>
-  <w:font w:name="Symbol">
-    <w:panose1 w:val="05050102010706020507"/>
-    <w:charset w:val="02"/>
-    <w:family w:val="roman"/>
-    <w:pitch w:val="variable"/>
-    <w:sig w:usb0="00000000" w:usb1="10000000" w:usb2="00000000" w:usb3="00000000" w:csb0="80000000" w:csb1="00000000"/>
   </w:font>
   <w:font w:name="Cambria">
     <w:panose1 w:val="02040503050406030204"/>
@@ -4415,6 +5005,7 @@
     <w:rsid w:val="00107E2B"/>
     <w:rsid w:val="00130929"/>
     <w:rsid w:val="002D3FC6"/>
+    <w:rsid w:val="002E5EEB"/>
     <w:rsid w:val="003856BD"/>
     <w:rsid w:val="003D3BA2"/>
     <w:rsid w:val="004443E8"/>
@@ -4422,6 +5013,7 @@
     <w:rsid w:val="00630DA3"/>
     <w:rsid w:val="00753168"/>
     <w:rsid w:val="00876AE9"/>
+    <w:rsid w:val="009B7B53"/>
     <w:rsid w:val="00AA104B"/>
     <w:rsid w:val="00B30C29"/>
     <w:rsid w:val="00B43A14"/>
